--- a/courts/ninth-circuit/alaska/federal/district/motion-brief/usage/OUTPUT-motion-brief.docx
+++ b/courts/ninth-circuit/alaska/federal/district/motion-brief/usage/OUTPUT-motion-brief.docx
@@ -4,95 +4,375 @@
   <w:body>
     <w:p>
       <w:pPr>
-        <w:pStyle w:val="Single"/>
-      </w:pPr>
-      <w:r>
-        <w:t xml:space="preserve">ADAM R.F. GUSTAFSON</w:t>
-      </w:r>
-    </w:p>
-    <w:p>
-      <w:pPr>
-        <w:pStyle w:val="Single"/>
-      </w:pPr>
-      <w:r>
-        <w:t xml:space="preserve">Acting Assistant Attorney General</w:t>
-      </w:r>
-    </w:p>
-    <w:p>
-      <w:pPr>
-        <w:pStyle w:val="Single"/>
-      </w:pPr>
-      <w:r>
-        <w:t xml:space="preserve">United States Department of Justice</w:t>
-      </w:r>
-    </w:p>
-    <w:p>
-      <w:pPr>
-        <w:pStyle w:val="Single"/>
-      </w:pPr>
-      <w:r>
-        <w:t xml:space="preserve">Environment and Natural Resources Division</w:t>
-      </w:r>
-    </w:p>
-    <w:p>
-      <w:pPr>
-        <w:pStyle w:val="Single"/>
-      </w:pPr>
-      <w:r>
-        <w:t xml:space="preserve">LUTHER L. HAJEK (CO Bar # 44303)</w:t>
-      </w:r>
-    </w:p>
-    <w:p>
-      <w:pPr>
-        <w:pStyle w:val="Single"/>
-      </w:pPr>
-      <w:r>
-        <w:t xml:space="preserve">Trial Attorney</w:t>
-      </w:r>
-    </w:p>
-    <w:p>
-      <w:pPr>
-        <w:pStyle w:val="Single"/>
-      </w:pPr>
-      <w:r>
-        <w:t xml:space="preserve">United States Department of Justice</w:t>
-      </w:r>
-    </w:p>
-    <w:p>
-      <w:pPr>
-        <w:pStyle w:val="Single"/>
-      </w:pPr>
-      <w:r>
-        <w:t xml:space="preserve">Environment and Natural Resources Division</w:t>
-      </w:r>
-    </w:p>
-    <w:p>
-      <w:pPr>
-        <w:pStyle w:val="Single"/>
-      </w:pPr>
-      <w:r>
-        <w:t xml:space="preserve">999 18th Street, North Terrace, Suite 600</w:t>
-      </w:r>
-    </w:p>
-    <w:p>
-      <w:pPr>
-        <w:pStyle w:val="Single"/>
-      </w:pPr>
-      <w:r>
-        <w:t xml:space="preserve">Denver, CO 80202</w:t>
-      </w:r>
-    </w:p>
-    <w:p>
-      <w:pPr>
-        <w:pStyle w:val="Single"/>
-      </w:pPr>
-      <w:r>
-        <w:t xml:space="preserve">Tel: (303) 241-0826 / Fax: (303) 844-1350</w:t>
-      </w:r>
-    </w:p>
-    <w:p>
-      <w:pPr>
-        <w:pStyle w:val="Single"/>
+        <w:spacing w:before="0" w:after="0" w:line="300" w:lineRule="exact"/>
+        <w:ind w:left="0" w:firstLine="0"/>
+        <w:jc w:val="left"/>
+      </w:pPr>
+      <w:r>
+        <w:t xml:space="preserve">ADAM</w:t>
+      </w:r>
+      <w:r>
+        <w:t xml:space="preserve"> </w:t>
+      </w:r>
+      <w:r>
+        <w:t xml:space="preserve">R.F.</w:t>
+      </w:r>
+      <w:r>
+        <w:t xml:space="preserve"> </w:t>
+      </w:r>
+      <w:r>
+        <w:t xml:space="preserve">GUSTAFSON</w:t>
+      </w:r>
+    </w:p>
+    <w:p>
+      <w:pPr>
+        <w:spacing w:before="0" w:after="0" w:line="300" w:lineRule="exact"/>
+        <w:ind w:left="0" w:firstLine="0"/>
+        <w:jc w:val="left"/>
+      </w:pPr>
+      <w:r>
+        <w:t xml:space="preserve">Acting</w:t>
+      </w:r>
+      <w:r>
+        <w:t xml:space="preserve"> </w:t>
+      </w:r>
+      <w:r>
+        <w:t xml:space="preserve">Assistant</w:t>
+      </w:r>
+      <w:r>
+        <w:t xml:space="preserve"> </w:t>
+      </w:r>
+      <w:r>
+        <w:t xml:space="preserve">Attorney</w:t>
+      </w:r>
+      <w:r>
+        <w:t xml:space="preserve"> </w:t>
+      </w:r>
+      <w:r>
+        <w:t xml:space="preserve">General</w:t>
+      </w:r>
+    </w:p>
+    <w:p>
+      <w:pPr>
+        <w:spacing w:before="0" w:after="0" w:line="300" w:lineRule="exact"/>
+        <w:ind w:left="0" w:firstLine="0"/>
+        <w:jc w:val="left"/>
+      </w:pPr>
+      <w:r>
+        <w:t xml:space="preserve">United</w:t>
+      </w:r>
+      <w:r>
+        <w:t xml:space="preserve"> </w:t>
+      </w:r>
+      <w:r>
+        <w:t xml:space="preserve">States</w:t>
+      </w:r>
+      <w:r>
+        <w:t xml:space="preserve"> </w:t>
+      </w:r>
+      <w:r>
+        <w:t xml:space="preserve">Department</w:t>
+      </w:r>
+      <w:r>
+        <w:t xml:space="preserve"> </w:t>
+      </w:r>
+      <w:r>
+        <w:t xml:space="preserve">of</w:t>
+      </w:r>
+      <w:r>
+        <w:t xml:space="preserve"> </w:t>
+      </w:r>
+      <w:r>
+        <w:t xml:space="preserve">Justice</w:t>
+      </w:r>
+    </w:p>
+    <w:p>
+      <w:pPr>
+        <w:spacing w:before="0" w:after="0" w:line="300" w:lineRule="exact"/>
+        <w:ind w:left="0" w:firstLine="0"/>
+        <w:jc w:val="left"/>
+      </w:pPr>
+      <w:r>
+        <w:t xml:space="preserve">Environment</w:t>
+      </w:r>
+      <w:r>
+        <w:t xml:space="preserve"> </w:t>
+      </w:r>
+      <w:r>
+        <w:t xml:space="preserve">and</w:t>
+      </w:r>
+      <w:r>
+        <w:t xml:space="preserve"> </w:t>
+      </w:r>
+      <w:r>
+        <w:t xml:space="preserve">Natural</w:t>
+      </w:r>
+      <w:r>
+        <w:t xml:space="preserve"> </w:t>
+      </w:r>
+      <w:r>
+        <w:t xml:space="preserve">Resources</w:t>
+      </w:r>
+      <w:r>
+        <w:t xml:space="preserve"> </w:t>
+      </w:r>
+      <w:r>
+        <w:t xml:space="preserve">Division</w:t>
+      </w:r>
+    </w:p>
+    <w:p>
+      <w:pPr>
+        <w:spacing w:before="0" w:after="0" w:line="300" w:lineRule="exact"/>
+        <w:ind w:left="0" w:firstLine="0"/>
+        <w:jc w:val="left"/>
+      </w:pPr>
+      <w:r>
+        <w:t xml:space="preserve">LUTHER</w:t>
+      </w:r>
+      <w:r>
+        <w:t xml:space="preserve"> </w:t>
+      </w:r>
+      <w:r>
+        <w:t xml:space="preserve">L.</w:t>
+      </w:r>
+      <w:r>
+        <w:t xml:space="preserve"> </w:t>
+      </w:r>
+      <w:r>
+        <w:t xml:space="preserve">HAJEK</w:t>
+      </w:r>
+      <w:r>
+        <w:t xml:space="preserve"> </w:t>
+      </w:r>
+      <w:r>
+        <w:t xml:space="preserve">(CO</w:t>
+      </w:r>
+      <w:r>
+        <w:t xml:space="preserve"> </w:t>
+      </w:r>
+      <w:r>
+        <w:t xml:space="preserve">Bar</w:t>
+      </w:r>
+      <w:r>
+        <w:t xml:space="preserve"> </w:t>
+      </w:r>
+      <w:r>
+        <w:t xml:space="preserve">#</w:t>
+      </w:r>
+      <w:r>
+        <w:t xml:space="preserve"> </w:t>
+      </w:r>
+      <w:r>
+        <w:t xml:space="preserve">44303)</w:t>
+      </w:r>
+    </w:p>
+    <w:p>
+      <w:pPr>
+        <w:spacing w:before="0" w:after="0" w:line="300" w:lineRule="exact"/>
+        <w:ind w:left="0" w:firstLine="0"/>
+        <w:jc w:val="left"/>
+      </w:pPr>
+      <w:r>
+        <w:t xml:space="preserve">Trial</w:t>
+      </w:r>
+      <w:r>
+        <w:t xml:space="preserve"> </w:t>
+      </w:r>
+      <w:r>
+        <w:t xml:space="preserve">Attorney</w:t>
+      </w:r>
+    </w:p>
+    <w:p>
+      <w:pPr>
+        <w:spacing w:before="0" w:after="0" w:line="300" w:lineRule="exact"/>
+        <w:ind w:left="0" w:firstLine="0"/>
+        <w:jc w:val="left"/>
+      </w:pPr>
+      <w:r>
+        <w:t xml:space="preserve">United</w:t>
+      </w:r>
+      <w:r>
+        <w:t xml:space="preserve"> </w:t>
+      </w:r>
+      <w:r>
+        <w:t xml:space="preserve">States</w:t>
+      </w:r>
+      <w:r>
+        <w:t xml:space="preserve"> </w:t>
+      </w:r>
+      <w:r>
+        <w:t xml:space="preserve">Department</w:t>
+      </w:r>
+      <w:r>
+        <w:t xml:space="preserve"> </w:t>
+      </w:r>
+      <w:r>
+        <w:t xml:space="preserve">of</w:t>
+      </w:r>
+      <w:r>
+        <w:t xml:space="preserve"> </w:t>
+      </w:r>
+      <w:r>
+        <w:t xml:space="preserve">Justice</w:t>
+      </w:r>
+    </w:p>
+    <w:p>
+      <w:pPr>
+        <w:spacing w:before="0" w:after="0" w:line="300" w:lineRule="exact"/>
+        <w:ind w:left="0" w:firstLine="0"/>
+        <w:jc w:val="left"/>
+      </w:pPr>
+      <w:r>
+        <w:t xml:space="preserve">Environment</w:t>
+      </w:r>
+      <w:r>
+        <w:t xml:space="preserve"> </w:t>
+      </w:r>
+      <w:r>
+        <w:t xml:space="preserve">and</w:t>
+      </w:r>
+      <w:r>
+        <w:t xml:space="preserve"> </w:t>
+      </w:r>
+      <w:r>
+        <w:t xml:space="preserve">Natural</w:t>
+      </w:r>
+      <w:r>
+        <w:t xml:space="preserve"> </w:t>
+      </w:r>
+      <w:r>
+        <w:t xml:space="preserve">Resources</w:t>
+      </w:r>
+      <w:r>
+        <w:t xml:space="preserve"> </w:t>
+      </w:r>
+      <w:r>
+        <w:t xml:space="preserve">Division</w:t>
+      </w:r>
+    </w:p>
+    <w:p>
+      <w:pPr>
+        <w:spacing w:before="0" w:after="0" w:line="300" w:lineRule="exact"/>
+        <w:ind w:left="0" w:firstLine="0"/>
+        <w:jc w:val="left"/>
+      </w:pPr>
+      <w:r>
+        <w:t xml:space="preserve">999</w:t>
+      </w:r>
+      <w:r>
+        <w:t xml:space="preserve"> </w:t>
+      </w:r>
+      <w:r>
+        <w:t xml:space="preserve">18th</w:t>
+      </w:r>
+      <w:r>
+        <w:t xml:space="preserve"> </w:t>
+      </w:r>
+      <w:r>
+        <w:t xml:space="preserve">Street,</w:t>
+      </w:r>
+      <w:r>
+        <w:t xml:space="preserve"> </w:t>
+      </w:r>
+      <w:r>
+        <w:t xml:space="preserve">North</w:t>
+      </w:r>
+      <w:r>
+        <w:t xml:space="preserve"> </w:t>
+      </w:r>
+      <w:r>
+        <w:t xml:space="preserve">Terrace,</w:t>
+      </w:r>
+      <w:r>
+        <w:t xml:space="preserve"> </w:t>
+      </w:r>
+      <w:r>
+        <w:t xml:space="preserve">Suite</w:t>
+      </w:r>
+      <w:r>
+        <w:t xml:space="preserve"> </w:t>
+      </w:r>
+      <w:r>
+        <w:t xml:space="preserve">600</w:t>
+      </w:r>
+    </w:p>
+    <w:p>
+      <w:pPr>
+        <w:spacing w:before="0" w:after="0" w:line="300" w:lineRule="exact"/>
+        <w:ind w:left="0" w:firstLine="0"/>
+        <w:jc w:val="left"/>
+      </w:pPr>
+      <w:r>
+        <w:t xml:space="preserve">Denver,</w:t>
+      </w:r>
+      <w:r>
+        <w:t xml:space="preserve"> </w:t>
+      </w:r>
+      <w:r>
+        <w:t xml:space="preserve">CO</w:t>
+      </w:r>
+      <w:r>
+        <w:t xml:space="preserve"> </w:t>
+      </w:r>
+      <w:r>
+        <w:t xml:space="preserve">80202</w:t>
+      </w:r>
+    </w:p>
+    <w:p>
+      <w:pPr>
+        <w:spacing w:before="0" w:after="0" w:line="300" w:lineRule="exact"/>
+        <w:ind w:left="0" w:firstLine="0"/>
+        <w:jc w:val="left"/>
+      </w:pPr>
+      <w:r>
+        <w:t xml:space="preserve">Tel:</w:t>
+      </w:r>
+      <w:r>
+        <w:t xml:space="preserve"> </w:t>
+      </w:r>
+      <w:r>
+        <w:t xml:space="preserve">(303)</w:t>
+      </w:r>
+      <w:r>
+        <w:t xml:space="preserve"> </w:t>
+      </w:r>
+      <w:r>
+        <w:t xml:space="preserve">241</w:t>
+        <w:noBreakHyphen/>
+        <w:t xml:space="preserve">0826</w:t>
+      </w:r>
+      <w:r>
+        <w:t xml:space="preserve"> </w:t>
+      </w:r>
+      <w:r>
+        <w:t xml:space="preserve">/</w:t>
+      </w:r>
+      <w:r>
+        <w:t xml:space="preserve"> </w:t>
+      </w:r>
+      <w:r>
+        <w:t xml:space="preserve">Fax:</w:t>
+      </w:r>
+      <w:r>
+        <w:t xml:space="preserve"> </w:t>
+      </w:r>
+      <w:r>
+        <w:t xml:space="preserve">(303)</w:t>
+      </w:r>
+      <w:r>
+        <w:t xml:space="preserve"> </w:t>
+      </w:r>
+      <w:r>
+        <w:t xml:space="preserve">844</w:t>
+        <w:noBreakHyphen/>
+        <w:t xml:space="preserve">1350</w:t>
+      </w:r>
+    </w:p>
+    <w:p>
+      <w:pPr>
+        <w:spacing w:before="0" w:after="0" w:line="300" w:lineRule="exact"/>
+        <w:ind w:left="0" w:firstLine="0"/>
+        <w:jc w:val="left"/>
       </w:pPr>
       <w:r>
         <w:t xml:space="preserve">luke.hajek@usdoj.gov</w:t>
@@ -100,57 +380,200 @@
     </w:p>
     <w:p>
       <w:pPr>
-        <w:pStyle w:val="Single"/>
-      </w:pPr>
-      <w:r>
-        <w:t xml:space="preserve">Counsel for Defendants</w:t>
-      </w:r>
-    </w:p>
-    <w:p>
-      <w:pPr>
-        <w:pStyle w:val="CourtTitle"/>
-        <w:spacing w:before="720" w:after="0" w:line="340" w:lineRule="exact"/>
-      </w:pPr>
-      <w:r>
-        <w:t xml:space="preserve">IN THE UNITED STATES DISTRICT COURT</w:t>
-      </w:r>
-    </w:p>
-    <w:p>
-      <w:pPr>
-        <w:pStyle w:val="CourtTitle"/>
-        <w:spacing w:before="0" w:after="432" w:line="340" w:lineRule="exact"/>
-      </w:pPr>
-      <w:r>
-        <w:t xml:space="preserve">FOR THE DISTRICT OF ALASKA</w:t>
-      </w:r>
-    </w:p>
-    <w:p>
-      <w:pPr>
-        <w:spacing w:before="0" w:after="0" w:line="260" w:lineRule="exact"/>
-      </w:pPr>
+        <w:spacing w:before="0" w:after="0" w:line="300" w:lineRule="exact"/>
+        <w:ind w:left="0" w:firstLine="0"/>
+        <w:jc w:val="left"/>
+      </w:pPr>
+      <w:r>
+        <w:t xml:space="preserve">Counsel</w:t>
+      </w:r>
+      <w:r>
+        <w:t xml:space="preserve"> </w:t>
+      </w:r>
+      <w:r>
+        <w:t xml:space="preserve">for</w:t>
+      </w:r>
+      <w:r>
+        <w:t xml:space="preserve"> </w:t>
+      </w:r>
+      <w:r>
+        <w:t xml:space="preserve">Defendants</w:t>
+      </w:r>
+    </w:p>
+    <w:p>
+      <w:pPr>
+        <w:keepNext/>
+        <w:keepLines/>
+        <w:spacing w:before="1152" w:after="0" w:line="300" w:lineRule="exact"/>
+        <w:ind w:left="0" w:firstLine="0"/>
+        <w:jc w:val="center"/>
+      </w:pPr>
+      <w:r>
+        <w:rPr>
+          <w:b/>
+          <w:bCs/>
+        </w:rPr>
+        <w:t xml:space="preserve">IN</w:t>
+      </w:r>
+      <w:r>
+        <w:rPr>
+          <w:b/>
+          <w:bCs/>
+        </w:rPr>
+        <w:t xml:space="preserve"> </w:t>
+      </w:r>
+      <w:r>
+        <w:rPr>
+          <w:b/>
+          <w:bCs/>
+        </w:rPr>
+        <w:t xml:space="preserve">THE</w:t>
+      </w:r>
+      <w:r>
+        <w:rPr>
+          <w:b/>
+          <w:bCs/>
+        </w:rPr>
+        <w:t xml:space="preserve"> </w:t>
+      </w:r>
+      <w:r>
+        <w:rPr>
+          <w:b/>
+          <w:bCs/>
+        </w:rPr>
+        <w:t xml:space="preserve">UNITED</w:t>
+      </w:r>
+      <w:r>
+        <w:rPr>
+          <w:b/>
+          <w:bCs/>
+        </w:rPr>
+        <w:t xml:space="preserve"> </w:t>
+      </w:r>
+      <w:r>
+        <w:rPr>
+          <w:b/>
+          <w:bCs/>
+        </w:rPr>
+        <w:t xml:space="preserve">STATES</w:t>
+      </w:r>
+      <w:r>
+        <w:rPr>
+          <w:b/>
+          <w:bCs/>
+        </w:rPr>
+        <w:t xml:space="preserve"> </w:t>
+      </w:r>
+      <w:r>
+        <w:rPr>
+          <w:b/>
+          <w:bCs/>
+        </w:rPr>
+        <w:t xml:space="preserve">DISTRICT</w:t>
+      </w:r>
+      <w:r>
+        <w:rPr>
+          <w:b/>
+          <w:bCs/>
+        </w:rPr>
+        <w:t xml:space="preserve"> </w:t>
+      </w:r>
+      <w:r>
+        <w:rPr>
+          <w:b/>
+          <w:bCs/>
+        </w:rPr>
+        <w:t xml:space="preserve">COURT</w:t>
+      </w:r>
+    </w:p>
+    <w:p>
+      <w:pPr>
+        <w:keepNext/>
+        <w:keepLines/>
+        <w:spacing w:before="0" w:after="0" w:line="300" w:lineRule="exact"/>
+        <w:ind w:left="0" w:firstLine="0"/>
+        <w:jc w:val="center"/>
+      </w:pPr>
+      <w:r>
+        <w:rPr>
+          <w:b/>
+          <w:bCs/>
+        </w:rPr>
+        <w:t xml:space="preserve">FOR</w:t>
+      </w:r>
+      <w:r>
+        <w:rPr>
+          <w:b/>
+          <w:bCs/>
+        </w:rPr>
+        <w:t xml:space="preserve"> </w:t>
+      </w:r>
+      <w:r>
+        <w:rPr>
+          <w:b/>
+          <w:bCs/>
+        </w:rPr>
+        <w:t xml:space="preserve">THE</w:t>
+      </w:r>
+      <w:r>
+        <w:rPr>
+          <w:b/>
+          <w:bCs/>
+        </w:rPr>
+        <w:t xml:space="preserve"> </w:t>
+      </w:r>
+      <w:r>
+        <w:rPr>
+          <w:b/>
+          <w:bCs/>
+        </w:rPr>
+        <w:t xml:space="preserve">DISTRICT</w:t>
+      </w:r>
+      <w:r>
+        <w:rPr>
+          <w:b/>
+          <w:bCs/>
+        </w:rPr>
+        <w:t xml:space="preserve"> </w:t>
+      </w:r>
+      <w:r>
+        <w:rPr>
+          <w:b/>
+          <w:bCs/>
+        </w:rPr>
+        <w:t xml:space="preserve">OF</w:t>
+      </w:r>
+      <w:r>
+        <w:rPr>
+          <w:b/>
+          <w:bCs/>
+        </w:rPr>
+        <w:t xml:space="preserve"> </w:t>
+      </w:r>
+      <w:r>
+        <w:rPr>
+          <w:b/>
+          <w:bCs/>
+        </w:rPr>
+        <w:t xml:space="preserve">ALASKA</w:t>
+      </w:r>
     </w:p>
     <w:tbl>
       <w:tblPr>
         <w:tblW w:w="9360" w:type="dxa"/>
-        <w:tblBorders>
-          <w:top w:val="nil"/>
-          <w:left w:val="nil"/>
-          <w:bottom w:val="nil"/>
-          <w:right w:val="nil"/>
-          <w:insideH w:val="nil"/>
-          <w:insideV w:val="nil"/>
-        </w:tblBorders>
         <w:tblLayout w:type="fixed"/>
         <w:tblCellMar>
+          <w:top w:w="0" w:type="dxa"/>
           <w:left w:w="0" w:type="dxa"/>
+          <w:bottom w:w="0" w:type="dxa"/>
           <w:right w:w="0" w:type="dxa"/>
         </w:tblCellMar>
-        <w:tblLook w:val="0000" w:firstRow="0" w:lastRow="0" w:firstColumn="0" w:lastColumn="0" w:noHBand="1" w:noVBand="1"/>
+        <w:tblLook w:val="0000" w:firstRow="0" w:lastRow="0" w:firstColumn="0" w:lastColumn="0" w:noHBand="0" w:noVBand="0"/>
       </w:tblPr>
       <w:tblGrid>
         <w:gridCol w:w="4896"/>
-        <w:gridCol w:w="156"/>
-        <w:gridCol w:w="4308"/>
+        <w:gridCol w:w="160"/>
+        <w:gridCol w:w="4304"/>
       </w:tblGrid>
       <w:tr>
         <w:trPr>
@@ -160,22 +583,57 @@
           <w:tcPr>
             <w:tcW w:w="4896" w:type="dxa"/>
             <w:tcBorders>
+              <w:bottom w:val="single" w:sz="6" w:space="0" w:color="000000"/>
               <w:right w:val="single" w:sz="6" w:space="0" w:color="000000"/>
-              <w:bottom w:val="single" w:sz="6" w:space="0" w:color="000000"/>
             </w:tcBorders>
+            <w:tcMar>
+              <w:right w:w="160" w:type="dxa"/>
+            </w:tcMar>
           </w:tcPr>
           <w:p>
             <w:pPr>
-              <w:pStyle w:val="Single"/>
+              <w:spacing w:before="600" w:after="0" w:line="300" w:lineRule="exact"/>
+              <w:ind w:left="0" w:firstLine="0"/>
+              <w:jc w:val="left"/>
             </w:pPr>
             <w:r>
-              <w:t xml:space="preserve">NORTHERN ALASKA ENVIRONMENTAL CENTER, et al.,</w:t>
+              <w:t xml:space="preserve">NORTHERN</w:t>
+            </w:r>
+            <w:r>
+              <w:t xml:space="preserve"> </w:t>
+            </w:r>
+            <w:r>
+              <w:t xml:space="preserve">ALASKA</w:t>
+            </w:r>
+            <w:r>
+              <w:t xml:space="preserve"> </w:t>
+            </w:r>
+            <w:r>
+              <w:t xml:space="preserve">ENVIRONMENTAL</w:t>
+            </w:r>
+            <w:r>
+              <w:t xml:space="preserve"> </w:t>
+            </w:r>
+            <w:r>
+              <w:t xml:space="preserve">CENTER,</w:t>
+            </w:r>
+            <w:r>
+              <w:t xml:space="preserve"> </w:t>
+            </w:r>
+            <w:r>
+              <w:t xml:space="preserve">et</w:t>
+            </w:r>
+            <w:r>
+              <w:t xml:space="preserve"> </w:t>
+            </w:r>
+            <w:r>
+              <w:t xml:space="preserve">al.,</w:t>
             </w:r>
           </w:p>
           <w:p>
             <w:pPr>
-              <w:pStyle w:val="Single"/>
-              <w:spacing w:before="104" w:after="208" w:line="340" w:lineRule="exact"/>
+              <w:spacing w:before="120" w:after="0" w:line="300" w:lineRule="exact"/>
+              <w:ind w:left="0" w:firstLine="0"/>
               <w:jc w:val="right"/>
             </w:pPr>
             <w:r>
@@ -184,16 +642,72 @@
           </w:p>
           <w:p>
             <w:pPr>
-              <w:pStyle w:val="Single"/>
+              <w:spacing w:before="300" w:after="0" w:line="300" w:lineRule="exact"/>
+              <w:ind w:left="0" w:firstLine="0"/>
+              <w:jc w:val="left"/>
             </w:pPr>
             <w:r>
-              <w:t xml:space="preserve">DONALD J. TRUMP, President of the United States, et al.,</w:t>
+              <w:t xml:space="preserve">DONALD</w:t>
+            </w:r>
+            <w:r>
+              <w:t xml:space="preserve"> </w:t>
+            </w:r>
+            <w:r>
+              <w:t xml:space="preserve">J.</w:t>
+            </w:r>
+            <w:r>
+              <w:t xml:space="preserve"> </w:t>
+            </w:r>
+            <w:r>
+              <w:t xml:space="preserve">TRUMP,</w:t>
+            </w:r>
+            <w:r>
+              <w:t xml:space="preserve"> </w:t>
+            </w:r>
+            <w:r>
+              <w:t xml:space="preserve">President</w:t>
+            </w:r>
+            <w:r>
+              <w:t xml:space="preserve"> </w:t>
+            </w:r>
+            <w:r>
+              <w:t xml:space="preserve">of</w:t>
+            </w:r>
+            <w:r>
+              <w:t xml:space="preserve"> </w:t>
+            </w:r>
+            <w:r>
+              <w:t xml:space="preserve">the</w:t>
+            </w:r>
+            <w:r>
+              <w:t xml:space="preserve"> </w:t>
+            </w:r>
+            <w:r>
+              <w:t xml:space="preserve">United</w:t>
+            </w:r>
+            <w:r>
+              <w:t xml:space="preserve"> </w:t>
+            </w:r>
+            <w:r>
+              <w:t xml:space="preserve">States,</w:t>
+            </w:r>
+            <w:r>
+              <w:t xml:space="preserve"> </w:t>
+            </w:r>
+            <w:r>
+              <w:t xml:space="preserve">et</w:t>
+            </w:r>
+            <w:r>
+              <w:t xml:space="preserve"> </w:t>
+            </w:r>
+            <w:r>
+              <w:t xml:space="preserve">al.,</w:t>
             </w:r>
           </w:p>
           <w:p>
             <w:pPr>
-              <w:pStyle w:val="Single"/>
-              <w:spacing w:before="104" w:after="208" w:line="340" w:lineRule="exact"/>
+              <w:spacing w:before="120" w:after="0" w:line="300" w:lineRule="exact"/>
+              <w:ind w:left="0" w:firstLine="0"/>
               <w:jc w:val="right"/>
             </w:pPr>
             <w:r>
@@ -202,7 +716,9 @@
           </w:p>
           <w:p>
             <w:pPr>
-              <w:pStyle w:val="Single"/>
+              <w:spacing w:before="300" w:after="0" w:line="300" w:lineRule="exact"/>
+              <w:ind w:left="0" w:firstLine="0"/>
+              <w:jc w:val="left"/>
             </w:pPr>
             <w:r>
               <w:t xml:space="preserve">and</w:t>
@@ -210,16 +726,42 @@
           </w:p>
           <w:p>
             <w:pPr>
-              <w:pStyle w:val="Single"/>
+              <w:spacing w:before="0" w:after="0" w:line="300" w:lineRule="exact"/>
+              <w:ind w:left="0" w:firstLine="0"/>
+              <w:jc w:val="left"/>
             </w:pPr>
             <w:r>
-              <w:t xml:space="preserve">AMERICAN PETROLEUM INSTITUTE, et al.,</w:t>
+              <w:t xml:space="preserve">AMERICAN</w:t>
+            </w:r>
+            <w:r>
+              <w:t xml:space="preserve"> </w:t>
+            </w:r>
+            <w:r>
+              <w:t xml:space="preserve">PETROLEUM</w:t>
+            </w:r>
+            <w:r>
+              <w:t xml:space="preserve"> </w:t>
+            </w:r>
+            <w:r>
+              <w:t xml:space="preserve">INSTITUTE,</w:t>
+            </w:r>
+            <w:r>
+              <w:t xml:space="preserve"> </w:t>
+            </w:r>
+            <w:r>
+              <w:t xml:space="preserve">et</w:t>
+            </w:r>
+            <w:r>
+              <w:t xml:space="preserve"> </w:t>
+            </w:r>
+            <w:r>
+              <w:t xml:space="preserve">al.,</w:t>
             </w:r>
           </w:p>
           <w:p>
             <w:pPr>
-              <w:pStyle w:val="Single"/>
-              <w:spacing w:before="104" w:after="208" w:line="340" w:lineRule="exact"/>
+              <w:spacing w:before="120" w:after="145" w:line="300" w:lineRule="exact"/>
+              <w:ind w:left="0" w:firstLine="0"/>
               <w:jc w:val="right"/>
             </w:pPr>
             <w:r>
@@ -229,35 +771,58 @@
         </w:tc>
         <w:tc>
           <w:tcPr>
-            <w:tcW w:w="156" w:type="dxa"/>
+            <w:tcW w:w="160" w:type="dxa"/>
           </w:tcPr>
           <w:p>
             <w:pPr>
-              <w:pStyle w:val="Single"/>
+              <w:spacing w:before="600" w:after="0" w:line="300" w:lineRule="exact"/>
+              <w:ind w:left="0" w:firstLine="0"/>
+              <w:jc w:val="left"/>
             </w:pPr>
           </w:p>
         </w:tc>
         <w:tc>
           <w:tcPr>
-            <w:tcW w:w="4308" w:type="dxa"/>
+            <w:tcW w:w="4304" w:type="dxa"/>
           </w:tcPr>
           <w:p>
             <w:pPr>
-              <w:pStyle w:val="Single"/>
-              <w:spacing w:before="52" w:after="0" w:line="340" w:lineRule="exact"/>
-              <w:ind w:left="104" w:firstLine="0"/>
+              <w:spacing w:before="600" w:after="0" w:line="300" w:lineRule="exact"/>
+              <w:ind w:left="0" w:firstLine="0"/>
+              <w:jc w:val="left"/>
             </w:pPr>
             <w:r>
-              <w:t xml:space="preserve">No. 3:25-cv-00038-SLG</w:t>
+              <w:t xml:space="preserve">No. 3:25-cv</w:t>
+              <w:noBreakHyphen/>
+              <w:t xml:space="preserve">00038-SLG</w:t>
             </w:r>
           </w:p>
           <w:p>
             <w:pPr>
-              <w:pStyle w:val="Single"/>
-              <w:ind w:left="104" w:firstLine="0"/>
+              <w:spacing w:before="0" w:after="0" w:line="300" w:lineRule="exact"/>
+              <w:ind w:left="0" w:firstLine="0"/>
+              <w:jc w:val="left"/>
             </w:pPr>
             <w:r>
-              <w:t xml:space="preserve">Honorable Sharon L. Gleason</w:t>
+              <w:t xml:space="preserve">Honorable</w:t>
+            </w:r>
+            <w:r>
+              <w:t xml:space="preserve"> </w:t>
+            </w:r>
+            <w:r>
+              <w:t xml:space="preserve">Sharon</w:t>
+            </w:r>
+            <w:r>
+              <w:t xml:space="preserve"> </w:t>
+            </w:r>
+            <w:r>
+              <w:t xml:space="preserve">L.</w:t>
+            </w:r>
+            <w:r>
+              <w:t xml:space="preserve"> </w:t>
+            </w:r>
+            <w:r>
+              <w:t xml:space="preserve">Gleason</w:t>
             </w:r>
           </w:p>
         </w:tc>
@@ -265,49 +830,263 @@
     </w:tbl>
     <w:p>
       <w:pPr>
-        <w:pStyle w:val="DocTitle"/>
-      </w:pPr>
-      <w:r>
-        <w:rPr>
-          <w:b/>
-          <w:bCs/>
-        </w:rPr>
-        <w:t xml:space="preserve">Defendants’ Memorandum in Support of Motion to Dismiss Plaintiffs’ Second Amended Complaint</w:t>
-      </w:r>
-    </w:p>
-    <w:p>
-      <w:pPr>
-        <w:pStyle w:val="Centered"/>
-      </w:pPr>
-      <w:r>
-        <w:t xml:space="preserve">(Fed. R. Civ. P. 12(b)(1))</w:t>
-      </w:r>
-    </w:p>
-    <w:p>
-      <w:pPr>
-        <w:pStyle w:val="TOCTitle"/>
+        <w:spacing w:before="600" w:after="0" w:line="300" w:lineRule="exact"/>
+        <w:ind w:left="0" w:firstLine="0"/>
+        <w:jc w:val="center"/>
+      </w:pPr>
+      <w:r>
+        <w:rPr>
+          <w:b/>
+          <w:bCs/>
+        </w:rPr>
+        <w:t xml:space="preserve">DEFENDANTS’</w:t>
+      </w:r>
+      <w:r>
+        <w:rPr>
+          <w:b/>
+          <w:bCs/>
+        </w:rPr>
+        <w:t xml:space="preserve"> </w:t>
+      </w:r>
+      <w:r>
+        <w:rPr>
+          <w:b/>
+          <w:bCs/>
+        </w:rPr>
+        <w:t xml:space="preserve">MEMORANDUM</w:t>
+      </w:r>
+      <w:r>
+        <w:rPr>
+          <w:b/>
+          <w:bCs/>
+        </w:rPr>
+        <w:t xml:space="preserve"> </w:t>
+      </w:r>
+      <w:r>
+        <w:rPr>
+          <w:b/>
+          <w:bCs/>
+        </w:rPr>
+        <w:t xml:space="preserve">IN</w:t>
+      </w:r>
+      <w:r>
+        <w:rPr>
+          <w:b/>
+          <w:bCs/>
+        </w:rPr>
+        <w:t xml:space="preserve"> </w:t>
+      </w:r>
+      <w:r>
+        <w:rPr>
+          <w:b/>
+          <w:bCs/>
+        </w:rPr>
+        <w:t xml:space="preserve">SUPPORT</w:t>
+      </w:r>
+      <w:r>
+        <w:rPr>
+          <w:b/>
+          <w:bCs/>
+        </w:rPr>
+        <w:t xml:space="preserve"> </w:t>
+      </w:r>
+      <w:r>
+        <w:rPr>
+          <w:b/>
+          <w:bCs/>
+        </w:rPr>
+        <w:t xml:space="preserve">OF</w:t>
+      </w:r>
+      <w:r>
+        <w:rPr>
+          <w:b/>
+          <w:bCs/>
+        </w:rPr>
+        <w:t xml:space="preserve"> </w:t>
+      </w:r>
+      <w:r>
+        <w:rPr>
+          <w:b/>
+          <w:bCs/>
+        </w:rPr>
+        <w:t xml:space="preserve">MOTION</w:t>
+      </w:r>
+      <w:r>
+        <w:rPr>
+          <w:b/>
+          <w:bCs/>
+        </w:rPr>
+        <w:t xml:space="preserve"> </w:t>
+      </w:r>
+      <w:r>
+        <w:rPr>
+          <w:b/>
+          <w:bCs/>
+        </w:rPr>
+        <w:t xml:space="preserve">TO</w:t>
+      </w:r>
+      <w:r>
+        <w:rPr>
+          <w:b/>
+          <w:bCs/>
+        </w:rPr>
+        <w:t xml:space="preserve"> </w:t>
+      </w:r>
+      <w:r>
+        <w:rPr>
+          <w:b/>
+          <w:bCs/>
+        </w:rPr>
+        <w:t xml:space="preserve">DISMISS</w:t>
+      </w:r>
+      <w:r>
+        <w:rPr>
+          <w:b/>
+          <w:bCs/>
+        </w:rPr>
+        <w:t xml:space="preserve"> </w:t>
+      </w:r>
+      <w:r>
+        <w:rPr>
+          <w:b/>
+          <w:bCs/>
+        </w:rPr>
+        <w:t xml:space="preserve">PLAINTIFFS’</w:t>
+      </w:r>
+      <w:r>
+        <w:rPr>
+          <w:b/>
+          <w:bCs/>
+        </w:rPr>
+        <w:t xml:space="preserve"> </w:t>
+      </w:r>
+      <w:r>
+        <w:rPr>
+          <w:b/>
+          <w:bCs/>
+        </w:rPr>
+        <w:t xml:space="preserve">SECOND</w:t>
+      </w:r>
+      <w:r>
+        <w:rPr>
+          <w:b/>
+          <w:bCs/>
+        </w:rPr>
+        <w:t xml:space="preserve"> </w:t>
+      </w:r>
+      <w:r>
+        <w:rPr>
+          <w:b/>
+          <w:bCs/>
+        </w:rPr>
+        <w:t xml:space="preserve">AMENDED</w:t>
+      </w:r>
+      <w:r>
+        <w:rPr>
+          <w:b/>
+          <w:bCs/>
+        </w:rPr>
+        <w:t xml:space="preserve"> </w:t>
+      </w:r>
+      <w:r>
+        <w:rPr>
+          <w:b/>
+          <w:bCs/>
+        </w:rPr>
+        <w:t xml:space="preserve">COMPLAINT</w:t>
+      </w:r>
+    </w:p>
+    <w:p>
+      <w:pPr>
+        <w:spacing w:before="0" w:after="0" w:line="300" w:lineRule="exact"/>
+        <w:ind w:left="0" w:firstLine="0"/>
+        <w:jc w:val="center"/>
+      </w:pPr>
+      <w:r>
+        <w:t xml:space="preserve">(</w:t>
+      </w:r>
+      <w:r>
+        <w:t xml:space="preserve">Fed.</w:t>
+      </w:r>
+      <w:r>
+        <w:t xml:space="preserve"> </w:t>
+      </w:r>
+      <w:r>
+        <w:t xml:space="preserve">R.</w:t>
+      </w:r>
+      <w:r>
+        <w:t xml:space="preserve"> </w:t>
+      </w:r>
+      <w:r>
+        <w:t xml:space="preserve">Civ.</w:t>
+      </w:r>
+      <w:r>
+        <w:t xml:space="preserve"> </w:t>
+      </w:r>
+      <w:r>
+        <w:t xml:space="preserve">P.</w:t>
+      </w:r>
+      <w:r>
+        <w:t xml:space="preserve"> </w:t>
+      </w:r>
+      <w:r>
+        <w:t xml:space="preserve">12(b)(1)</w:t>
+      </w:r>
+      <w:r>
+        <w:t xml:space="preserve">)</w:t>
+      </w:r>
+    </w:p>
+    <w:p>
+      <w:pPr>
+        <w:keepNext/>
+        <w:keepLines/>
         <w:pageBreakBefore/>
-      </w:pPr>
-      <w:r>
-        <w:t xml:space="preserve">Table of Contents</w:t>
-      </w:r>
-    </w:p>
-    <w:p>
-      <w:pPr>
-        <w:pStyle w:val="PageLabel"/>
-      </w:pPr>
-      <w:r>
+        <w:spacing w:before="0" w:after="0" w:line="300" w:lineRule="exact"/>
+        <w:ind w:left="0" w:firstLine="0"/>
+        <w:jc w:val="center"/>
+      </w:pPr>
+      <w:r>
+        <w:rPr>
+          <w:b/>
+          <w:bCs/>
+        </w:rPr>
+        <w:t xml:space="preserve">TABLE OF CONTENTS</w:t>
+      </w:r>
+    </w:p>
+    <w:p>
+      <w:pPr>
+        <w:keepNext/>
+        <w:keepLines/>
+        <w:spacing w:before="300" w:after="0" w:line="300" w:lineRule="exact"/>
+        <w:ind w:left="0" w:firstLine="0"/>
+        <w:jc w:val="right"/>
+      </w:pPr>
+      <w:r>
+        <w:rPr>
+          <w:b/>
+          <w:bCs/>
+        </w:rPr>
         <w:t xml:space="preserve">Page</w:t>
       </w:r>
     </w:p>
     <w:p>
       <w:pPr>
-        <w:pStyle w:val="TOCEntry1"/>
+        <w:keepLines/>
+        <w:tabs>
+          <w:tab w:val="left" w:pos="720"/>
+          <w:tab w:val="right" w:leader="dot" w:pos="9360"/>
+        </w:tabs>
+        <w:spacing w:before="120" w:after="0" w:line="300" w:lineRule="exact"/>
+        <w:ind w:left="720" w:right="720" w:hanging="720"/>
+        <w:jc w:val="left"/>
       </w:pPr>
       <w:r>
         <w:t xml:space="preserve">INTRODUCTION</w:t>
       </w:r>
       <w:r>
+        <w:t xml:space="preserve">   </w:t>
+      </w:r>
+      <w:r>
         <w:tab/>
       </w:r>
       <w:r>
@@ -316,12 +1095,22 @@
     </w:p>
     <w:p>
       <w:pPr>
-        <w:pStyle w:val="TOCEntry1"/>
+        <w:keepLines/>
+        <w:tabs>
+          <w:tab w:val="left" w:pos="720"/>
+          <w:tab w:val="right" w:leader="dot" w:pos="9360"/>
+        </w:tabs>
+        <w:spacing w:before="120" w:after="0" w:line="300" w:lineRule="exact"/>
+        <w:ind w:left="720" w:right="720" w:hanging="720"/>
+        <w:jc w:val="left"/>
       </w:pPr>
       <w:r>
         <w:t xml:space="preserve">BACKGROUND</w:t>
       </w:r>
       <w:r>
+        <w:t xml:space="preserve">   </w:t>
+      </w:r>
+      <w:r>
         <w:tab/>
       </w:r>
       <w:r>
@@ -330,7 +1119,14 @@
     </w:p>
     <w:p>
       <w:pPr>
-        <w:pStyle w:val="TOCEntry2"/>
+        <w:keepLines/>
+        <w:tabs>
+          <w:tab w:val="left" w:pos="720"/>
+          <w:tab w:val="right" w:leader="dot" w:pos="9360"/>
+        </w:tabs>
+        <w:spacing w:before="120" w:after="0" w:line="300" w:lineRule="exact"/>
+        <w:ind w:left="720" w:right="720" w:hanging="720"/>
+        <w:jc w:val="left"/>
       </w:pPr>
       <w:r>
         <w:t xml:space="preserve">I.</w:t>
@@ -339,7 +1135,40 @@
         <w:tab/>
       </w:r>
       <w:r>
-        <w:t xml:space="preserve">The Outer Continental Shelf Lands Act</w:t>
+        <w:t xml:space="preserve">The</w:t>
+      </w:r>
+      <w:r>
+        <w:t xml:space="preserve"> </w:t>
+      </w:r>
+      <w:r>
+        <w:t xml:space="preserve">Outer</w:t>
+      </w:r>
+      <w:r>
+        <w:t xml:space="preserve"> </w:t>
+      </w:r>
+      <w:r>
+        <w:t xml:space="preserve">Continental</w:t>
+      </w:r>
+      <w:r>
+        <w:t xml:space="preserve"> </w:t>
+      </w:r>
+      <w:r>
+        <w:t xml:space="preserve">Shelf</w:t>
+      </w:r>
+      <w:r>
+        <w:t xml:space="preserve"> </w:t>
+      </w:r>
+      <w:r>
+        <w:t xml:space="preserve">Lands</w:t>
+      </w:r>
+      <w:r>
+        <w:t xml:space="preserve"> </w:t>
+      </w:r>
+      <w:r>
+        <w:t xml:space="preserve">Act</w:t>
+      </w:r>
+      <w:r>
+        <w:t xml:space="preserve">   </w:t>
       </w:r>
       <w:r>
         <w:tab/>
@@ -350,470 +1179,2036 @@
     </w:p>
     <w:p>
       <w:pPr>
-        <w:pStyle w:val="TOCEntry1"/>
-      </w:pPr>
-      <w:r>
-        <w:t xml:space="preserve">LEGAL STANDARD FOR A MOTION TO DISMISS</w:t>
+        <w:keepLines/>
+        <w:tabs>
+          <w:tab w:val="left" w:pos="720"/>
+          <w:tab w:val="right" w:leader="dot" w:pos="9360"/>
+        </w:tabs>
+        <w:spacing w:before="120" w:after="0" w:line="300" w:lineRule="exact"/>
+        <w:ind w:left="720" w:right="720" w:hanging="720"/>
+        <w:jc w:val="left"/>
+      </w:pPr>
+      <w:r>
+        <w:t xml:space="preserve">LEGAL</w:t>
+      </w:r>
+      <w:r>
+        <w:t xml:space="preserve"> </w:t>
+      </w:r>
+      <w:r>
+        <w:t xml:space="preserve">STANDARD</w:t>
+      </w:r>
+      <w:r>
+        <w:t xml:space="preserve"> </w:t>
+      </w:r>
+      <w:r>
+        <w:t xml:space="preserve">FOR</w:t>
+      </w:r>
+      <w:r>
+        <w:t xml:space="preserve"> </w:t>
+      </w:r>
+      <w:r>
+        <w:t xml:space="preserve">A</w:t>
+      </w:r>
+      <w:r>
+        <w:t xml:space="preserve"> </w:t>
+      </w:r>
+      <w:r>
+        <w:t xml:space="preserve">MOTION</w:t>
+      </w:r>
+      <w:r>
+        <w:t xml:space="preserve"> </w:t>
+      </w:r>
+      <w:r>
+        <w:t xml:space="preserve">TO</w:t>
+      </w:r>
+      <w:r>
+        <w:t xml:space="preserve"> </w:t>
+      </w:r>
+      <w:r>
+        <w:t xml:space="preserve">DISMISS</w:t>
+      </w:r>
+      <w:r>
+        <w:t xml:space="preserve">   </w:t>
       </w:r>
       <w:r>
         <w:tab/>
       </w:r>
       <w:r>
+        <w:t xml:space="preserve">5</w:t>
+      </w:r>
+    </w:p>
+    <w:p>
+      <w:pPr>
+        <w:keepLines/>
+        <w:tabs>
+          <w:tab w:val="left" w:pos="720"/>
+          <w:tab w:val="right" w:leader="dot" w:pos="9360"/>
+        </w:tabs>
+        <w:spacing w:before="120" w:after="0" w:line="300" w:lineRule="exact"/>
+        <w:ind w:left="720" w:right="720" w:hanging="720"/>
+        <w:jc w:val="left"/>
+      </w:pPr>
+      <w:r>
+        <w:t xml:space="preserve">ARGUMENT</w:t>
+      </w:r>
+      <w:r>
+        <w:t xml:space="preserve">   </w:t>
+      </w:r>
+      <w:r>
+        <w:tab/>
+      </w:r>
+      <w:r>
+        <w:t xml:space="preserve">7</w:t>
+      </w:r>
+    </w:p>
+    <w:p>
+      <w:pPr>
+        <w:keepLines/>
+        <w:tabs>
+          <w:tab w:val="left" w:pos="720"/>
+          <w:tab w:val="right" w:leader="dot" w:pos="9360"/>
+        </w:tabs>
+        <w:spacing w:before="120" w:after="0" w:line="300" w:lineRule="exact"/>
+        <w:ind w:left="720" w:right="720" w:hanging="720"/>
+        <w:jc w:val="left"/>
+      </w:pPr>
+      <w:r>
+        <w:t xml:space="preserve">I.</w:t>
+      </w:r>
+      <w:r>
+        <w:tab/>
+      </w:r>
+      <w:r>
+        <w:t xml:space="preserve">Plaintiffs</w:t>
+      </w:r>
+      <w:r>
+        <w:t xml:space="preserve"> </w:t>
+      </w:r>
+      <w:r>
+        <w:t xml:space="preserve">Lack</w:t>
+      </w:r>
+      <w:r>
+        <w:t xml:space="preserve"> </w:t>
+      </w:r>
+      <w:r>
+        <w:t xml:space="preserve">Standing</w:t>
+      </w:r>
+      <w:r>
+        <w:t xml:space="preserve"> </w:t>
+      </w:r>
+      <w:r>
+        <w:t xml:space="preserve">and</w:t>
+      </w:r>
+      <w:r>
+        <w:t xml:space="preserve"> </w:t>
+      </w:r>
+      <w:r>
+        <w:t xml:space="preserve">Their</w:t>
+      </w:r>
+      <w:r>
+        <w:t xml:space="preserve"> </w:t>
+      </w:r>
+      <w:r>
+        <w:t xml:space="preserve">Claims</w:t>
+      </w:r>
+      <w:r>
+        <w:t xml:space="preserve"> </w:t>
+      </w:r>
+      <w:r>
+        <w:t xml:space="preserve">Are</w:t>
+      </w:r>
+      <w:r>
+        <w:t xml:space="preserve"> </w:t>
+      </w:r>
+      <w:r>
+        <w:t xml:space="preserve">Not</w:t>
+      </w:r>
+      <w:r>
+        <w:t xml:space="preserve"> </w:t>
+      </w:r>
+      <w:r>
+        <w:t xml:space="preserve">Ripe</w:t>
+      </w:r>
+      <w:r>
+        <w:t xml:space="preserve">   </w:t>
+      </w:r>
+      <w:r>
+        <w:tab/>
+      </w:r>
+      <w:r>
+        <w:t xml:space="preserve">7</w:t>
+      </w:r>
+    </w:p>
+    <w:p>
+      <w:pPr>
+        <w:keepLines/>
+        <w:tabs>
+          <w:tab w:val="left" w:pos="1440"/>
+          <w:tab w:val="right" w:leader="dot" w:pos="9360"/>
+        </w:tabs>
+        <w:spacing w:before="120" w:after="0" w:line="300" w:lineRule="exact"/>
+        <w:ind w:left="1440" w:right="720" w:hanging="720"/>
+        <w:jc w:val="left"/>
+      </w:pPr>
+      <w:r>
+        <w:t xml:space="preserve">A.</w:t>
+      </w:r>
+      <w:r>
+        <w:tab/>
+      </w:r>
+      <w:r>
+        <w:t xml:space="preserve">Plaintiffs</w:t>
+      </w:r>
+      <w:r>
+        <w:t xml:space="preserve"> </w:t>
+      </w:r>
+      <w:r>
+        <w:t xml:space="preserve">Have</w:t>
+      </w:r>
+      <w:r>
+        <w:t xml:space="preserve"> </w:t>
+      </w:r>
+      <w:r>
+        <w:t xml:space="preserve">Failed</w:t>
+      </w:r>
+      <w:r>
+        <w:t xml:space="preserve"> </w:t>
+      </w:r>
+      <w:r>
+        <w:t xml:space="preserve">to</w:t>
+      </w:r>
+      <w:r>
+        <w:t xml:space="preserve"> </w:t>
+      </w:r>
+      <w:r>
+        <w:t xml:space="preserve">Demonstrate</w:t>
+      </w:r>
+      <w:r>
+        <w:t xml:space="preserve"> </w:t>
+      </w:r>
+      <w:r>
+        <w:t xml:space="preserve">Standing</w:t>
+      </w:r>
+      <w:r>
+        <w:t xml:space="preserve">   </w:t>
+      </w:r>
+      <w:r>
+        <w:tab/>
+      </w:r>
+      <w:r>
+        <w:t xml:space="preserve">7</w:t>
+      </w:r>
+    </w:p>
+    <w:p>
+      <w:pPr>
+        <w:keepLines/>
+        <w:tabs>
+          <w:tab w:val="left" w:pos="720"/>
+          <w:tab w:val="right" w:leader="dot" w:pos="9360"/>
+        </w:tabs>
+        <w:spacing w:before="120" w:after="0" w:line="300" w:lineRule="exact"/>
+        <w:ind w:left="720" w:right="720" w:hanging="720"/>
+        <w:jc w:val="left"/>
+      </w:pPr>
+      <w:r>
+        <w:t xml:space="preserve">CONCLUSION</w:t>
+      </w:r>
+      <w:r>
+        <w:t xml:space="preserve">   </w:t>
+      </w:r>
+      <w:r>
+        <w:tab/>
+      </w:r>
+      <w:r>
+        <w:t xml:space="preserve">8</w:t>
+      </w:r>
+    </w:p>
+    <w:p>
+      <w:pPr>
+        <w:keepNext/>
+        <w:keepLines/>
+        <w:pageBreakBefore/>
+        <w:spacing w:before="0" w:after="0" w:line="300" w:lineRule="exact"/>
+        <w:ind w:left="0" w:firstLine="0"/>
+        <w:jc w:val="center"/>
+      </w:pPr>
+      <w:r>
+        <w:rPr>
+          <w:b/>
+          <w:bCs/>
+        </w:rPr>
+        <w:t xml:space="preserve">TABLE OF AUTHORITIES</w:t>
+      </w:r>
+    </w:p>
+    <w:p>
+      <w:pPr>
+        <w:keepNext/>
+        <w:keepLines/>
+        <w:spacing w:before="300" w:after="0" w:line="300" w:lineRule="exact"/>
+        <w:ind w:left="0" w:firstLine="0"/>
+        <w:jc w:val="right"/>
+      </w:pPr>
+      <w:r>
+        <w:rPr>
+          <w:b/>
+          <w:bCs/>
+        </w:rPr>
+        <w:t xml:space="preserve">Page(s)</w:t>
+      </w:r>
+    </w:p>
+    <w:p>
+      <w:pPr>
+        <w:keepNext/>
+        <w:keepLines/>
+        <w:spacing w:before="300" w:after="0" w:line="300" w:lineRule="exact"/>
+        <w:ind w:left="0" w:firstLine="0"/>
+        <w:jc w:val="left"/>
+      </w:pPr>
+      <w:r>
+        <w:rPr>
+          <w:b/>
+          <w:bCs/>
+        </w:rPr>
+        <w:t xml:space="preserve">Cases</w:t>
+      </w:r>
+    </w:p>
+    <w:p>
+      <w:pPr>
+        <w:keepLines/>
+        <w:tabs>
+          <w:tab w:val="right" w:leader="dot" w:pos="9360"/>
+        </w:tabs>
+        <w:spacing w:before="120" w:after="0" w:line="300" w:lineRule="exact"/>
+        <w:ind w:left="504" w:right="1440" w:hanging="504"/>
+        <w:jc w:val="left"/>
+      </w:pPr>
+      <w:r>
+        <w:rPr>
+          <w:i/>
+          <w:iCs/>
+        </w:rPr>
+        <w:t xml:space="preserve">Bowen</w:t>
+      </w:r>
+      <w:r>
+        <w:rPr>
+          <w:i/>
+          <w:iCs/>
+        </w:rPr>
+        <w:t xml:space="preserve"> </w:t>
+      </w:r>
+      <w:r>
+        <w:rPr>
+          <w:i/>
+          <w:iCs/>
+        </w:rPr>
+        <w:t xml:space="preserve">v.</w:t>
+      </w:r>
+      <w:r>
+        <w:rPr>
+          <w:i/>
+          <w:iCs/>
+        </w:rPr>
+        <w:t xml:space="preserve"> </w:t>
+      </w:r>
+      <w:r>
+        <w:rPr>
+          <w:i/>
+          <w:iCs/>
+        </w:rPr>
+        <w:t xml:space="preserve">Energizer</w:t>
+      </w:r>
+      <w:r>
+        <w:rPr>
+          <w:i/>
+          <w:iCs/>
+        </w:rPr>
+        <w:t xml:space="preserve"> </w:t>
+      </w:r>
+      <w:r>
+        <w:rPr>
+          <w:i/>
+          <w:iCs/>
+        </w:rPr>
+        <w:t xml:space="preserve">Holdings,</w:t>
+      </w:r>
+      <w:r>
+        <w:rPr>
+          <w:i/>
+          <w:iCs/>
+        </w:rPr>
+        <w:t xml:space="preserve"> </w:t>
+      </w:r>
+      <w:r>
+        <w:rPr>
+          <w:i/>
+          <w:iCs/>
+        </w:rPr>
+        <w:t xml:space="preserve">Inc.</w:t>
+      </w:r>
+      <w:r>
+        <w:t xml:space="preserve">, </w:t>
+      </w:r>
+      <w:r>
+        <w:t xml:space="preserve">118</w:t>
+      </w:r>
+      <w:r>
+        <w:t xml:space="preserve"> </w:t>
+      </w:r>
+      <w:r>
+        <w:t xml:space="preserve">F.4th</w:t>
+      </w:r>
+      <w:r>
+        <w:t xml:space="preserve"> </w:t>
+      </w:r>
+      <w:r>
+        <w:t xml:space="preserve">1134</w:t>
+      </w:r>
+      <w:r>
+        <w:t xml:space="preserve"> </w:t>
+      </w:r>
+      <w:r>
+        <w:t xml:space="preserve">(2024)</w:t>
+      </w:r>
+      <w:r>
+        <w:t xml:space="preserve">   </w:t>
+      </w:r>
+      <w:r>
+        <w:tab/>
+      </w:r>
+      <w:r>
+        <w:t xml:space="preserve">7</w:t>
+      </w:r>
+    </w:p>
+    <w:p>
+      <w:pPr>
+        <w:keepLines/>
+        <w:tabs>
+          <w:tab w:val="right" w:leader="dot" w:pos="9360"/>
+        </w:tabs>
+        <w:spacing w:before="120" w:after="0" w:line="300" w:lineRule="exact"/>
+        <w:ind w:left="504" w:right="1440" w:hanging="504"/>
+        <w:jc w:val="left"/>
+      </w:pPr>
+      <w:r>
+        <w:rPr>
+          <w:i/>
+          <w:iCs/>
+        </w:rPr>
+        <w:t xml:space="preserve">Ctr.</w:t>
+      </w:r>
+      <w:r>
+        <w:rPr>
+          <w:i/>
+          <w:iCs/>
+        </w:rPr>
+        <w:t xml:space="preserve"> </w:t>
+      </w:r>
+      <w:r>
+        <w:rPr>
+          <w:i/>
+          <w:iCs/>
+        </w:rPr>
+        <w:t xml:space="preserve">for</w:t>
+      </w:r>
+      <w:r>
+        <w:rPr>
+          <w:i/>
+          <w:iCs/>
+        </w:rPr>
+        <w:t xml:space="preserve"> </w:t>
+      </w:r>
+      <w:r>
+        <w:rPr>
+          <w:i/>
+          <w:iCs/>
+        </w:rPr>
+        <w:t xml:space="preserve">Sustainable</w:t>
+      </w:r>
+      <w:r>
+        <w:rPr>
+          <w:i/>
+          <w:iCs/>
+        </w:rPr>
+        <w:t xml:space="preserve"> </w:t>
+      </w:r>
+      <w:r>
+        <w:rPr>
+          <w:i/>
+          <w:iCs/>
+        </w:rPr>
+        <w:t xml:space="preserve">Econ.</w:t>
+      </w:r>
+      <w:r>
+        <w:rPr>
+          <w:i/>
+          <w:iCs/>
+        </w:rPr>
+        <w:t xml:space="preserve"> </w:t>
+      </w:r>
+      <w:r>
+        <w:rPr>
+          <w:i/>
+          <w:iCs/>
+        </w:rPr>
+        <w:t xml:space="preserve">v.</w:t>
+      </w:r>
+      <w:r>
+        <w:rPr>
+          <w:i/>
+          <w:iCs/>
+        </w:rPr>
+        <w:t xml:space="preserve"> </w:t>
+      </w:r>
+      <w:r>
+        <w:rPr>
+          <w:i/>
+          <w:iCs/>
+        </w:rPr>
+        <w:t xml:space="preserve">Jewell</w:t>
+      </w:r>
+      <w:r>
+        <w:t xml:space="preserve">, </w:t>
+      </w:r>
+      <w:r>
+        <w:t xml:space="preserve">779</w:t>
+      </w:r>
+      <w:r>
+        <w:t xml:space="preserve"> </w:t>
+      </w:r>
+      <w:r>
+        <w:t xml:space="preserve">F.3d</w:t>
+      </w:r>
+      <w:r>
+        <w:t xml:space="preserve"> </w:t>
+      </w:r>
+      <w:r>
+        <w:t xml:space="preserve">588</w:t>
+      </w:r>
+      <w:r>
+        <w:t xml:space="preserve"> </w:t>
+      </w:r>
+      <w:r>
+        <w:t xml:space="preserve">(D.C.</w:t>
+      </w:r>
+      <w:r>
+        <w:t xml:space="preserve"> </w:t>
+      </w:r>
+      <w:r>
+        <w:t xml:space="preserve">Cir.</w:t>
+      </w:r>
+      <w:r>
+        <w:t xml:space="preserve"> </w:t>
+      </w:r>
+      <w:r>
+        <w:t xml:space="preserve">2015)</w:t>
+      </w:r>
+      <w:r>
+        <w:t xml:space="preserve">   </w:t>
+      </w:r>
+      <w:r>
+        <w:tab/>
+      </w:r>
+      <w:r>
+        <w:t xml:space="preserve">2</w:t>
+      </w:r>
+    </w:p>
+    <w:p>
+      <w:pPr>
+        <w:keepLines/>
+        <w:tabs>
+          <w:tab w:val="right" w:leader="dot" w:pos="9360"/>
+        </w:tabs>
+        <w:spacing w:before="120" w:after="0" w:line="300" w:lineRule="exact"/>
+        <w:ind w:left="504" w:right="1440" w:hanging="504"/>
+        <w:jc w:val="left"/>
+      </w:pPr>
+      <w:r>
+        <w:rPr>
+          <w:i/>
+          <w:iCs/>
+        </w:rPr>
+        <w:t xml:space="preserve">Friends</w:t>
+      </w:r>
+      <w:r>
+        <w:rPr>
+          <w:i/>
+          <w:iCs/>
+        </w:rPr>
+        <w:t xml:space="preserve"> </w:t>
+      </w:r>
+      <w:r>
+        <w:rPr>
+          <w:i/>
+          <w:iCs/>
+        </w:rPr>
+        <w:t xml:space="preserve">of</w:t>
+      </w:r>
+      <w:r>
+        <w:rPr>
+          <w:i/>
+          <w:iCs/>
+        </w:rPr>
+        <w:t xml:space="preserve"> </w:t>
+      </w:r>
+      <w:r>
+        <w:rPr>
+          <w:i/>
+          <w:iCs/>
+        </w:rPr>
+        <w:t xml:space="preserve">the</w:t>
+      </w:r>
+      <w:r>
+        <w:rPr>
+          <w:i/>
+          <w:iCs/>
+        </w:rPr>
+        <w:t xml:space="preserve"> </w:t>
+      </w:r>
+      <w:r>
+        <w:rPr>
+          <w:i/>
+          <w:iCs/>
+        </w:rPr>
+        <w:t xml:space="preserve">Earth</w:t>
+      </w:r>
+      <w:r>
+        <w:rPr>
+          <w:i/>
+          <w:iCs/>
+        </w:rPr>
+        <w:t xml:space="preserve"> </w:t>
+      </w:r>
+      <w:r>
+        <w:rPr>
+          <w:i/>
+          <w:iCs/>
+        </w:rPr>
+        <w:t xml:space="preserve">v.</w:t>
+      </w:r>
+      <w:r>
+        <w:rPr>
+          <w:i/>
+          <w:iCs/>
+        </w:rPr>
+        <w:t xml:space="preserve"> </w:t>
+      </w:r>
+      <w:r>
+        <w:rPr>
+          <w:i/>
+          <w:iCs/>
+        </w:rPr>
+        <w:t xml:space="preserve">Sanderson</w:t>
+      </w:r>
+      <w:r>
+        <w:rPr>
+          <w:i/>
+          <w:iCs/>
+        </w:rPr>
+        <w:t xml:space="preserve"> </w:t>
+      </w:r>
+      <w:r>
+        <w:rPr>
+          <w:i/>
+          <w:iCs/>
+        </w:rPr>
+        <w:t xml:space="preserve">Farms,</w:t>
+      </w:r>
+      <w:r>
+        <w:rPr>
+          <w:i/>
+          <w:iCs/>
+        </w:rPr>
+        <w:t xml:space="preserve"> </w:t>
+      </w:r>
+      <w:r>
+        <w:rPr>
+          <w:i/>
+          <w:iCs/>
+        </w:rPr>
+        <w:t xml:space="preserve">Inc.</w:t>
+      </w:r>
+      <w:r>
+        <w:t xml:space="preserve">, </w:t>
+      </w:r>
+      <w:r>
+        <w:t xml:space="preserve">992</w:t>
+      </w:r>
+      <w:r>
+        <w:t xml:space="preserve"> </w:t>
+      </w:r>
+      <w:r>
+        <w:t xml:space="preserve">F.3d</w:t>
+      </w:r>
+      <w:r>
+        <w:t xml:space="preserve"> </w:t>
+      </w:r>
+      <w:r>
+        <w:t xml:space="preserve">939</w:t>
+      </w:r>
+      <w:r>
+        <w:t xml:space="preserve"> </w:t>
+      </w:r>
+      <w:r>
+        <w:t xml:space="preserve">(9th</w:t>
+      </w:r>
+      <w:r>
+        <w:t xml:space="preserve"> </w:t>
+      </w:r>
+      <w:r>
+        <w:t xml:space="preserve">Cir.</w:t>
+      </w:r>
+      <w:r>
+        <w:t xml:space="preserve"> </w:t>
+      </w:r>
+      <w:r>
+        <w:t xml:space="preserve">2021)</w:t>
+      </w:r>
+      <w:r>
+        <w:t xml:space="preserve">   </w:t>
+      </w:r>
+      <w:r>
+        <w:tab/>
+      </w:r>
+      <w:r>
         <w:t xml:space="preserve">6</w:t>
       </w:r>
     </w:p>
     <w:p>
       <w:pPr>
-        <w:pStyle w:val="TOCEntry1"/>
-      </w:pPr>
-      <w:r>
-        <w:t xml:space="preserve">ARGUMENT</w:t>
+        <w:keepLines/>
+        <w:tabs>
+          <w:tab w:val="right" w:leader="dot" w:pos="9360"/>
+        </w:tabs>
+        <w:spacing w:before="120" w:after="0" w:line="300" w:lineRule="exact"/>
+        <w:ind w:left="504" w:right="1440" w:hanging="504"/>
+        <w:jc w:val="left"/>
+      </w:pPr>
+      <w:r>
+        <w:rPr>
+          <w:i/>
+          <w:iCs/>
+        </w:rPr>
+        <w:t xml:space="preserve">Leite</w:t>
+      </w:r>
+      <w:r>
+        <w:rPr>
+          <w:i/>
+          <w:iCs/>
+        </w:rPr>
+        <w:t xml:space="preserve"> </w:t>
+      </w:r>
+      <w:r>
+        <w:rPr>
+          <w:i/>
+          <w:iCs/>
+        </w:rPr>
+        <w:t xml:space="preserve">v.</w:t>
+      </w:r>
+      <w:r>
+        <w:rPr>
+          <w:i/>
+          <w:iCs/>
+        </w:rPr>
+        <w:t xml:space="preserve"> </w:t>
+      </w:r>
+      <w:r>
+        <w:rPr>
+          <w:i/>
+          <w:iCs/>
+        </w:rPr>
+        <w:t xml:space="preserve">Crane</w:t>
+      </w:r>
+      <w:r>
+        <w:rPr>
+          <w:i/>
+          <w:iCs/>
+        </w:rPr>
+        <w:t xml:space="preserve"> </w:t>
+      </w:r>
+      <w:r>
+        <w:rPr>
+          <w:i/>
+          <w:iCs/>
+        </w:rPr>
+        <w:t xml:space="preserve">Co.</w:t>
+      </w:r>
+      <w:r>
+        <w:t xml:space="preserve">, </w:t>
+      </w:r>
+      <w:r>
+        <w:t xml:space="preserve">749</w:t>
+      </w:r>
+      <w:r>
+        <w:t xml:space="preserve"> </w:t>
+      </w:r>
+      <w:r>
+        <w:t xml:space="preserve">F.3d</w:t>
+      </w:r>
+      <w:r>
+        <w:t xml:space="preserve"> </w:t>
+      </w:r>
+      <w:r>
+        <w:t xml:space="preserve">1117</w:t>
+      </w:r>
+      <w:r>
+        <w:t xml:space="preserve"> </w:t>
+      </w:r>
+      <w:r>
+        <w:t xml:space="preserve">(9th</w:t>
+      </w:r>
+      <w:r>
+        <w:t xml:space="preserve"> </w:t>
+      </w:r>
+      <w:r>
+        <w:t xml:space="preserve">Cir.</w:t>
+      </w:r>
+      <w:r>
+        <w:t xml:space="preserve"> </w:t>
+      </w:r>
+      <w:r>
+        <w:t xml:space="preserve">2014)</w:t>
+      </w:r>
+      <w:r>
+        <w:t xml:space="preserve">   </w:t>
       </w:r>
       <w:r>
         <w:tab/>
       </w:r>
       <w:r>
+        <w:t xml:space="preserve">6</w:t>
+      </w:r>
+    </w:p>
+    <w:p>
+      <w:pPr>
+        <w:keepLines/>
+        <w:tabs>
+          <w:tab w:val="right" w:leader="dot" w:pos="9360"/>
+        </w:tabs>
+        <w:spacing w:before="120" w:after="0" w:line="300" w:lineRule="exact"/>
+        <w:ind w:left="504" w:right="1440" w:hanging="504"/>
+        <w:jc w:val="left"/>
+      </w:pPr>
+      <w:r>
+        <w:rPr>
+          <w:i/>
+          <w:iCs/>
+        </w:rPr>
+        <w:t xml:space="preserve">McCarthy</w:t>
+      </w:r>
+      <w:r>
+        <w:rPr>
+          <w:i/>
+          <w:iCs/>
+        </w:rPr>
+        <w:t xml:space="preserve"> </w:t>
+      </w:r>
+      <w:r>
+        <w:rPr>
+          <w:i/>
+          <w:iCs/>
+        </w:rPr>
+        <w:t xml:space="preserve">v.</w:t>
+      </w:r>
+      <w:r>
+        <w:rPr>
+          <w:i/>
+          <w:iCs/>
+        </w:rPr>
+        <w:t xml:space="preserve"> </w:t>
+      </w:r>
+      <w:r>
+        <w:rPr>
+          <w:i/>
+          <w:iCs/>
+        </w:rPr>
+        <w:t xml:space="preserve">United</w:t>
+      </w:r>
+      <w:r>
+        <w:rPr>
+          <w:i/>
+          <w:iCs/>
+        </w:rPr>
+        <w:t xml:space="preserve"> </w:t>
+      </w:r>
+      <w:r>
+        <w:rPr>
+          <w:i/>
+          <w:iCs/>
+        </w:rPr>
+        <w:t xml:space="preserve">States</w:t>
+      </w:r>
+      <w:r>
+        <w:t xml:space="preserve">, </w:t>
+      </w:r>
+      <w:r>
+        <w:t xml:space="preserve">850</w:t>
+      </w:r>
+      <w:r>
+        <w:t xml:space="preserve"> </w:t>
+      </w:r>
+      <w:r>
+        <w:t xml:space="preserve">F.2d</w:t>
+      </w:r>
+      <w:r>
+        <w:t xml:space="preserve"> </w:t>
+      </w:r>
+      <w:r>
+        <w:t xml:space="preserve">558</w:t>
+      </w:r>
+      <w:r>
+        <w:t xml:space="preserve"> </w:t>
+      </w:r>
+      <w:r>
+        <w:t xml:space="preserve">(9th</w:t>
+      </w:r>
+      <w:r>
+        <w:t xml:space="preserve"> </w:t>
+      </w:r>
+      <w:r>
+        <w:t xml:space="preserve">Cir.</w:t>
+      </w:r>
+      <w:r>
+        <w:t xml:space="preserve"> </w:t>
+      </w:r>
+      <w:r>
+        <w:t xml:space="preserve">1988)</w:t>
+      </w:r>
+      <w:r>
+        <w:t xml:space="preserve">   </w:t>
+      </w:r>
+      <w:r>
+        <w:tab/>
+      </w:r>
+      <w:r>
+        <w:t xml:space="preserve">6</w:t>
+      </w:r>
+    </w:p>
+    <w:p>
+      <w:pPr>
+        <w:keepLines/>
+        <w:tabs>
+          <w:tab w:val="right" w:leader="dot" w:pos="9360"/>
+        </w:tabs>
+        <w:spacing w:before="120" w:after="0" w:line="300" w:lineRule="exact"/>
+        <w:ind w:left="504" w:right="1440" w:hanging="504"/>
+        <w:jc w:val="left"/>
+      </w:pPr>
+      <w:r>
+        <w:rPr>
+          <w:i/>
+          <w:iCs/>
+        </w:rPr>
+        <w:t xml:space="preserve">Native</w:t>
+      </w:r>
+      <w:r>
+        <w:rPr>
+          <w:i/>
+          <w:iCs/>
+        </w:rPr>
+        <w:t xml:space="preserve"> </w:t>
+      </w:r>
+      <w:r>
+        <w:rPr>
+          <w:i/>
+          <w:iCs/>
+        </w:rPr>
+        <w:t xml:space="preserve">Village</w:t>
+      </w:r>
+      <w:r>
+        <w:rPr>
+          <w:i/>
+          <w:iCs/>
+        </w:rPr>
+        <w:t xml:space="preserve"> </w:t>
+      </w:r>
+      <w:r>
+        <w:rPr>
+          <w:i/>
+          <w:iCs/>
+        </w:rPr>
+        <w:t xml:space="preserve">of</w:t>
+      </w:r>
+      <w:r>
+        <w:rPr>
+          <w:i/>
+          <w:iCs/>
+        </w:rPr>
+        <w:t xml:space="preserve"> </w:t>
+      </w:r>
+      <w:r>
+        <w:rPr>
+          <w:i/>
+          <w:iCs/>
+        </w:rPr>
+        <w:t xml:space="preserve">Point</w:t>
+      </w:r>
+      <w:r>
+        <w:rPr>
+          <w:i/>
+          <w:iCs/>
+        </w:rPr>
+        <w:t xml:space="preserve"> </w:t>
+      </w:r>
+      <w:r>
+        <w:rPr>
+          <w:i/>
+          <w:iCs/>
+        </w:rPr>
+        <w:t xml:space="preserve">Hope</w:t>
+      </w:r>
+      <w:r>
+        <w:rPr>
+          <w:i/>
+          <w:iCs/>
+        </w:rPr>
+        <w:t xml:space="preserve"> </w:t>
+      </w:r>
+      <w:r>
+        <w:rPr>
+          <w:i/>
+          <w:iCs/>
+        </w:rPr>
+        <w:t xml:space="preserve">v.</w:t>
+      </w:r>
+      <w:r>
+        <w:rPr>
+          <w:i/>
+          <w:iCs/>
+        </w:rPr>
+        <w:t xml:space="preserve"> </w:t>
+      </w:r>
+      <w:r>
+        <w:rPr>
+          <w:i/>
+          <w:iCs/>
+        </w:rPr>
+        <w:t xml:space="preserve">Jewell</w:t>
+      </w:r>
+      <w:r>
+        <w:t xml:space="preserve">, </w:t>
+      </w:r>
+      <w:r>
+        <w:t xml:space="preserve">740</w:t>
+      </w:r>
+      <w:r>
+        <w:t xml:space="preserve"> </w:t>
+      </w:r>
+      <w:r>
+        <w:t xml:space="preserve">F.3d</w:t>
+      </w:r>
+      <w:r>
+        <w:t xml:space="preserve"> </w:t>
+      </w:r>
+      <w:r>
+        <w:t xml:space="preserve">489</w:t>
+      </w:r>
+      <w:r>
+        <w:t xml:space="preserve"> </w:t>
+      </w:r>
+      <w:r>
+        <w:t xml:space="preserve">(9th</w:t>
+      </w:r>
+      <w:r>
+        <w:t xml:space="preserve"> </w:t>
+      </w:r>
+      <w:r>
+        <w:t xml:space="preserve">Cir.</w:t>
+      </w:r>
+      <w:r>
+        <w:t xml:space="preserve"> </w:t>
+      </w:r>
+      <w:r>
+        <w:t xml:space="preserve">2014)</w:t>
+      </w:r>
+      <w:r>
+        <w:t xml:space="preserve">   </w:t>
+      </w:r>
+      <w:r>
+        <w:tab/>
+      </w:r>
+      <w:r>
+        <w:t xml:space="preserve">4</w:t>
+      </w:r>
+    </w:p>
+    <w:p>
+      <w:pPr>
+        <w:keepLines/>
+        <w:tabs>
+          <w:tab w:val="right" w:leader="dot" w:pos="9360"/>
+        </w:tabs>
+        <w:spacing w:before="120" w:after="0" w:line="300" w:lineRule="exact"/>
+        <w:ind w:left="504" w:right="1440" w:hanging="504"/>
+        <w:jc w:val="left"/>
+      </w:pPr>
+      <w:r>
+        <w:rPr>
+          <w:i/>
+          <w:iCs/>
+        </w:rPr>
+        <w:t xml:space="preserve">Pacific</w:t>
+      </w:r>
+      <w:r>
+        <w:rPr>
+          <w:i/>
+          <w:iCs/>
+        </w:rPr>
+        <w:t xml:space="preserve"> </w:t>
+      </w:r>
+      <w:r>
+        <w:rPr>
+          <w:i/>
+          <w:iCs/>
+        </w:rPr>
+        <w:t xml:space="preserve">Operators</w:t>
+      </w:r>
+      <w:r>
+        <w:rPr>
+          <w:i/>
+          <w:iCs/>
+        </w:rPr>
+        <w:t xml:space="preserve"> </w:t>
+      </w:r>
+      <w:r>
+        <w:rPr>
+          <w:i/>
+          <w:iCs/>
+        </w:rPr>
+        <w:t xml:space="preserve">Offshore,</w:t>
+      </w:r>
+      <w:r>
+        <w:rPr>
+          <w:i/>
+          <w:iCs/>
+        </w:rPr>
+        <w:t xml:space="preserve"> </w:t>
+      </w:r>
+      <w:r>
+        <w:rPr>
+          <w:i/>
+          <w:iCs/>
+        </w:rPr>
+        <w:t xml:space="preserve">LLP</w:t>
+      </w:r>
+      <w:r>
+        <w:rPr>
+          <w:i/>
+          <w:iCs/>
+        </w:rPr>
+        <w:t xml:space="preserve"> </w:t>
+      </w:r>
+      <w:r>
+        <w:rPr>
+          <w:i/>
+          <w:iCs/>
+        </w:rPr>
+        <w:t xml:space="preserve">v.</w:t>
+      </w:r>
+      <w:r>
+        <w:rPr>
+          <w:i/>
+          <w:iCs/>
+        </w:rPr>
+        <w:t xml:space="preserve"> </w:t>
+      </w:r>
+      <w:r>
+        <w:rPr>
+          <w:i/>
+          <w:iCs/>
+        </w:rPr>
+        <w:t xml:space="preserve">Valladolid</w:t>
+      </w:r>
+      <w:r>
+        <w:t xml:space="preserve">, </w:t>
+      </w:r>
+      <w:r>
+        <w:t xml:space="preserve">132</w:t>
+      </w:r>
+      <w:r>
+        <w:t xml:space="preserve"> </w:t>
+      </w:r>
+      <w:r>
+        <w:t xml:space="preserve">S.</w:t>
+      </w:r>
+      <w:r>
+        <w:t xml:space="preserve"> </w:t>
+      </w:r>
+      <w:r>
+        <w:t xml:space="preserve">Ct.</w:t>
+      </w:r>
+      <w:r>
+        <w:t xml:space="preserve"> </w:t>
+      </w:r>
+      <w:r>
+        <w:t xml:space="preserve">680</w:t>
+      </w:r>
+      <w:r>
+        <w:t xml:space="preserve"> </w:t>
+      </w:r>
+      <w:r>
+        <w:t xml:space="preserve">(2012)</w:t>
+      </w:r>
+      <w:r>
+        <w:t xml:space="preserve">   </w:t>
+      </w:r>
+      <w:r>
+        <w:tab/>
+      </w:r>
+      <w:r>
+        <w:t xml:space="preserve">2</w:t>
+      </w:r>
+    </w:p>
+    <w:p>
+      <w:pPr>
+        <w:keepLines/>
+        <w:tabs>
+          <w:tab w:val="right" w:leader="dot" w:pos="9360"/>
+        </w:tabs>
+        <w:spacing w:before="120" w:after="0" w:line="300" w:lineRule="exact"/>
+        <w:ind w:left="504" w:right="1440" w:hanging="504"/>
+        <w:jc w:val="left"/>
+      </w:pPr>
+      <w:r>
+        <w:rPr>
+          <w:i/>
+          <w:iCs/>
+        </w:rPr>
+        <w:t xml:space="preserve">Summers</w:t>
+      </w:r>
+      <w:r>
+        <w:rPr>
+          <w:i/>
+          <w:iCs/>
+        </w:rPr>
+        <w:t xml:space="preserve"> </w:t>
+      </w:r>
+      <w:r>
+        <w:rPr>
+          <w:i/>
+          <w:iCs/>
+        </w:rPr>
+        <w:t xml:space="preserve">v.</w:t>
+      </w:r>
+      <w:r>
+        <w:rPr>
+          <w:i/>
+          <w:iCs/>
+        </w:rPr>
+        <w:t xml:space="preserve"> </w:t>
+      </w:r>
+      <w:r>
+        <w:rPr>
+          <w:i/>
+          <w:iCs/>
+        </w:rPr>
+        <w:t xml:space="preserve">Earth</w:t>
+      </w:r>
+      <w:r>
+        <w:rPr>
+          <w:i/>
+          <w:iCs/>
+        </w:rPr>
+        <w:t xml:space="preserve"> </w:t>
+      </w:r>
+      <w:r>
+        <w:rPr>
+          <w:i/>
+          <w:iCs/>
+        </w:rPr>
+        <w:t xml:space="preserve">Island</w:t>
+      </w:r>
+      <w:r>
+        <w:rPr>
+          <w:i/>
+          <w:iCs/>
+        </w:rPr>
+        <w:t xml:space="preserve"> </w:t>
+      </w:r>
+      <w:r>
+        <w:rPr>
+          <w:i/>
+          <w:iCs/>
+        </w:rPr>
+        <w:t xml:space="preserve">Inst.</w:t>
+      </w:r>
+      <w:r>
+        <w:t xml:space="preserve">, </w:t>
+      </w:r>
+      <w:r>
+        <w:t xml:space="preserve">555</w:t>
+      </w:r>
+      <w:r>
+        <w:t xml:space="preserve"> </w:t>
+      </w:r>
+      <w:r>
+        <w:t xml:space="preserve">U.S.</w:t>
+      </w:r>
+      <w:r>
+        <w:t xml:space="preserve"> </w:t>
+      </w:r>
+      <w:r>
+        <w:t xml:space="preserve">488</w:t>
+      </w:r>
+      <w:r>
+        <w:t xml:space="preserve"> </w:t>
+      </w:r>
+      <w:r>
+        <w:t xml:space="preserve">(2009)</w:t>
+      </w:r>
+      <w:r>
+        <w:t xml:space="preserve">   </w:t>
+      </w:r>
+      <w:r>
+        <w:tab/>
+      </w:r>
+      <w:r>
         <w:t xml:space="preserve">7</w:t>
       </w:r>
     </w:p>
     <w:p>
       <w:pPr>
-        <w:pStyle w:val="TOCEntry2"/>
-      </w:pPr>
-      <w:r>
-        <w:t xml:space="preserve">I.</w:t>
+        <w:keepLines/>
+        <w:tabs>
+          <w:tab w:val="right" w:leader="dot" w:pos="9360"/>
+        </w:tabs>
+        <w:spacing w:before="120" w:after="0" w:line="300" w:lineRule="exact"/>
+        <w:ind w:left="504" w:right="1440" w:hanging="504"/>
+        <w:jc w:val="left"/>
+      </w:pPr>
+      <w:r>
+        <w:rPr>
+          <w:i/>
+          <w:iCs/>
+        </w:rPr>
+        <w:t xml:space="preserve">Thornhill</w:t>
+      </w:r>
+      <w:r>
+        <w:rPr>
+          <w:i/>
+          <w:iCs/>
+        </w:rPr>
+        <w:t xml:space="preserve"> </w:t>
+      </w:r>
+      <w:r>
+        <w:rPr>
+          <w:i/>
+          <w:iCs/>
+        </w:rPr>
+        <w:t xml:space="preserve">Pub.</w:t>
+      </w:r>
+      <w:r>
+        <w:rPr>
+          <w:i/>
+          <w:iCs/>
+        </w:rPr>
+        <w:t xml:space="preserve"> </w:t>
+      </w:r>
+      <w:r>
+        <w:rPr>
+          <w:i/>
+          <w:iCs/>
+        </w:rPr>
+        <w:t xml:space="preserve">Co.</w:t>
+      </w:r>
+      <w:r>
+        <w:rPr>
+          <w:i/>
+          <w:iCs/>
+        </w:rPr>
+        <w:t xml:space="preserve"> </w:t>
+      </w:r>
+      <w:r>
+        <w:rPr>
+          <w:i/>
+          <w:iCs/>
+        </w:rPr>
+        <w:t xml:space="preserve">v.</w:t>
+      </w:r>
+      <w:r>
+        <w:rPr>
+          <w:i/>
+          <w:iCs/>
+        </w:rPr>
+        <w:t xml:space="preserve"> </w:t>
+      </w:r>
+      <w:r>
+        <w:rPr>
+          <w:i/>
+          <w:iCs/>
+        </w:rPr>
+        <w:t xml:space="preserve">Gen.</w:t>
+      </w:r>
+      <w:r>
+        <w:rPr>
+          <w:i/>
+          <w:iCs/>
+        </w:rPr>
+        <w:t xml:space="preserve"> </w:t>
+      </w:r>
+      <w:r>
+        <w:rPr>
+          <w:i/>
+          <w:iCs/>
+        </w:rPr>
+        <w:t xml:space="preserve">Tel.</w:t>
+      </w:r>
+      <w:r>
+        <w:rPr>
+          <w:i/>
+          <w:iCs/>
+        </w:rPr>
+        <w:t xml:space="preserve"> </w:t>
+      </w:r>
+      <w:r>
+        <w:rPr>
+          <w:i/>
+          <w:iCs/>
+        </w:rPr>
+        <w:t xml:space="preserve">&amp;</w:t>
+      </w:r>
+      <w:r>
+        <w:rPr>
+          <w:i/>
+          <w:iCs/>
+        </w:rPr>
+        <w:t xml:space="preserve"> </w:t>
+      </w:r>
+      <w:r>
+        <w:rPr>
+          <w:i/>
+          <w:iCs/>
+        </w:rPr>
+        <w:t xml:space="preserve">Elecs.</w:t>
+      </w:r>
+      <w:r>
+        <w:rPr>
+          <w:i/>
+          <w:iCs/>
+        </w:rPr>
+        <w:t xml:space="preserve"> </w:t>
+      </w:r>
+      <w:r>
+        <w:rPr>
+          <w:i/>
+          <w:iCs/>
+        </w:rPr>
+        <w:t xml:space="preserve">Corp.</w:t>
+      </w:r>
+      <w:r>
+        <w:t xml:space="preserve">, </w:t>
+      </w:r>
+      <w:r>
+        <w:t xml:space="preserve">594</w:t>
+      </w:r>
+      <w:r>
+        <w:t xml:space="preserve"> </w:t>
+      </w:r>
+      <w:r>
+        <w:t xml:space="preserve">F.2d</w:t>
+      </w:r>
+      <w:r>
+        <w:t xml:space="preserve"> </w:t>
+      </w:r>
+      <w:r>
+        <w:t xml:space="preserve">730</w:t>
+      </w:r>
+      <w:r>
+        <w:t xml:space="preserve"> </w:t>
+      </w:r>
+      <w:r>
+        <w:t xml:space="preserve">(9th</w:t>
+      </w:r>
+      <w:r>
+        <w:t xml:space="preserve"> </w:t>
+      </w:r>
+      <w:r>
+        <w:t xml:space="preserve">Cir.</w:t>
+      </w:r>
+      <w:r>
+        <w:t xml:space="preserve"> </w:t>
+      </w:r>
+      <w:r>
+        <w:t xml:space="preserve">1979)</w:t>
+      </w:r>
+      <w:r>
+        <w:t xml:space="preserve">   </w:t>
       </w:r>
       <w:r>
         <w:tab/>
       </w:r>
       <w:r>
-        <w:t xml:space="preserve">Plaintiffs Lack Standing and Their Claims Are Not Ripe</w:t>
+        <w:t xml:space="preserve">6</w:t>
+      </w:r>
+    </w:p>
+    <w:p>
+      <w:pPr>
+        <w:keepLines/>
+        <w:tabs>
+          <w:tab w:val="right" w:leader="dot" w:pos="9360"/>
+        </w:tabs>
+        <w:spacing w:before="120" w:after="0" w:line="300" w:lineRule="exact"/>
+        <w:ind w:left="504" w:right="1440" w:hanging="504"/>
+        <w:jc w:val="left"/>
+      </w:pPr>
+      <w:r>
+        <w:rPr>
+          <w:i/>
+          <w:iCs/>
+        </w:rPr>
+        <w:t xml:space="preserve">United</w:t>
+      </w:r>
+      <w:r>
+        <w:rPr>
+          <w:i/>
+          <w:iCs/>
+        </w:rPr>
+        <w:t xml:space="preserve"> </w:t>
+      </w:r>
+      <w:r>
+        <w:rPr>
+          <w:i/>
+          <w:iCs/>
+        </w:rPr>
+        <w:t xml:space="preserve">States</w:t>
+      </w:r>
+      <w:r>
+        <w:rPr>
+          <w:i/>
+          <w:iCs/>
+        </w:rPr>
+        <w:t xml:space="preserve"> </w:t>
+      </w:r>
+      <w:r>
+        <w:rPr>
+          <w:i/>
+          <w:iCs/>
+        </w:rPr>
+        <w:t xml:space="preserve">v.</w:t>
+      </w:r>
+      <w:r>
+        <w:rPr>
+          <w:i/>
+          <w:iCs/>
+        </w:rPr>
+        <w:t xml:space="preserve"> </w:t>
+      </w:r>
+      <w:r>
+        <w:rPr>
+          <w:i/>
+          <w:iCs/>
+        </w:rPr>
+        <w:t xml:space="preserve">Florida</w:t>
+      </w:r>
+      <w:r>
+        <w:t xml:space="preserve">, </w:t>
+      </w:r>
+      <w:r>
+        <w:t xml:space="preserve">363</w:t>
+      </w:r>
+      <w:r>
+        <w:t xml:space="preserve"> </w:t>
+      </w:r>
+      <w:r>
+        <w:t xml:space="preserve">U.S.</w:t>
+      </w:r>
+      <w:r>
+        <w:t xml:space="preserve"> </w:t>
+      </w:r>
+      <w:r>
+        <w:t xml:space="preserve">121</w:t>
+      </w:r>
+      <w:r>
+        <w:t xml:space="preserve"> </w:t>
+      </w:r>
+      <w:r>
+        <w:t xml:space="preserve">(1960)</w:t>
+      </w:r>
+      <w:r>
+        <w:t xml:space="preserve">   </w:t>
       </w:r>
       <w:r>
         <w:tab/>
       </w:r>
       <w:r>
-        <w:t xml:space="preserve">7</w:t>
-      </w:r>
-    </w:p>
-    <w:p>
-      <w:pPr>
-        <w:pStyle w:val="TOCEntry3"/>
-      </w:pPr>
-      <w:r>
-        <w:t xml:space="preserve">A.</w:t>
+        <w:t xml:space="preserve">3</w:t>
+      </w:r>
+    </w:p>
+    <w:p>
+      <w:pPr>
+        <w:keepLines/>
+        <w:tabs>
+          <w:tab w:val="right" w:leader="dot" w:pos="9360"/>
+        </w:tabs>
+        <w:spacing w:before="120" w:after="0" w:line="300" w:lineRule="exact"/>
+        <w:ind w:left="504" w:right="1440" w:hanging="504"/>
+        <w:jc w:val="left"/>
+      </w:pPr>
+      <w:r>
+        <w:rPr>
+          <w:i/>
+          <w:iCs/>
+        </w:rPr>
+        <w:t xml:space="preserve">United</w:t>
+      </w:r>
+      <w:r>
+        <w:rPr>
+          <w:i/>
+          <w:iCs/>
+        </w:rPr>
+        <w:t xml:space="preserve"> </w:t>
+      </w:r>
+      <w:r>
+        <w:rPr>
+          <w:i/>
+          <w:iCs/>
+        </w:rPr>
+        <w:t xml:space="preserve">States</w:t>
+      </w:r>
+      <w:r>
+        <w:rPr>
+          <w:i/>
+          <w:iCs/>
+        </w:rPr>
+        <w:t xml:space="preserve"> </w:t>
+      </w:r>
+      <w:r>
+        <w:rPr>
+          <w:i/>
+          <w:iCs/>
+        </w:rPr>
+        <w:t xml:space="preserve">v.</w:t>
+      </w:r>
+      <w:r>
+        <w:rPr>
+          <w:i/>
+          <w:iCs/>
+        </w:rPr>
+        <w:t xml:space="preserve"> </w:t>
+      </w:r>
+      <w:r>
+        <w:rPr>
+          <w:i/>
+          <w:iCs/>
+        </w:rPr>
+        <w:t xml:space="preserve">Louisiana</w:t>
+      </w:r>
+      <w:r>
+        <w:t xml:space="preserve">, </w:t>
+      </w:r>
+      <w:r>
+        <w:t xml:space="preserve">363</w:t>
+      </w:r>
+      <w:r>
+        <w:t xml:space="preserve"> </w:t>
+      </w:r>
+      <w:r>
+        <w:t xml:space="preserve">U.S.</w:t>
+      </w:r>
+      <w:r>
+        <w:t xml:space="preserve"> </w:t>
+      </w:r>
+      <w:r>
+        <w:t xml:space="preserve">1</w:t>
+      </w:r>
+      <w:r>
+        <w:t xml:space="preserve"> </w:t>
+      </w:r>
+      <w:r>
+        <w:t xml:space="preserve">(1960)</w:t>
+      </w:r>
+      <w:r>
+        <w:t xml:space="preserve">   </w:t>
       </w:r>
       <w:r>
         <w:tab/>
       </w:r>
       <w:r>
-        <w:t xml:space="preserve">Plaintiffs Have Failed to Demonstrate Standing</w:t>
+        <w:t xml:space="preserve">3</w:t>
+      </w:r>
+    </w:p>
+    <w:p>
+      <w:pPr>
+        <w:keepNext/>
+        <w:keepLines/>
+        <w:spacing w:before="300" w:after="0" w:line="300" w:lineRule="exact"/>
+        <w:ind w:left="0" w:firstLine="0"/>
+        <w:jc w:val="left"/>
+      </w:pPr>
+      <w:r>
+        <w:rPr>
+          <w:b/>
+          <w:bCs/>
+        </w:rPr>
+        <w:t xml:space="preserve">Statutes</w:t>
+      </w:r>
+    </w:p>
+    <w:p>
+      <w:pPr>
+        <w:keepLines/>
+        <w:tabs>
+          <w:tab w:val="right" w:leader="dot" w:pos="9360"/>
+        </w:tabs>
+        <w:spacing w:before="120" w:after="0" w:line="300" w:lineRule="exact"/>
+        <w:ind w:left="504" w:right="1440" w:hanging="504"/>
+        <w:jc w:val="left"/>
+      </w:pPr>
+      <w:r>
+        <w:t xml:space="preserve">43</w:t>
+      </w:r>
+      <w:r>
+        <w:t xml:space="preserve"> </w:t>
+      </w:r>
+      <w:r>
+        <w:t xml:space="preserve">U.S.C.</w:t>
+      </w:r>
+      <w:r>
+        <w:t xml:space="preserve"> </w:t>
+      </w:r>
+      <w:r>
+        <w:t xml:space="preserve">§</w:t>
+      </w:r>
+      <w:r>
+        <w:t xml:space="preserve"> </w:t>
+      </w:r>
+      <w:r>
+        <w:t xml:space="preserve">1312</w:t>
+      </w:r>
+      <w:r>
+        <w:t xml:space="preserve">   </w:t>
       </w:r>
       <w:r>
         <w:tab/>
       </w:r>
       <w:r>
-        <w:t xml:space="preserve">8</w:t>
-      </w:r>
-    </w:p>
-    <w:p>
-      <w:pPr>
-        <w:pStyle w:val="TOCEntry1"/>
-      </w:pPr>
-      <w:r>
-        <w:t xml:space="preserve">CONCLUSION</w:t>
+        <w:t xml:space="preserve">3</w:t>
+      </w:r>
+    </w:p>
+    <w:p>
+      <w:pPr>
+        <w:keepLines/>
+        <w:tabs>
+          <w:tab w:val="right" w:leader="dot" w:pos="9360"/>
+        </w:tabs>
+        <w:spacing w:before="120" w:after="0" w:line="300" w:lineRule="exact"/>
+        <w:ind w:left="504" w:right="1440" w:hanging="504"/>
+        <w:jc w:val="left"/>
+      </w:pPr>
+      <w:r>
+        <w:t xml:space="preserve">43</w:t>
+      </w:r>
+      <w:r>
+        <w:t xml:space="preserve"> </w:t>
+      </w:r>
+      <w:r>
+        <w:t xml:space="preserve">U.S.C.</w:t>
+      </w:r>
+      <w:r>
+        <w:t xml:space="preserve"> </w:t>
+      </w:r>
+      <w:r>
+        <w:t xml:space="preserve">§</w:t>
+      </w:r>
+      <w:r>
+        <w:t xml:space="preserve"> </w:t>
+      </w:r>
+      <w:r>
+        <w:t xml:space="preserve">1331(a)</w:t>
+      </w:r>
+      <w:r>
+        <w:t xml:space="preserve">   </w:t>
       </w:r>
       <w:r>
         <w:tab/>
       </w:r>
       <w:r>
-        <w:t xml:space="preserve">8</w:t>
-      </w:r>
-    </w:p>
-    <w:p>
-      <w:pPr>
-        <w:pStyle w:val="TOCTitle"/>
-        <w:pageBreakBefore/>
-      </w:pPr>
-      <w:r>
-        <w:t xml:space="preserve">Table of Authorities</w:t>
-      </w:r>
-    </w:p>
-    <w:p>
-      <w:pPr>
-        <w:pStyle w:val="PageLabel"/>
-      </w:pPr>
-      <w:r>
-        <w:t xml:space="preserve">Page(s)</w:t>
-      </w:r>
-    </w:p>
-    <w:p>
-      <w:pPr>
-        <w:pStyle w:val="TOAGroup"/>
-      </w:pPr>
-      <w:r>
-        <w:t xml:space="preserve">Cases</w:t>
-      </w:r>
-    </w:p>
-    <w:p>
-      <w:pPr>
-        <w:pStyle w:val="TOAEntry"/>
-      </w:pPr>
-      <w:r>
-        <w:rPr>
-          <w:i/>
-          <w:iCs/>
-        </w:rPr>
-        <w:t xml:space="preserve">Bowen v. Energizer Holdings, Inc.</w:t>
-      </w:r>
-      <w:r>
-        <w:t xml:space="preserve">, 118 F.4th 1134 (2024)</w:t>
+        <w:t xml:space="preserve">2</w:t>
+      </w:r>
+    </w:p>
+    <w:p>
+      <w:pPr>
+        <w:keepLines/>
+        <w:tabs>
+          <w:tab w:val="right" w:leader="dot" w:pos="9360"/>
+        </w:tabs>
+        <w:spacing w:before="120" w:after="0" w:line="300" w:lineRule="exact"/>
+        <w:ind w:left="504" w:right="1440" w:hanging="504"/>
+        <w:jc w:val="left"/>
+      </w:pPr>
+      <w:r>
+        <w:t xml:space="preserve">43</w:t>
+      </w:r>
+      <w:r>
+        <w:t xml:space="preserve"> </w:t>
+      </w:r>
+      <w:r>
+        <w:t xml:space="preserve">U.S.C.</w:t>
+      </w:r>
+      <w:r>
+        <w:t xml:space="preserve"> </w:t>
+      </w:r>
+      <w:r>
+        <w:t xml:space="preserve">§</w:t>
+      </w:r>
+      <w:r>
+        <w:t xml:space="preserve"> </w:t>
+      </w:r>
+      <w:r>
+        <w:t xml:space="preserve">1341(a)</w:t>
+      </w:r>
+      <w:r>
+        <w:t xml:space="preserve">   </w:t>
       </w:r>
       <w:r>
         <w:tab/>
       </w:r>
       <w:r>
-        <w:t xml:space="preserve">8</w:t>
-      </w:r>
-    </w:p>
-    <w:p>
-      <w:pPr>
-        <w:pStyle w:val="TOAEntry"/>
-      </w:pPr>
-      <w:r>
-        <w:rPr>
-          <w:i/>
-          <w:iCs/>
-        </w:rPr>
-        <w:t xml:space="preserve">Ctr. for Sustainable Econ. v. Jewell</w:t>
-      </w:r>
-      <w:r>
-        <w:t xml:space="preserve">, 779 F.3d 588 (D.C. Cir. 2015)</w:t>
+        <w:t xml:space="preserve">5</w:t>
+      </w:r>
+    </w:p>
+    <w:p>
+      <w:pPr>
+        <w:keepLines/>
+        <w:tabs>
+          <w:tab w:val="right" w:leader="dot" w:pos="9360"/>
+        </w:tabs>
+        <w:spacing w:before="120" w:after="0" w:line="300" w:lineRule="exact"/>
+        <w:ind w:left="504" w:right="1440" w:hanging="504"/>
+        <w:jc w:val="left"/>
+      </w:pPr>
+      <w:r>
+        <w:t xml:space="preserve">43</w:t>
+      </w:r>
+      <w:r>
+        <w:t xml:space="preserve"> </w:t>
+      </w:r>
+      <w:r>
+        <w:t xml:space="preserve">U.S.C.</w:t>
+      </w:r>
+      <w:r>
+        <w:t xml:space="preserve"> </w:t>
+      </w:r>
+      <w:r>
+        <w:t xml:space="preserve">§</w:t>
+      </w:r>
+      <w:r>
+        <w:t xml:space="preserve"> </w:t>
+      </w:r>
+      <w:r>
+        <w:t xml:space="preserve">1344</w:t>
+      </w:r>
+      <w:r>
+        <w:t xml:space="preserve">   </w:t>
       </w:r>
       <w:r>
         <w:tab/>
       </w:r>
       <w:r>
-        <w:t xml:space="preserve">2</w:t>
-      </w:r>
-    </w:p>
-    <w:p>
-      <w:pPr>
-        <w:pStyle w:val="TOAEntry"/>
-      </w:pPr>
-      <w:r>
-        <w:rPr>
-          <w:i/>
-          <w:iCs/>
-        </w:rPr>
-        <w:t xml:space="preserve">Friends of the Earth v. Sanderson Farms, Inc.</w:t>
-      </w:r>
-      <w:r>
-        <w:t xml:space="preserve">, 992 F.3d 939 (9th Cir. 2021)</w:t>
+        <w:t xml:space="preserve">4</w:t>
+      </w:r>
+    </w:p>
+    <w:p>
+      <w:pPr>
+        <w:keepNext/>
+        <w:keepLines/>
+        <w:spacing w:before="300" w:after="0" w:line="300" w:lineRule="exact"/>
+        <w:ind w:left="0" w:firstLine="0"/>
+        <w:jc w:val="left"/>
+      </w:pPr>
+      <w:r>
+        <w:rPr>
+          <w:b/>
+          <w:bCs/>
+        </w:rPr>
+        <w:t xml:space="preserve">Rules</w:t>
+      </w:r>
+    </w:p>
+    <w:p>
+      <w:pPr>
+        <w:keepLines/>
+        <w:tabs>
+          <w:tab w:val="right" w:leader="dot" w:pos="9360"/>
+        </w:tabs>
+        <w:spacing w:before="120" w:after="0" w:line="300" w:lineRule="exact"/>
+        <w:ind w:left="504" w:right="1440" w:hanging="504"/>
+        <w:jc w:val="left"/>
+      </w:pPr>
+      <w:r>
+        <w:t xml:space="preserve">Fed.</w:t>
+      </w:r>
+      <w:r>
+        <w:t xml:space="preserve"> </w:t>
+      </w:r>
+      <w:r>
+        <w:t xml:space="preserve">R.</w:t>
+      </w:r>
+      <w:r>
+        <w:t xml:space="preserve"> </w:t>
+      </w:r>
+      <w:r>
+        <w:t xml:space="preserve">Civ.</w:t>
+      </w:r>
+      <w:r>
+        <w:t xml:space="preserve"> </w:t>
+      </w:r>
+      <w:r>
+        <w:t xml:space="preserve">P.</w:t>
+      </w:r>
+      <w:r>
+        <w:t xml:space="preserve"> </w:t>
+      </w:r>
+      <w:r>
+        <w:t xml:space="preserve">12(b)(1)</w:t>
+      </w:r>
+      <w:r>
+        <w:t xml:space="preserve">   </w:t>
       </w:r>
       <w:r>
         <w:tab/>
       </w:r>
       <w:r>
-        <w:t xml:space="preserve">7</w:t>
-      </w:r>
-    </w:p>
-    <w:p>
-      <w:pPr>
-        <w:pStyle w:val="TOAEntry"/>
-      </w:pPr>
-      <w:r>
-        <w:rPr>
-          <w:i/>
-          <w:iCs/>
-        </w:rPr>
-        <w:t xml:space="preserve">Leite v. Crane Co.</w:t>
-      </w:r>
-      <w:r>
-        <w:t xml:space="preserve">, 749 F.3d 1117 (9th Cir. 2014)</w:t>
+        <w:t xml:space="preserve">5</w:t>
+      </w:r>
+    </w:p>
+    <w:p>
+      <w:pPr>
+        <w:keepNext/>
+        <w:keepLines/>
+        <w:spacing w:before="300" w:after="0" w:line="300" w:lineRule="exact"/>
+        <w:ind w:left="0" w:firstLine="0"/>
+        <w:jc w:val="left"/>
+      </w:pPr>
+      <w:r>
+        <w:rPr>
+          <w:b/>
+          <w:bCs/>
+        </w:rPr>
+        <w:t xml:space="preserve">Regulations</w:t>
+      </w:r>
+    </w:p>
+    <w:p>
+      <w:pPr>
+        <w:keepLines/>
+        <w:tabs>
+          <w:tab w:val="right" w:leader="dot" w:pos="9360"/>
+        </w:tabs>
+        <w:spacing w:before="120" w:after="0" w:line="300" w:lineRule="exact"/>
+        <w:ind w:left="504" w:right="1440" w:hanging="504"/>
+        <w:jc w:val="left"/>
+      </w:pPr>
+      <w:r>
+        <w:t xml:space="preserve">30</w:t>
+      </w:r>
+      <w:r>
+        <w:t xml:space="preserve"> </w:t>
+      </w:r>
+      <w:r>
+        <w:t xml:space="preserve">C.F.R.</w:t>
+      </w:r>
+      <w:r>
+        <w:t xml:space="preserve"> </w:t>
+      </w:r>
+      <w:r>
+        <w:t xml:space="preserve">pt.</w:t>
+      </w:r>
+      <w:r>
+        <w:t xml:space="preserve"> </w:t>
+      </w:r>
+      <w:r>
+        <w:t xml:space="preserve">551</w:t>
+      </w:r>
+      <w:r>
+        <w:t xml:space="preserve">   </w:t>
       </w:r>
       <w:r>
         <w:tab/>
       </w:r>
       <w:r>
-        <w:t xml:space="preserve">6</w:t>
-      </w:r>
-    </w:p>
-    <w:p>
-      <w:pPr>
-        <w:pStyle w:val="TOAEntry"/>
-      </w:pPr>
-      <w:r>
-        <w:rPr>
-          <w:i/>
-          <w:iCs/>
-        </w:rPr>
-        <w:t xml:space="preserve">McCarthy v. United States</w:t>
-      </w:r>
-      <w:r>
-        <w:t xml:space="preserve">, 850 F.2d 558 (9th Cir. 1988)</w:t>
+        <w:t xml:space="preserve">5</w:t>
+      </w:r>
+    </w:p>
+    <w:p>
+      <w:pPr>
+        <w:keepLines/>
+        <w:tabs>
+          <w:tab w:val="right" w:leader="dot" w:pos="9360"/>
+        </w:tabs>
+        <w:spacing w:before="120" w:after="0" w:line="300" w:lineRule="exact"/>
+        <w:ind w:left="504" w:right="1440" w:hanging="504"/>
+        <w:jc w:val="left"/>
+      </w:pPr>
+      <w:r>
+        <w:t xml:space="preserve">Proclamation</w:t>
+      </w:r>
+      <w:r>
+        <w:t xml:space="preserve"> </w:t>
+      </w:r>
+      <w:r>
+        <w:t xml:space="preserve">No.</w:t>
+      </w:r>
+      <w:r>
+        <w:t xml:space="preserve"> </w:t>
+      </w:r>
+      <w:r>
+        <w:t xml:space="preserve">2667,</w:t>
+      </w:r>
+      <w:r>
+        <w:t xml:space="preserve"> </w:t>
+      </w:r>
+      <w:r>
+        <w:t xml:space="preserve">10</w:t>
+      </w:r>
+      <w:r>
+        <w:t xml:space="preserve"> </w:t>
+      </w:r>
+      <w:r>
+        <w:t xml:space="preserve">Fed.</w:t>
+      </w:r>
+      <w:r>
+        <w:t xml:space="preserve"> </w:t>
+      </w:r>
+      <w:r>
+        <w:t xml:space="preserve">Reg.</w:t>
+      </w:r>
+      <w:r>
+        <w:t xml:space="preserve"> </w:t>
+      </w:r>
+      <w:r>
+        <w:t xml:space="preserve">12,303</w:t>
+      </w:r>
+      <w:r>
+        <w:t xml:space="preserve"> </w:t>
+      </w:r>
+      <w:r>
+        <w:t xml:space="preserve">(Sept.</w:t>
+      </w:r>
+      <w:r>
+        <w:t xml:space="preserve"> </w:t>
+      </w:r>
+      <w:r>
+        <w:t xml:space="preserve">28,</w:t>
+      </w:r>
+      <w:r>
+        <w:t xml:space="preserve"> </w:t>
+      </w:r>
+      <w:r>
+        <w:t xml:space="preserve">1945)</w:t>
+      </w:r>
+      <w:r>
+        <w:t xml:space="preserve">   </w:t>
       </w:r>
       <w:r>
         <w:tab/>
       </w:r>
       <w:r>
-        <w:t xml:space="preserve">7</w:t>
-      </w:r>
-    </w:p>
-    <w:p>
-      <w:pPr>
-        <w:pStyle w:val="TOAEntry"/>
-      </w:pPr>
-      <w:r>
-        <w:rPr>
-          <w:i/>
-          <w:iCs/>
-        </w:rPr>
-        <w:t xml:space="preserve">Native Village of Point Hope v. Jewell</w:t>
-      </w:r>
-      <w:r>
-        <w:t xml:space="preserve">, 740 F.3d 489 (9th Cir. 2014)</w:t>
-      </w:r>
-      <w:r>
-        <w:tab/>
-      </w:r>
-      <w:r>
-        <w:t xml:space="preserve">5</w:t>
-      </w:r>
-    </w:p>
-    <w:p>
-      <w:pPr>
-        <w:pStyle w:val="TOAEntry"/>
-      </w:pPr>
-      <w:r>
-        <w:rPr>
-          <w:i/>
-          <w:iCs/>
-        </w:rPr>
-        <w:t xml:space="preserve">Pacific Operators Offshore, LLP v. Valladolid</w:t>
-      </w:r>
-      <w:r>
-        <w:t xml:space="preserve">, 132 S. Ct. 680 (2012)</w:t>
-      </w:r>
-      <w:r>
-        <w:tab/>
-      </w:r>
-      <w:r>
         <w:t xml:space="preserve">3</w:t>
       </w:r>
     </w:p>
     <w:p>
       <w:pPr>
-        <w:pStyle w:val="TOAEntry"/>
-      </w:pPr>
-      <w:r>
-        <w:rPr>
-          <w:i/>
-          <w:iCs/>
-        </w:rPr>
-        <w:t xml:space="preserve">Summers v. Earth Island Inst.</w:t>
-      </w:r>
-      <w:r>
-        <w:t xml:space="preserve">, 555 U.S. 488 (2009)</w:t>
-      </w:r>
-      <w:r>
-        <w:tab/>
-      </w:r>
-      <w:r>
-        <w:t xml:space="preserve">8</w:t>
-      </w:r>
-    </w:p>
-    <w:p>
-      <w:pPr>
-        <w:pStyle w:val="TOAEntry"/>
-      </w:pPr>
-      <w:r>
-        <w:rPr>
-          <w:i/>
-          <w:iCs/>
-        </w:rPr>
-        <w:t xml:space="preserve">Thornhill Pub. Co. v. Gen. Tel. &amp; Elecs. Corp.</w:t>
-      </w:r>
-      <w:r>
-        <w:t xml:space="preserve">, 594 F.2d 730 (9th Cir. 1979)</w:t>
-      </w:r>
-      <w:r>
-        <w:tab/>
-      </w:r>
-      <w:r>
-        <w:t xml:space="preserve">6</w:t>
-      </w:r>
-    </w:p>
-    <w:p>
-      <w:pPr>
-        <w:pStyle w:val="TOAEntry"/>
-      </w:pPr>
-      <w:r>
-        <w:rPr>
-          <w:i/>
-          <w:iCs/>
-        </w:rPr>
-        <w:t xml:space="preserve">United States v. Florida</w:t>
-      </w:r>
-      <w:r>
-        <w:t xml:space="preserve">, 363 U.S. 121 (1960)</w:t>
-      </w:r>
-      <w:r>
-        <w:tab/>
-      </w:r>
-      <w:r>
-        <w:t xml:space="preserve">3</w:t>
-      </w:r>
-    </w:p>
-    <w:p>
-      <w:pPr>
-        <w:pStyle w:val="TOAEntry"/>
-      </w:pPr>
-      <w:r>
-        <w:rPr>
-          <w:i/>
-          <w:iCs/>
-        </w:rPr>
-        <w:t xml:space="preserve">United States v. Louisiana</w:t>
-      </w:r>
-      <w:r>
-        <w:t xml:space="preserve">, 363 U.S. 1 (1960)</w:t>
-      </w:r>
-      <w:r>
-        <w:tab/>
-      </w:r>
-      <w:r>
-        <w:t xml:space="preserve">3</w:t>
-      </w:r>
-    </w:p>
-    <w:p>
-      <w:pPr>
-        <w:pStyle w:val="TOAGroup"/>
-      </w:pPr>
-      <w:r>
-        <w:t xml:space="preserve">Statutes</w:t>
-      </w:r>
-    </w:p>
-    <w:p>
-      <w:pPr>
-        <w:pStyle w:val="TOAEntry"/>
-      </w:pPr>
-      <w:r>
-        <w:t xml:space="preserve">43 U.S.C. § 1312</w:t>
-      </w:r>
-      <w:r>
-        <w:tab/>
-      </w:r>
-      <w:r>
-        <w:t xml:space="preserve">3</w:t>
-      </w:r>
-    </w:p>
-    <w:p>
-      <w:pPr>
-        <w:pStyle w:val="TOAEntry"/>
-      </w:pPr>
-      <w:r>
-        <w:t xml:space="preserve">43 U.S.C. § 1331(a)</w:t>
-      </w:r>
-      <w:r>
-        <w:tab/>
-      </w:r>
-      <w:r>
-        <w:t xml:space="preserve">3</w:t>
-      </w:r>
-    </w:p>
-    <w:p>
-      <w:pPr>
-        <w:pStyle w:val="TOAEntry"/>
-      </w:pPr>
-      <w:r>
-        <w:t xml:space="preserve">43 U.S.C. § 1341(a)</w:t>
-      </w:r>
-      <w:r>
-        <w:tab/>
-      </w:r>
-      <w:r>
-        <w:t xml:space="preserve">6</w:t>
-      </w:r>
-    </w:p>
-    <w:p>
-      <w:pPr>
-        <w:pStyle w:val="TOAEntry"/>
-      </w:pPr>
-      <w:r>
-        <w:t xml:space="preserve">43 U.S.C. § 1344</w:t>
-      </w:r>
-      <w:r>
-        <w:tab/>
-      </w:r>
-      <w:r>
-        <w:t xml:space="preserve">4, 5</w:t>
-      </w:r>
-    </w:p>
-    <w:p>
-      <w:pPr>
-        <w:pStyle w:val="TOAGroup"/>
-      </w:pPr>
-      <w:r>
-        <w:t xml:space="preserve">Rules</w:t>
-      </w:r>
-    </w:p>
-    <w:p>
-      <w:pPr>
-        <w:pStyle w:val="TOAEntry"/>
-      </w:pPr>
-      <w:r>
-        <w:t xml:space="preserve">Fed. R. Civ. P. 12(b)(1)</w:t>
-      </w:r>
-      <w:r>
-        <w:tab/>
-      </w:r>
-      <w:r>
-        <w:t xml:space="preserve">6</w:t>
-      </w:r>
-    </w:p>
-    <w:p>
-      <w:pPr>
-        <w:pStyle w:val="TOAGroup"/>
-      </w:pPr>
-      <w:r>
-        <w:t xml:space="preserve">Regulations</w:t>
-      </w:r>
-    </w:p>
-    <w:p>
-      <w:pPr>
-        <w:pStyle w:val="TOAEntry"/>
-      </w:pPr>
-      <w:r>
-        <w:t xml:space="preserve">30 C.F.R. pt. 551</w:t>
-      </w:r>
-      <w:r>
-        <w:tab/>
-      </w:r>
-      <w:r>
-        <w:t xml:space="preserve">5</w:t>
-      </w:r>
-    </w:p>
-    <w:p>
-      <w:pPr>
-        <w:pStyle w:val="TOAEntry"/>
-      </w:pPr>
-      <w:r>
-        <w:t xml:space="preserve">Proclamation No. 2667, 10 Fed. Reg. 12,303 (Sept. 28, 1945)</w:t>
-      </w:r>
-      <w:r>
-        <w:tab/>
-      </w:r>
-      <w:r>
-        <w:t xml:space="preserve">3</w:t>
-      </w:r>
-    </w:p>
-    <w:p>
-      <w:pPr>
+        <w:spacing w:before="0" w:after="0" w:line="20" w:lineRule="exact"/>
         <w:sectPr>
-          <w:footerReference w:type="default" r:id="rId100"/>
+          <w:footerReference w:type="default" r:id="rIdFtrAkd"/>
           <w:pgSz w:w="12240" w:h="15840"/>
-          <w:pgMar w:top="1440" w:right="1440" w:bottom="1440" w:left="1440" w:header="720" w:footer="360" w:gutter="0"/>
+          <w:pgMar w:top="1440" w:right="1440" w:bottom="1440" w:left="1440" w:header="720" w:footer="420" w:gutter="0"/>
           <w:pgNumType w:fmt="lowerRoman" w:start="1"/>
         </w:sectPr>
       </w:pPr>
@@ -821,16 +3216,23 @@
     <w:p>
       <w:pPr>
         <w:pStyle w:val="Heading1"/>
-      </w:pPr>
-      <w:bookmarkStart w:id="109" w:name="_introduction"/>
-      <w:r>
-        <w:t xml:space="preserve">Introduction</w:t>
-      </w:r>
-      <w:bookmarkEnd w:id="109"/>
-    </w:p>
-    <w:p>
-      <w:pPr>
-        <w:pStyle w:val="Body"/>
+        <w:keepNext/>
+        <w:keepLines/>
+        <w:spacing w:before="0" w:after="300" w:line="300" w:lineRule="exact"/>
+        <w:ind w:left="0" w:firstLine="0"/>
+        <w:jc w:val="center"/>
+      </w:pPr>
+      <w:r>
+        <w:rPr>
+          <w:b/>
+          <w:bCs/>
+        </w:rPr>
+        <w:t xml:space="preserve">INTRODUCTION</w:t>
+      </w:r>
+    </w:p>
+    <w:p>
+      <w:pPr>
+        <w:pStyle w:val="BodyText"/>
       </w:pPr>
       <w:r>
         <w:t xml:space="preserve">Plaintiffs’ Second Amended Complaint (</w:t>
@@ -844,7 +3246,7 @@
     </w:p>
     <w:p>
       <w:pPr>
-        <w:pStyle w:val="Body"/>
+        <w:pStyle w:val="BodyText"/>
       </w:pPr>
       <w:r>
         <w:t xml:space="preserve">It is a basic prerequisite to bringing a lawsuit that a plaintiff must establish an actual case or controversy under Article III of the Constitution. Plaintiffs fail this requirement because they have not pled any harms resulting from President Trump’s decision to rescind the withdrawals. The Complaint generally describes impacts that could occur from oil and gas exploration and development, but lacks any allegation that such impacts are actually occurring or will imminently occur. Therefore, Plaintiffs lack standing. For similar reasons, Plaintiffs’ claims are not ripe—they have not shown that their interests are affected by any oil and gas activities caused by President Trump’s reversal. To the contrary, numerous steps remain before their interests could be affected under the multi-stage leasing and development process set out in the Outer Continental Shelf Lands Act (</w:t>
@@ -858,7 +3260,7 @@
     </w:p>
     <w:p>
       <w:pPr>
-        <w:pStyle w:val="Body"/>
+        <w:pStyle w:val="BodyText"/>
       </w:pPr>
       <w:r>
         <w:t xml:space="preserve">Plaintiffs’ claims against the President must also be dismissed because they are barred by sovereign immunity. The waiver of sovereign immunity in the Administrative Procedure Act (</w:t>
@@ -872,7 +3274,7 @@
     </w:p>
     <w:p>
       <w:pPr>
-        <w:pStyle w:val="Body"/>
+        <w:pStyle w:val="BodyText"/>
       </w:pPr>
       <w:r>
         <w:t xml:space="preserve">Finally, the claims against the Secretary of the Interior and the Secretary of Commerce must be dismissed because the Complaint identifies no final action taken by either cabinet secretary.</w:t>
@@ -881,32 +3283,127 @@
     <w:p>
       <w:pPr>
         <w:pStyle w:val="Heading1"/>
-      </w:pPr>
-      <w:bookmarkStart w:id="110" w:name="_background"/>
-      <w:r>
-        <w:t xml:space="preserve">Background</w:t>
-      </w:r>
-      <w:bookmarkEnd w:id="110"/>
+        <w:keepNext/>
+        <w:keepLines/>
+        <w:spacing w:before="600" w:after="300" w:line="300" w:lineRule="exact"/>
+        <w:ind w:left="0" w:firstLine="0"/>
+        <w:jc w:val="center"/>
+      </w:pPr>
+      <w:r>
+        <w:rPr>
+          <w:b/>
+          <w:bCs/>
+        </w:rPr>
+        <w:t xml:space="preserve">BACKGROUND</w:t>
+      </w:r>
     </w:p>
     <w:p>
       <w:pPr>
         <w:pStyle w:val="Heading2"/>
-      </w:pPr>
-      <w:bookmarkStart w:id="111" w:name="_6920e432492eebd2303e1fda545d7dd65dd743c"/>
-      <w:r>
+        <w:keepNext/>
+        <w:keepLines/>
+        <w:tabs>
+          <w:tab w:val="left" w:pos="720"/>
+        </w:tabs>
+        <w:spacing w:before="600" w:after="300" w:line="300" w:lineRule="exact"/>
+        <w:ind w:left="720" w:hanging="720"/>
+        <w:jc w:val="left"/>
+      </w:pPr>
+      <w:r>
+        <w:rPr>
+          <w:b/>
+          <w:bCs/>
+        </w:rPr>
         <w:t xml:space="preserve">I.</w:t>
       </w:r>
       <w:r>
+        <w:rPr>
+          <w:b/>
+          <w:bCs/>
+        </w:rPr>
         <w:tab/>
       </w:r>
       <w:r>
-        <w:t xml:space="preserve">The Outer Continental Shelf Lands Act</w:t>
-      </w:r>
-      <w:bookmarkEnd w:id="111"/>
-    </w:p>
-    <w:p>
-      <w:pPr>
-        <w:pStyle w:val="Body"/>
+        <w:rPr>
+          <w:b/>
+          <w:bCs/>
+        </w:rPr>
+        <w:t xml:space="preserve">The</w:t>
+      </w:r>
+      <w:r>
+        <w:rPr>
+          <w:b/>
+          <w:bCs/>
+        </w:rPr>
+        <w:t xml:space="preserve"> </w:t>
+      </w:r>
+      <w:r>
+        <w:rPr>
+          <w:b/>
+          <w:bCs/>
+        </w:rPr>
+        <w:t xml:space="preserve">Outer</w:t>
+      </w:r>
+      <w:r>
+        <w:rPr>
+          <w:b/>
+          <w:bCs/>
+        </w:rPr>
+        <w:t xml:space="preserve"> </w:t>
+      </w:r>
+      <w:r>
+        <w:rPr>
+          <w:b/>
+          <w:bCs/>
+        </w:rPr>
+        <w:t xml:space="preserve">Continental</w:t>
+      </w:r>
+      <w:r>
+        <w:rPr>
+          <w:b/>
+          <w:bCs/>
+        </w:rPr>
+        <w:t xml:space="preserve"> </w:t>
+      </w:r>
+      <w:r>
+        <w:rPr>
+          <w:b/>
+          <w:bCs/>
+        </w:rPr>
+        <w:t xml:space="preserve">Shelf</w:t>
+      </w:r>
+      <w:r>
+        <w:rPr>
+          <w:b/>
+          <w:bCs/>
+        </w:rPr>
+        <w:t xml:space="preserve"> </w:t>
+      </w:r>
+      <w:r>
+        <w:rPr>
+          <w:b/>
+          <w:bCs/>
+        </w:rPr>
+        <w:t xml:space="preserve">Lands</w:t>
+      </w:r>
+      <w:r>
+        <w:rPr>
+          <w:b/>
+          <w:bCs/>
+        </w:rPr>
+        <w:t xml:space="preserve"> </w:t>
+      </w:r>
+      <w:r>
+        <w:rPr>
+          <w:b/>
+          <w:bCs/>
+        </w:rPr>
+        <w:t xml:space="preserve">Act</w:t>
+      </w:r>
+    </w:p>
+    <w:p>
+      <w:pPr>
+        <w:pStyle w:val="BodyText"/>
       </w:pPr>
       <w:r>
         <w:t xml:space="preserve">The Outer Continental Shelf (</w:t>
@@ -946,7 +3443,7 @@
         <w:t xml:space="preserve"> </w:t>
       </w:r>
       <w:r>
-        <w:t xml:space="preserve">of coastal state jurisdiction. 43 U.S.C. § 1331(a);</w:t>
+        <w:t xml:space="preserve">of coastal state jurisdiction. 43 U.S.C. § 1331(a);</w:t>
       </w:r>
       <w:r>
         <w:t xml:space="preserve"> </w:t>
@@ -969,7 +3466,7 @@
         <w:t xml:space="preserve">Pacific Operators Offshore, LLP v. Valladolid</w:t>
       </w:r>
       <w:r>
-        <w:t xml:space="preserve">, 132 S. Ct. 680, 685 (2012). For most coastal states (except those adjacent to Texas, the Gulf coast of Florida, and certain states where the line has become fixed and no longer adjusts with the coastline), the inward boundary of the outer continental shelf begins three nautical miles from the coastline. 43 U.S.C. §§ 1301(b), 1312;</w:t>
+        <w:t xml:space="preserve">, 132 S. Ct. 680, 685 (2012). For most coastal states (except those adjacent to Texas, the Gulf coast of Florida, and certain states where the line has become fixed and no longer adjusts with the coastline), the inward boundary of the outer continental shelf begins three nautical miles from the coastline. 43 U.S.C. §§ 1301(b), 1312;</w:t>
       </w:r>
       <w:r>
         <w:t xml:space="preserve"> </w:t>
@@ -995,7 +3492,7 @@
         <w:t xml:space="preserve">United States v. Florida</w:t>
       </w:r>
       <w:r>
-        <w:t xml:space="preserve">, 363 U.S. 121, 129 (1960). The outer boundary of the OCS shelf extends roughly two hundred nautical miles into the ocean to the seaward limit of the international-law jurisdiction of the United States. 43 U.S.C. § 1312;</w:t>
+        <w:t xml:space="preserve">, 363 U.S. 121, 129 (1960). The outer boundary of the OCS shelf extends roughly two hundred nautical miles into the ocean to the seaward limit of the international-law jurisdiction of the United States. 43 U.S.C. § 1312;</w:t>
       </w:r>
       <w:r>
         <w:t xml:space="preserve"> </w:t>
@@ -1013,7 +3510,7 @@
     </w:p>
     <w:p>
       <w:pPr>
-        <w:pStyle w:val="Body"/>
+        <w:pStyle w:val="BodyText"/>
       </w:pPr>
       <w:r>
         <w:t xml:space="preserve">In 1945, President Truman, recognizing the</w:t>
@@ -1040,12 +3537,12 @@
         <w:t xml:space="preserve"> </w:t>
       </w:r>
       <w:r>
-        <w:t xml:space="preserve">Proclamation No. 2667, 10 Fed. Reg. 12,303 (Sept. 28, 1945). The Proclamation informed other nations that:</w:t>
-      </w:r>
-    </w:p>
-    <w:p>
-      <w:pPr>
-        <w:pStyle w:val="Quote"/>
+        <w:t xml:space="preserve">Proclamation No. 2667, 10 Fed. Reg. 12,303 (Sept. 28, 1945). The Proclamation informed other nations that:</w:t>
+      </w:r>
+    </w:p>
+    <w:p>
+      <w:pPr>
+        <w:pStyle w:val="BlockText"/>
       </w:pPr>
       <w:r>
         <w:t xml:space="preserve">the Government of the United States regards the natural resources of the subsoil and sea bed of the continental shelf beneath the high seas but contiguous to the coasts of the United States as appertaining to the United States, subject to its jurisdiction and control.</w:t>
@@ -1053,7 +3550,7 @@
     </w:p>
     <w:p>
       <w:pPr>
-        <w:pStyle w:val="Body"/>
+        <w:pStyle w:val="BodyText"/>
       </w:pPr>
       <w:r>
         <w:rPr>
@@ -1066,12 +3563,12 @@
         <w:t xml:space="preserve"> </w:t>
       </w:r>
       <w:r>
-        <w:t xml:space="preserve">Shortly thereafter, President Truman issued another Executive Order to reserve and set aside the Outer Continental Shelf’s natural resources under the jurisdiction and control of the Secretary of the Interior. Exec. Order 9633, 10 Fed. Reg. 12,305 (Oct. 2, 1945).</w:t>
-      </w:r>
-    </w:p>
-    <w:p>
-      <w:pPr>
-        <w:pStyle w:val="Body"/>
+        <w:t xml:space="preserve">Shortly thereafter, President Truman issued another Executive Order to reserve and set aside the Outer Continental Shelf’s natural resources under the jurisdiction and control of the Secretary of the Interior. Exec. Order 9633, 10 Fed. Reg. 12,305 (Oct. 2, 1945).</w:t>
+      </w:r>
+    </w:p>
+    <w:p>
+      <w:pPr>
+        <w:pStyle w:val="BodyText"/>
       </w:pPr>
       <w:r>
         <w:t xml:space="preserve">In 1953, Congress enacted OCSLA, which governs the management of mineral resources on the OCS.</w:t>
@@ -1090,7 +3587,13 @@
         <w:t xml:space="preserve"> </w:t>
       </w:r>
       <w:r>
-        <w:t xml:space="preserve">43 U.S.C. §§ 1331-1356(c). In passing OCSLA, Congress declared that the oil and gas reserves beneath the OCS are</w:t>
+        <w:t xml:space="preserve">43 U.S.C. §§ 1331</w:t>
+      </w:r>
+      <w:r>
+        <w:noBreakHyphen/>
+      </w:r>
+      <w:r>
+        <w:t xml:space="preserve">1356(c). In passing OCSLA, Congress declared that the oil and gas reserves beneath the OCS are</w:t>
       </w:r>
       <w:r>
         <w:t xml:space="preserve"> </w:t>
@@ -1112,7 +3615,7 @@
         <w:t xml:space="preserve"> </w:t>
       </w:r>
       <w:r>
-        <w:t xml:space="preserve">§ 1332(3). A congressional report issued upon OCSLA’s enactment similarly declared that:</w:t>
+        <w:t xml:space="preserve">§ 1332(3). A congressional report issued upon OCSLA’s enactment similarly declared that:</w:t>
       </w:r>
       <w:r>
         <w:t xml:space="preserve"> </w:t>
@@ -1124,12 +3627,12 @@
         <w:t xml:space="preserve"> </w:t>
       </w:r>
       <w:r>
-        <w:t xml:space="preserve">H.R. Rep. No. 413, 83rd Congress, 1st Sess. (1953), reprinted in 1953 U.S.C.C.A.N. 2177, 2178.</w:t>
-      </w:r>
-    </w:p>
-    <w:p>
-      <w:pPr>
-        <w:pStyle w:val="Body"/>
+        <w:t xml:space="preserve">H.R. Rep. No. 413, 83rd Congress, 1st Sess. (1953), reprinted in 1953 U.S.C.C.A.N. 2177, 2178.</w:t>
+      </w:r>
+    </w:p>
+    <w:p>
+      <w:pPr>
+        <w:pStyle w:val="BodyText"/>
       </w:pPr>
       <w:r>
         <w:t xml:space="preserve">Consistent with this purpose, OCSLA sets forth a four-stage process to allow development of oil or gas: (1) the Department of the Interior prepares a five-year program of proposed lease sales across the OCS,</w:t>
@@ -1148,7 +3651,7 @@
         <w:t xml:space="preserve"> </w:t>
       </w:r>
       <w:r>
-        <w:t xml:space="preserve">43 U.S.C. § 1344; (2) the Department may hold lease sales and issues leases in accordance with the program,</w:t>
+        <w:t xml:space="preserve">43 U.S.C. § 1344; (2) the Department may hold lease sales and issues leases in accordance with the program,</w:t>
       </w:r>
       <w:r>
         <w:t xml:space="preserve"> </w:t>
@@ -1164,7 +3667,7 @@
         <w:t xml:space="preserve"> </w:t>
       </w:r>
       <w:r>
-        <w:t xml:space="preserve">§§ 1337(a), 1344(d); (3) the Department reviews the lessee’s exploration plans,</w:t>
+        <w:t xml:space="preserve">§§ 1337(a), 1344(d); (3) the Department reviews the lessee’s exploration plans,</w:t>
       </w:r>
       <w:r>
         <w:t xml:space="preserve"> </w:t>
@@ -1180,7 +3683,7 @@
         <w:t xml:space="preserve"> </w:t>
       </w:r>
       <w:r>
-        <w:t xml:space="preserve">§ 1340; and (4) the Department, in consultation with state and local governments, reviews the lessee’s development plans.</w:t>
+        <w:t xml:space="preserve">§ 1340; and (4) the Department, in consultation with state and local governments, reviews the lessee’s development plans.</w:t>
       </w:r>
       <w:r>
         <w:t xml:space="preserve"> </w:t>
@@ -1196,7 +3699,7 @@
         <w:t xml:space="preserve"> </w:t>
       </w:r>
       <w:r>
-        <w:t xml:space="preserve">§ 1351;</w:t>
+        <w:t xml:space="preserve">§ 1351;</w:t>
       </w:r>
       <w:r>
         <w:t xml:space="preserve"> </w:t>
@@ -1237,7 +3740,7 @@
     </w:p>
     <w:p>
       <w:pPr>
-        <w:pStyle w:val="Body"/>
+        <w:pStyle w:val="BodyText"/>
       </w:pPr>
       <w:r>
         <w:t xml:space="preserve">The five-year leasing program must address the nation’s energy needs for a five-year period and</w:t>
@@ -1275,7 +3778,7 @@
         <w:t xml:space="preserve"> </w:t>
       </w:r>
       <w:r>
-        <w:t xml:space="preserve">43 U.S.C. § 1344. The five-year program establishes a schedule for potential lease sales, but it does not itself require those sales to occur or authorize any oil and gas activities.</w:t>
+        <w:t xml:space="preserve">43 U.S.C. § 1344. The five-year program establishes a schedule for potential lease sales, but it does not itself require those sales to occur or authorize any oil and gas activities.</w:t>
       </w:r>
       <w:r>
         <w:t xml:space="preserve"> </w:t>
@@ -1313,7 +3816,7 @@
         <w:t xml:space="preserve"> </w:t>
       </w:r>
       <w:r>
-        <w:t xml:space="preserve">§ 1344(a)(1). Similar requirements apply to the remaining three steps. Leasing and later development of oil and gas resources on the OCS can only occur pursuant to this program.</w:t>
+        <w:t xml:space="preserve">§ 1344(a)⁠(1). Similar requirements apply to the remaining three steps. Leasing and later development of oil and gas resources on the OCS can only occur pursuant to this program.</w:t>
       </w:r>
       <w:r>
         <w:t xml:space="preserve"> </w:t>
@@ -1329,7 +3832,7 @@
         <w:t xml:space="preserve"> </w:t>
       </w:r>
       <w:r>
-        <w:t xml:space="preserve">§ 1344(d)(3). Even exploration, such as seismic surveys, can only occur after the proponent of a survey obtains the relevant federal permits or plan approvals, which are subject to environmental and other procedural requirements.</w:t>
+        <w:t xml:space="preserve">§ 1344(d)⁠(3). Even exploration, such as seismic surveys, can only occur after the proponent of a survey obtains the relevant federal permits or plan approvals, which are subject to environmental and other procedural requirements.</w:t>
       </w:r>
       <w:r>
         <w:t xml:space="preserve"> </w:t>
@@ -1345,12 +3848,12 @@
         <w:t xml:space="preserve"> </w:t>
       </w:r>
       <w:r>
-        <w:t xml:space="preserve">§ 1340; 30 C.F.R. pt. 551.</w:t>
-      </w:r>
-    </w:p>
-    <w:p>
-      <w:pPr>
-        <w:pStyle w:val="Body"/>
+        <w:t xml:space="preserve">§ 1340; 30 C.F.R. pt. 551.</w:t>
+      </w:r>
+    </w:p>
+    <w:p>
+      <w:pPr>
+        <w:pStyle w:val="BodyText"/>
       </w:pPr>
       <w:r>
         <w:t xml:space="preserve">OCSLA also contains a provision allowing the President to reserve areas of the OCS from disposition by leasing, including for oil and gas development. Specifically, section 12(a) states,</w:t>
@@ -1365,7 +3868,7 @@
         <w:t xml:space="preserve"> </w:t>
       </w:r>
       <w:r>
-        <w:t xml:space="preserve">43 U.S.C. § 1341(a). The statute also provides that</w:t>
+        <w:t xml:space="preserve">43 U.S.C. § 1341(a). The statute also provides that</w:t>
       </w:r>
       <w:r>
         <w:t xml:space="preserve"> </w:t>
@@ -1387,25 +3890,116 @@
         <w:t xml:space="preserve"> </w:t>
       </w:r>
       <w:r>
-        <w:t xml:space="preserve">§ 1341(d).</w:t>
+        <w:t xml:space="preserve">§ 1341(d).</w:t>
       </w:r>
     </w:p>
     <w:p>
       <w:pPr>
         <w:pStyle w:val="Heading1"/>
-      </w:pPr>
-      <w:bookmarkStart w:id="112" w:name="_7f22d643d5b23c987d7ffdfd82f4b17e087cda7"/>
-      <w:r>
-        <w:t xml:space="preserve">Legal Standard for a Motion to Dismiss</w:t>
-      </w:r>
-      <w:bookmarkEnd w:id="112"/>
-    </w:p>
-    <w:p>
-      <w:pPr>
-        <w:pStyle w:val="Body"/>
-      </w:pPr>
-      <w:r>
-        <w:t xml:space="preserve">Pursuant to Fed. R. Civ. P. 12(b)(1), a complaint, or any claims therein, may be dismissed for lack of subject matter jurisdiction. An attack on the court’s jurisdiction may be made either as a facial challenge, in which case the usual pleading standard applies, or as a factual challenge.</w:t>
+        <w:keepNext/>
+        <w:keepLines/>
+        <w:spacing w:before="600" w:after="300" w:line="300" w:lineRule="exact"/>
+        <w:ind w:left="0" w:firstLine="0"/>
+        <w:jc w:val="center"/>
+      </w:pPr>
+      <w:r>
+        <w:rPr>
+          <w:b/>
+          <w:bCs/>
+        </w:rPr>
+        <w:t xml:space="preserve">LEGAL</w:t>
+      </w:r>
+      <w:r>
+        <w:rPr>
+          <w:b/>
+          <w:bCs/>
+        </w:rPr>
+        <w:t xml:space="preserve"> </w:t>
+      </w:r>
+      <w:r>
+        <w:rPr>
+          <w:b/>
+          <w:bCs/>
+        </w:rPr>
+        <w:t xml:space="preserve">STANDARD</w:t>
+      </w:r>
+      <w:r>
+        <w:rPr>
+          <w:b/>
+          <w:bCs/>
+        </w:rPr>
+        <w:t xml:space="preserve"> </w:t>
+      </w:r>
+      <w:r>
+        <w:rPr>
+          <w:b/>
+          <w:bCs/>
+        </w:rPr>
+        <w:t xml:space="preserve">FOR</w:t>
+      </w:r>
+      <w:r>
+        <w:rPr>
+          <w:b/>
+          <w:bCs/>
+        </w:rPr>
+        <w:t xml:space="preserve"> </w:t>
+      </w:r>
+      <w:r>
+        <w:rPr>
+          <w:b/>
+          <w:bCs/>
+        </w:rPr>
+        <w:t xml:space="preserve">A</w:t>
+      </w:r>
+      <w:r>
+        <w:rPr>
+          <w:b/>
+          <w:bCs/>
+        </w:rPr>
+        <w:t xml:space="preserve"> </w:t>
+      </w:r>
+      <w:r>
+        <w:rPr>
+          <w:b/>
+          <w:bCs/>
+        </w:rPr>
+        <w:t xml:space="preserve">MOTION</w:t>
+      </w:r>
+      <w:r>
+        <w:rPr>
+          <w:b/>
+          <w:bCs/>
+        </w:rPr>
+        <w:t xml:space="preserve"> </w:t>
+      </w:r>
+      <w:r>
+        <w:rPr>
+          <w:b/>
+          <w:bCs/>
+        </w:rPr>
+        <w:t xml:space="preserve">TO</w:t>
+      </w:r>
+      <w:r>
+        <w:rPr>
+          <w:b/>
+          <w:bCs/>
+        </w:rPr>
+        <w:t xml:space="preserve"> </w:t>
+      </w:r>
+      <w:r>
+        <w:rPr>
+          <w:b/>
+          <w:bCs/>
+        </w:rPr>
+        <w:t xml:space="preserve">DISMISS</w:t>
+      </w:r>
+    </w:p>
+    <w:p>
+      <w:pPr>
+        <w:pStyle w:val="BodyTextNote"/>
+      </w:pPr>
+      <w:r>
+        <w:t xml:space="preserve">Pursuant to Fed. R. Civ. P. 12(b)⁠(1), a complaint, or any claims therein, may be dismissed for lack of subject matter jurisdiction. An attack on the court’s jurisdiction may be made either as a facial challenge, in which case the usual pleading standard applies, or as a factual challenge.</w:t>
       </w:r>
       <w:r>
         <w:t xml:space="preserve"> </w:t>
@@ -1424,7 +4018,7 @@
         <w:rPr>
           <w:rStyle w:val="FootnoteReference"/>
         </w:rPr>
-        <w:footnoteReference w:id="113"/>
+        <w:footnoteReference w:id="9"/>
       </w:r>
       <w:r>
         <w:t xml:space="preserve"> </w:t>
@@ -1462,7 +4056,7 @@
           <w:i/>
           <w:iCs/>
         </w:rPr>
-        <w:t xml:space="preserve">Thornhill Pub. Co. v. Gen. Tel. &amp; Elecs. Corp.</w:t>
+        <w:t xml:space="preserve">Thornhill Pub. Co. v. Gen. Tel. &amp; Elecs. Corp.</w:t>
       </w:r>
       <w:r>
         <w:t xml:space="preserve">, 594 F.2d 730, 733 (9th Cir. 1979). The Court</w:t>
@@ -1563,32 +4157,169 @@
     <w:p>
       <w:pPr>
         <w:pStyle w:val="Heading1"/>
-      </w:pPr>
-      <w:bookmarkStart w:id="114" w:name="_argument"/>
-      <w:r>
-        <w:t xml:space="preserve">Argument</w:t>
-      </w:r>
-      <w:bookmarkEnd w:id="114"/>
+        <w:keepNext/>
+        <w:keepLines/>
+        <w:spacing w:before="600" w:after="300" w:line="300" w:lineRule="exact"/>
+        <w:ind w:left="0" w:firstLine="0"/>
+        <w:jc w:val="center"/>
+      </w:pPr>
+      <w:r>
+        <w:rPr>
+          <w:b/>
+          <w:bCs/>
+        </w:rPr>
+        <w:t xml:space="preserve">ARGUMENT</w:t>
+      </w:r>
     </w:p>
     <w:p>
       <w:pPr>
         <w:pStyle w:val="Heading2"/>
-      </w:pPr>
-      <w:bookmarkStart w:id="115" w:name="_aa8ed4ff6973997a9d0216aa507a909f58d0c9a"/>
-      <w:r>
+        <w:keepNext/>
+        <w:keepLines/>
+        <w:tabs>
+          <w:tab w:val="left" w:pos="720"/>
+        </w:tabs>
+        <w:spacing w:before="600" w:after="300" w:line="300" w:lineRule="exact"/>
+        <w:ind w:left="720" w:hanging="720"/>
+        <w:jc w:val="left"/>
+      </w:pPr>
+      <w:r>
+        <w:rPr>
+          <w:b/>
+          <w:bCs/>
+        </w:rPr>
         <w:t xml:space="preserve">I.</w:t>
       </w:r>
       <w:r>
+        <w:rPr>
+          <w:b/>
+          <w:bCs/>
+        </w:rPr>
         <w:tab/>
       </w:r>
       <w:r>
-        <w:t xml:space="preserve">Plaintiffs Lack Standing and Their Claims Are Not Ripe</w:t>
-      </w:r>
-      <w:bookmarkEnd w:id="115"/>
-    </w:p>
-    <w:p>
-      <w:pPr>
-        <w:pStyle w:val="Body"/>
+        <w:rPr>
+          <w:b/>
+          <w:bCs/>
+        </w:rPr>
+        <w:t xml:space="preserve">Plaintiffs</w:t>
+      </w:r>
+      <w:r>
+        <w:rPr>
+          <w:b/>
+          <w:bCs/>
+        </w:rPr>
+        <w:t xml:space="preserve"> </w:t>
+      </w:r>
+      <w:r>
+        <w:rPr>
+          <w:b/>
+          <w:bCs/>
+        </w:rPr>
+        <w:t xml:space="preserve">Lack</w:t>
+      </w:r>
+      <w:r>
+        <w:rPr>
+          <w:b/>
+          <w:bCs/>
+        </w:rPr>
+        <w:t xml:space="preserve"> </w:t>
+      </w:r>
+      <w:r>
+        <w:rPr>
+          <w:b/>
+          <w:bCs/>
+        </w:rPr>
+        <w:t xml:space="preserve">Standing</w:t>
+      </w:r>
+      <w:r>
+        <w:rPr>
+          <w:b/>
+          <w:bCs/>
+        </w:rPr>
+        <w:t xml:space="preserve"> </w:t>
+      </w:r>
+      <w:r>
+        <w:rPr>
+          <w:b/>
+          <w:bCs/>
+        </w:rPr>
+        <w:t xml:space="preserve">and</w:t>
+      </w:r>
+      <w:r>
+        <w:rPr>
+          <w:b/>
+          <w:bCs/>
+        </w:rPr>
+        <w:t xml:space="preserve"> </w:t>
+      </w:r>
+      <w:r>
+        <w:rPr>
+          <w:b/>
+          <w:bCs/>
+        </w:rPr>
+        <w:t xml:space="preserve">Their</w:t>
+      </w:r>
+      <w:r>
+        <w:rPr>
+          <w:b/>
+          <w:bCs/>
+        </w:rPr>
+        <w:t xml:space="preserve"> </w:t>
+      </w:r>
+      <w:r>
+        <w:rPr>
+          <w:b/>
+          <w:bCs/>
+        </w:rPr>
+        <w:t xml:space="preserve">Claims</w:t>
+      </w:r>
+      <w:r>
+        <w:rPr>
+          <w:b/>
+          <w:bCs/>
+        </w:rPr>
+        <w:t xml:space="preserve"> </w:t>
+      </w:r>
+      <w:r>
+        <w:rPr>
+          <w:b/>
+          <w:bCs/>
+        </w:rPr>
+        <w:t xml:space="preserve">Are</w:t>
+      </w:r>
+      <w:r>
+        <w:rPr>
+          <w:b/>
+          <w:bCs/>
+        </w:rPr>
+        <w:t xml:space="preserve"> </w:t>
+      </w:r>
+      <w:r>
+        <w:rPr>
+          <w:b/>
+          <w:bCs/>
+        </w:rPr>
+        <w:t xml:space="preserve">Not</w:t>
+      </w:r>
+      <w:r>
+        <w:rPr>
+          <w:b/>
+          <w:bCs/>
+        </w:rPr>
+        <w:t xml:space="preserve"> </w:t>
+      </w:r>
+      <w:r>
+        <w:rPr>
+          <w:b/>
+          <w:bCs/>
+        </w:rPr>
+        <w:t xml:space="preserve">Ripe</w:t>
+      </w:r>
+    </w:p>
+    <w:p>
+      <w:pPr>
+        <w:pStyle w:val="BodyText"/>
       </w:pPr>
       <w:r>
         <w:t xml:space="preserve">Plaintiffs have failed to demonstrate any imminent harm to their interests caused by President Trump’s rescission of the OCS withdrawals. Therefore, they lack standing, and their claims are not ripe.</w:t>
@@ -1597,22 +4328,110 @@
     <w:p>
       <w:pPr>
         <w:pStyle w:val="Heading3"/>
-      </w:pPr>
-      <w:bookmarkStart w:id="116" w:name="_c3ef97580484516170a5b4b3e0aa2d278f7310c"/>
-      <w:r>
+        <w:keepNext/>
+        <w:keepLines/>
+        <w:tabs>
+          <w:tab w:val="left" w:pos="1440"/>
+        </w:tabs>
+        <w:spacing w:before="600" w:after="300" w:line="300" w:lineRule="exact"/>
+        <w:ind w:left="1440" w:hanging="720"/>
+        <w:jc w:val="left"/>
+      </w:pPr>
+      <w:r>
+        <w:rPr>
+          <w:b/>
+          <w:bCs/>
+        </w:rPr>
         <w:t xml:space="preserve">A.</w:t>
       </w:r>
       <w:r>
+        <w:rPr>
+          <w:b/>
+          <w:bCs/>
+        </w:rPr>
         <w:tab/>
       </w:r>
       <w:r>
-        <w:t xml:space="preserve">Plaintiffs Have Failed to Demonstrate Standing</w:t>
-      </w:r>
-      <w:bookmarkEnd w:id="116"/>
-    </w:p>
-    <w:p>
-      <w:pPr>
-        <w:pStyle w:val="Body"/>
+        <w:rPr>
+          <w:b/>
+          <w:bCs/>
+        </w:rPr>
+        <w:t xml:space="preserve">Plaintiffs</w:t>
+      </w:r>
+      <w:r>
+        <w:rPr>
+          <w:b/>
+          <w:bCs/>
+        </w:rPr>
+        <w:t xml:space="preserve"> </w:t>
+      </w:r>
+      <w:r>
+        <w:rPr>
+          <w:b/>
+          <w:bCs/>
+        </w:rPr>
+        <w:t xml:space="preserve">Have</w:t>
+      </w:r>
+      <w:r>
+        <w:rPr>
+          <w:b/>
+          <w:bCs/>
+        </w:rPr>
+        <w:t xml:space="preserve"> </w:t>
+      </w:r>
+      <w:r>
+        <w:rPr>
+          <w:b/>
+          <w:bCs/>
+        </w:rPr>
+        <w:t xml:space="preserve">Failed</w:t>
+      </w:r>
+      <w:r>
+        <w:rPr>
+          <w:b/>
+          <w:bCs/>
+        </w:rPr>
+        <w:t xml:space="preserve"> </w:t>
+      </w:r>
+      <w:r>
+        <w:rPr>
+          <w:b/>
+          <w:bCs/>
+        </w:rPr>
+        <w:t xml:space="preserve">to</w:t>
+      </w:r>
+      <w:r>
+        <w:rPr>
+          <w:b/>
+          <w:bCs/>
+        </w:rPr>
+        <w:t xml:space="preserve"> </w:t>
+      </w:r>
+      <w:r>
+        <w:rPr>
+          <w:b/>
+          <w:bCs/>
+        </w:rPr>
+        <w:t xml:space="preserve">Demonstrate</w:t>
+      </w:r>
+      <w:r>
+        <w:rPr>
+          <w:b/>
+          <w:bCs/>
+        </w:rPr>
+        <w:t xml:space="preserve"> </w:t>
+      </w:r>
+      <w:r>
+        <w:rPr>
+          <w:b/>
+          <w:bCs/>
+        </w:rPr>
+        <w:t xml:space="preserve">Standing</w:t>
+      </w:r>
+    </w:p>
+    <w:p>
+      <w:pPr>
+        <w:pStyle w:val="BodyText"/>
       </w:pPr>
       <w:r>
         <w:t xml:space="preserve">Plaintiffs bear the burden of demonstrating that they have standing under Article III of the Constitution.</w:t>
@@ -1657,16 +4476,23 @@
     <w:p>
       <w:pPr>
         <w:pStyle w:val="Heading1"/>
-      </w:pPr>
-      <w:bookmarkStart w:id="117" w:name="_conclusion"/>
-      <w:r>
-        <w:t xml:space="preserve">Conclusion</w:t>
-      </w:r>
-      <w:bookmarkEnd w:id="117"/>
-    </w:p>
-    <w:p>
-      <w:pPr>
-        <w:pStyle w:val="Body"/>
+        <w:keepNext/>
+        <w:keepLines/>
+        <w:spacing w:before="600" w:after="300" w:line="300" w:lineRule="exact"/>
+        <w:ind w:left="0" w:firstLine="0"/>
+        <w:jc w:val="center"/>
+      </w:pPr>
+      <w:r>
+        <w:rPr>
+          <w:b/>
+          <w:bCs/>
+        </w:rPr>
+        <w:t xml:space="preserve">CONCLUSION</w:t>
+      </w:r>
+    </w:p>
+    <w:p>
+      <w:pPr>
+        <w:pStyle w:val="BodyTextKeep"/>
       </w:pPr>
       <w:r>
         <w:t xml:space="preserve">For the foregoing reasons, Plaintiffs’ Complaint should be dismissed for lack of jurisdiction.</w:t>
@@ -1674,64 +4500,191 @@
     </w:p>
     <w:p>
       <w:pPr>
-        <w:pStyle w:val="SingleIndent"/>
         <w:keepNext/>
-        <w:spacing w:before="390" w:after="0" w:line="340" w:lineRule="exact"/>
-      </w:pPr>
-      <w:r>
-        <w:t xml:space="preserve">Respectfully submitted this 16th day of January 2026.</w:t>
-      </w:r>
-    </w:p>
-    <w:p>
-      <w:pPr>
-        <w:spacing w:before="0" w:after="0" w:line="208" w:lineRule="exact"/>
-      </w:pPr>
-    </w:p>
-    <w:p>
-      <w:pPr>
-        <w:pStyle w:val="SigBlock"/>
+        <w:keepLines/>
+        <w:spacing w:before="600" w:after="0" w:line="300" w:lineRule="exact"/>
+        <w:ind w:left="720" w:firstLine="0"/>
+        <w:jc w:val="left"/>
+      </w:pPr>
+      <w:r>
+        <w:t xml:space="preserve">Respectfully</w:t>
+      </w:r>
+      <w:r>
+        <w:t xml:space="preserve"> </w:t>
+      </w:r>
+      <w:r>
+        <w:t xml:space="preserve">submitted</w:t>
+      </w:r>
+      <w:r>
+        <w:t xml:space="preserve"> </w:t>
+      </w:r>
+      <w:r>
+        <w:t xml:space="preserve">this</w:t>
+      </w:r>
+      <w:r>
+        <w:t xml:space="preserve"> </w:t>
+      </w:r>
+      <w:r>
+        <w:t xml:space="preserve">16th</w:t>
+      </w:r>
+      <w:r>
+        <w:t xml:space="preserve"> </w:t>
+      </w:r>
+      <w:r>
+        <w:t xml:space="preserve">day</w:t>
+      </w:r>
+      <w:r>
+        <w:t xml:space="preserve"> </w:t>
+      </w:r>
+      <w:r>
+        <w:t xml:space="preserve">of</w:t>
+      </w:r>
+      <w:r>
+        <w:t xml:space="preserve"> </w:t>
+      </w:r>
+      <w:r>
+        <w:t xml:space="preserve">January</w:t>
+      </w:r>
+      <w:r>
+        <w:t xml:space="preserve"> </w:t>
+      </w:r>
+      <w:r>
+        <w:t xml:space="preserve">2026.</w:t>
+      </w:r>
+    </w:p>
+    <w:p>
+      <w:pPr>
         <w:keepNext/>
-      </w:pPr>
-      <w:r>
-        <w:t xml:space="preserve">ADAM R.F. GUSTAFSON</w:t>
-      </w:r>
-    </w:p>
-    <w:p>
-      <w:pPr>
-        <w:pStyle w:val="SigBlock"/>
+        <w:keepLines/>
+        <w:spacing w:before="300" w:after="0" w:line="300" w:lineRule="exact"/>
+        <w:ind w:left="3600" w:firstLine="0"/>
+        <w:jc w:val="left"/>
+      </w:pPr>
+      <w:r>
+        <w:t xml:space="preserve">ADAM</w:t>
+      </w:r>
+      <w:r>
+        <w:t xml:space="preserve"> </w:t>
+      </w:r>
+      <w:r>
+        <w:t xml:space="preserve">R.F.</w:t>
+      </w:r>
+      <w:r>
+        <w:t xml:space="preserve"> </w:t>
+      </w:r>
+      <w:r>
+        <w:t xml:space="preserve">GUSTAFSON</w:t>
+      </w:r>
+    </w:p>
+    <w:p>
+      <w:pPr>
         <w:keepNext/>
-      </w:pPr>
-      <w:r>
-        <w:t xml:space="preserve">Acting Assistant Attorney General</w:t>
-      </w:r>
-    </w:p>
-    <w:p>
-      <w:pPr>
-        <w:pStyle w:val="SigBlock"/>
+        <w:keepLines/>
+        <w:spacing w:before="0" w:after="0" w:line="300" w:lineRule="exact"/>
+        <w:ind w:left="3600" w:firstLine="0"/>
+        <w:jc w:val="left"/>
+      </w:pPr>
+      <w:r>
+        <w:t xml:space="preserve">Acting</w:t>
+      </w:r>
+      <w:r>
+        <w:t xml:space="preserve"> </w:t>
+      </w:r>
+      <w:r>
+        <w:t xml:space="preserve">Assistant</w:t>
+      </w:r>
+      <w:r>
+        <w:t xml:space="preserve"> </w:t>
+      </w:r>
+      <w:r>
+        <w:t xml:space="preserve">Attorney</w:t>
+      </w:r>
+      <w:r>
+        <w:t xml:space="preserve"> </w:t>
+      </w:r>
+      <w:r>
+        <w:t xml:space="preserve">General</w:t>
+      </w:r>
+    </w:p>
+    <w:p>
+      <w:pPr>
         <w:keepNext/>
-      </w:pPr>
-      <w:r>
-        <w:t xml:space="preserve">Environment &amp; Natural Resources Division</w:t>
-      </w:r>
-    </w:p>
-    <w:p>
-      <w:pPr>
-        <w:pStyle w:val="SigBlock"/>
+        <w:keepLines/>
+        <w:spacing w:before="0" w:after="0" w:line="300" w:lineRule="exact"/>
+        <w:ind w:left="3600" w:firstLine="0"/>
+        <w:jc w:val="left"/>
+      </w:pPr>
+      <w:r>
+        <w:t xml:space="preserve">Environment</w:t>
+      </w:r>
+      <w:r>
+        <w:t xml:space="preserve"> </w:t>
+      </w:r>
+      <w:r>
+        <w:t xml:space="preserve">&amp;</w:t>
+      </w:r>
+      <w:r>
+        <w:t xml:space="preserve"> </w:t>
+      </w:r>
+      <w:r>
+        <w:t xml:space="preserve">Natural</w:t>
+      </w:r>
+      <w:r>
+        <w:t xml:space="preserve"> </w:t>
+      </w:r>
+      <w:r>
+        <w:t xml:space="preserve">Resources</w:t>
+      </w:r>
+      <w:r>
+        <w:t xml:space="preserve"> </w:t>
+      </w:r>
+      <w:r>
+        <w:t xml:space="preserve">Division</w:t>
+      </w:r>
+    </w:p>
+    <w:p>
+      <w:pPr>
         <w:keepNext/>
-      </w:pPr>
-      <w:r>
-        <w:t xml:space="preserve">United States Department of Justice</w:t>
-      </w:r>
-    </w:p>
-    <w:p>
-      <w:pPr>
-        <w:spacing w:before="0" w:after="0" w:line="340" w:lineRule="exact"/>
-      </w:pPr>
-    </w:p>
-    <w:p>
-      <w:pPr>
-        <w:pStyle w:val="SigBlock"/>
+        <w:keepLines/>
+        <w:spacing w:before="0" w:after="0" w:line="300" w:lineRule="exact"/>
+        <w:ind w:left="3600" w:firstLine="0"/>
+        <w:jc w:val="left"/>
+      </w:pPr>
+      <w:r>
+        <w:t xml:space="preserve">United</w:t>
+      </w:r>
+      <w:r>
+        <w:t xml:space="preserve"> </w:t>
+      </w:r>
+      <w:r>
+        <w:t xml:space="preserve">States</w:t>
+      </w:r>
+      <w:r>
+        <w:t xml:space="preserve"> </w:t>
+      </w:r>
+      <w:r>
+        <w:t xml:space="preserve">Department</w:t>
+      </w:r>
+      <w:r>
+        <w:t xml:space="preserve"> </w:t>
+      </w:r>
+      <w:r>
+        <w:t xml:space="preserve">of</w:t>
+      </w:r>
+      <w:r>
+        <w:t xml:space="preserve"> </w:t>
+      </w:r>
+      <w:r>
+        <w:t xml:space="preserve">Justice</w:t>
+      </w:r>
+    </w:p>
+    <w:p>
+      <w:pPr>
         <w:keepNext/>
+        <w:keepLines/>
+        <w:spacing w:before="300" w:after="0" w:line="300" w:lineRule="exact"/>
+        <w:ind w:left="3600" w:firstLine="0"/>
+        <w:jc w:val="left"/>
       </w:pPr>
       <w:r>
         <w:t xml:space="preserve">/s/ Luther L. Hajek</w:t>
@@ -1739,71 +4692,225 @@
     </w:p>
     <w:p>
       <w:pPr>
-        <w:pStyle w:val="SigBlock"/>
         <w:keepNext/>
-      </w:pPr>
-      <w:r>
-        <w:t xml:space="preserve">Luther L. Hajek</w:t>
-      </w:r>
-    </w:p>
-    <w:p>
-      <w:pPr>
-        <w:pStyle w:val="SigBlock"/>
+        <w:keepLines/>
+        <w:spacing w:before="0" w:after="0" w:line="300" w:lineRule="exact"/>
+        <w:ind w:left="3600" w:firstLine="0"/>
+        <w:jc w:val="left"/>
+      </w:pPr>
+      <w:r>
+        <w:t xml:space="preserve">Trial</w:t>
+      </w:r>
+      <w:r>
+        <w:t xml:space="preserve"> </w:t>
+      </w:r>
+      <w:r>
+        <w:t xml:space="preserve">Attorney</w:t>
+      </w:r>
+    </w:p>
+    <w:p>
+      <w:pPr>
         <w:keepNext/>
-      </w:pPr>
-      <w:r>
-        <w:t xml:space="preserve">Trial Attorney</w:t>
-      </w:r>
-    </w:p>
-    <w:p>
-      <w:pPr>
-        <w:pStyle w:val="SigBlock"/>
+        <w:keepLines/>
+        <w:spacing w:before="0" w:after="0" w:line="300" w:lineRule="exact"/>
+        <w:ind w:left="3600" w:firstLine="0"/>
+        <w:jc w:val="left"/>
+      </w:pPr>
+      <w:r>
+        <w:t xml:space="preserve">United</w:t>
+      </w:r>
+      <w:r>
+        <w:t xml:space="preserve"> </w:t>
+      </w:r>
+      <w:r>
+        <w:t xml:space="preserve">States</w:t>
+      </w:r>
+      <w:r>
+        <w:t xml:space="preserve"> </w:t>
+      </w:r>
+      <w:r>
+        <w:t xml:space="preserve">Department</w:t>
+      </w:r>
+      <w:r>
+        <w:t xml:space="preserve"> </w:t>
+      </w:r>
+      <w:r>
+        <w:t xml:space="preserve">of</w:t>
+      </w:r>
+      <w:r>
+        <w:t xml:space="preserve"> </w:t>
+      </w:r>
+      <w:r>
+        <w:t xml:space="preserve">Justice</w:t>
+      </w:r>
+    </w:p>
+    <w:p>
+      <w:pPr>
         <w:keepNext/>
-      </w:pPr>
-      <w:r>
-        <w:t xml:space="preserve">United States Department of Justice</w:t>
-      </w:r>
-    </w:p>
-    <w:p>
-      <w:pPr>
-        <w:pStyle w:val="SigBlock"/>
+        <w:keepLines/>
+        <w:spacing w:before="0" w:after="0" w:line="300" w:lineRule="exact"/>
+        <w:ind w:left="3600" w:firstLine="0"/>
+        <w:jc w:val="left"/>
+      </w:pPr>
+      <w:r>
+        <w:t xml:space="preserve">Environment</w:t>
+      </w:r>
+      <w:r>
+        <w:t xml:space="preserve"> </w:t>
+      </w:r>
+      <w:r>
+        <w:t xml:space="preserve">and</w:t>
+      </w:r>
+      <w:r>
+        <w:t xml:space="preserve"> </w:t>
+      </w:r>
+      <w:r>
+        <w:t xml:space="preserve">Natural</w:t>
+      </w:r>
+      <w:r>
+        <w:t xml:space="preserve"> </w:t>
+      </w:r>
+      <w:r>
+        <w:t xml:space="preserve">Resources</w:t>
+      </w:r>
+      <w:r>
+        <w:t xml:space="preserve"> </w:t>
+      </w:r>
+      <w:r>
+        <w:t xml:space="preserve">Division</w:t>
+      </w:r>
+    </w:p>
+    <w:p>
+      <w:pPr>
         <w:keepNext/>
-      </w:pPr>
-      <w:r>
-        <w:t xml:space="preserve">Environment and Natural Resources Division</w:t>
-      </w:r>
-    </w:p>
-    <w:p>
-      <w:pPr>
-        <w:pStyle w:val="SigBlock"/>
+        <w:keepLines/>
+        <w:spacing w:before="0" w:after="0" w:line="300" w:lineRule="exact"/>
+        <w:ind w:left="3600" w:firstLine="0"/>
+        <w:jc w:val="left"/>
+      </w:pPr>
+      <w:r>
+        <w:t xml:space="preserve">999</w:t>
+      </w:r>
+      <w:r>
+        <w:t xml:space="preserve"> </w:t>
+      </w:r>
+      <w:r>
+        <w:t xml:space="preserve">18th</w:t>
+      </w:r>
+      <w:r>
+        <w:t xml:space="preserve"> </w:t>
+      </w:r>
+      <w:r>
+        <w:t xml:space="preserve">Street,</w:t>
+      </w:r>
+      <w:r>
+        <w:t xml:space="preserve"> </w:t>
+      </w:r>
+      <w:r>
+        <w:t xml:space="preserve">North</w:t>
+      </w:r>
+      <w:r>
+        <w:t xml:space="preserve"> </w:t>
+      </w:r>
+      <w:r>
+        <w:t xml:space="preserve">Terrace,</w:t>
+      </w:r>
+      <w:r>
+        <w:t xml:space="preserve"> </w:t>
+      </w:r>
+      <w:r>
+        <w:t xml:space="preserve">Suite</w:t>
+      </w:r>
+      <w:r>
+        <w:t xml:space="preserve"> </w:t>
+      </w:r>
+      <w:r>
+        <w:t xml:space="preserve">600</w:t>
+      </w:r>
+    </w:p>
+    <w:p>
+      <w:pPr>
         <w:keepNext/>
-      </w:pPr>
-      <w:r>
-        <w:t xml:space="preserve">999 18th Street, North Terrace, Suite 600</w:t>
-      </w:r>
-    </w:p>
-    <w:p>
-      <w:pPr>
-        <w:pStyle w:val="SigBlock"/>
+        <w:keepLines/>
+        <w:spacing w:before="0" w:after="0" w:line="300" w:lineRule="exact"/>
+        <w:ind w:left="3600" w:firstLine="0"/>
+        <w:jc w:val="left"/>
+      </w:pPr>
+      <w:r>
+        <w:t xml:space="preserve">Denver,</w:t>
+      </w:r>
+      <w:r>
+        <w:t xml:space="preserve"> </w:t>
+      </w:r>
+      <w:r>
+        <w:t xml:space="preserve">CO</w:t>
+      </w:r>
+      <w:r>
+        <w:t xml:space="preserve"> </w:t>
+      </w:r>
+      <w:r>
+        <w:t xml:space="preserve">80202</w:t>
+      </w:r>
+    </w:p>
+    <w:p>
+      <w:pPr>
         <w:keepNext/>
-      </w:pPr>
-      <w:r>
-        <w:t xml:space="preserve">Denver, CO 80202</w:t>
-      </w:r>
-    </w:p>
-    <w:p>
-      <w:pPr>
-        <w:pStyle w:val="SigBlock"/>
+        <w:keepLines/>
+        <w:spacing w:before="0" w:after="0" w:line="300" w:lineRule="exact"/>
+        <w:ind w:left="3600" w:firstLine="0"/>
+        <w:jc w:val="left"/>
+      </w:pPr>
+      <w:r>
+        <w:t xml:space="preserve">Tel:</w:t>
+      </w:r>
+      <w:r>
+        <w:t xml:space="preserve"> </w:t>
+      </w:r>
+      <w:r>
+        <w:t xml:space="preserve">(303)</w:t>
+      </w:r>
+      <w:r>
+        <w:t xml:space="preserve"> </w:t>
+      </w:r>
+      <w:r>
+        <w:t xml:space="preserve">241</w:t>
+        <w:noBreakHyphen/>
+        <w:t xml:space="preserve">0826</w:t>
+      </w:r>
+      <w:r>
+        <w:t xml:space="preserve"> </w:t>
+      </w:r>
+      <w:r>
+        <w:t xml:space="preserve">/</w:t>
+      </w:r>
+      <w:r>
+        <w:t xml:space="preserve"> </w:t>
+      </w:r>
+      <w:r>
+        <w:t xml:space="preserve">Fax:</w:t>
+      </w:r>
+      <w:r>
+        <w:t xml:space="preserve"> </w:t>
+      </w:r>
+      <w:r>
+        <w:t xml:space="preserve">(303)</w:t>
+      </w:r>
+      <w:r>
+        <w:t xml:space="preserve"> </w:t>
+      </w:r>
+      <w:r>
+        <w:t xml:space="preserve">844</w:t>
+        <w:noBreakHyphen/>
+        <w:t xml:space="preserve">1350</w:t>
+      </w:r>
+    </w:p>
+    <w:p>
+      <w:pPr>
         <w:keepNext/>
-      </w:pPr>
-      <w:r>
-        <w:t xml:space="preserve">Tel: (303) 241-0826 / Fax: (303) 844-1350</w:t>
-      </w:r>
-    </w:p>
-    <w:p>
-      <w:pPr>
-        <w:pStyle w:val="SigBlock"/>
-        <w:keepNext/>
+        <w:keepLines/>
+        <w:spacing w:before="0" w:after="0" w:line="300" w:lineRule="exact"/>
+        <w:ind w:left="3600" w:firstLine="0"/>
+        <w:jc w:val="left"/>
       </w:pPr>
       <w:r>
         <w:t xml:space="preserve">luke.hajek@usdoj.gov</w:t>
@@ -1811,16 +4918,30 @@
     </w:p>
     <w:p>
       <w:pPr>
-        <w:pStyle w:val="SigBlock"/>
-      </w:pPr>
-      <w:r>
-        <w:t xml:space="preserve">Counsel for Defendants</w:t>
+        <w:spacing w:before="0" w:after="0" w:line="300" w:lineRule="exact"/>
+        <w:ind w:left="3600" w:firstLine="0"/>
+        <w:jc w:val="left"/>
+      </w:pPr>
+      <w:r>
+        <w:t xml:space="preserve">Counsel</w:t>
+      </w:r>
+      <w:r>
+        <w:t xml:space="preserve"> </w:t>
+      </w:r>
+      <w:r>
+        <w:t xml:space="preserve">for</w:t>
+      </w:r>
+      <w:r>
+        <w:t xml:space="preserve"> </w:t>
+      </w:r>
+      <w:r>
+        <w:t xml:space="preserve">Defendants</w:t>
       </w:r>
     </w:p>
     <w:sectPr>
-      <w:footerReference w:type="default" r:id="rId100"/>
+      <w:footerReference w:type="default" r:id="rIdFtrAkd"/>
       <w:pgSz w:w="12240" w:h="15840"/>
-      <w:pgMar w:top="1440" w:right="1440" w:bottom="1440" w:left="1440" w:header="720" w:footer="360" w:gutter="0"/>
+      <w:pgMar w:top="1440" w:right="1440" w:bottom="1440" w:left="1440" w:header="720" w:footer="420" w:gutter="0"/>
       <w:pgNumType w:fmt="decimal" w:start="1"/>
     </w:sectPr>
   </w:body>
@@ -1835,7 +4956,111 @@
 <w:ftr xmlns:w="http://schemas.openxmlformats.org/wordprocessingml/2006/main" xmlns:r="http://schemas.openxmlformats.org/officeDocument/2006/relationships">
   <w:p>
     <w:pPr>
-      <w:pStyle w:val="Footer"/>
+      <w:jc w:val="center"/>
+    </w:pPr>
+    <w:r>
+      <w:fldChar w:fldCharType="begin"/>
+    </w:r>
+    <w:r>
+      <w:instrText xml:space="preserve"> PAGE </w:instrText>
+    </w:r>
+    <w:r>
+      <w:fldChar w:fldCharType="separate"/>
+    </w:r>
+    <w:r>
+      <w:t>1</w:t>
+    </w:r>
+    <w:r>
+      <w:fldChar w:fldCharType="end"/>
+    </w:r>
+  </w:p>
+</w:ftr>
+</file>
+
+<file path=word/footnotes.xml><?xml version="1.0" encoding="utf-8"?>
+<w:footnotes xmlns:w="http://schemas.openxmlformats.org/wordprocessingml/2006/main" xmlns:m="http://schemas.openxmlformats.org/officeDocument/2006/math" xmlns:r="http://schemas.openxmlformats.org/officeDocument/2006/relationships" xmlns:o="urn:schemas-microsoft-com:office:office" xmlns:v="urn:schemas-microsoft-com:vml" xmlns:w10="urn:schemas-microsoft-com:office:word" xmlns:a="http://schemas.openxmlformats.org/drawingml/2006/main" xmlns:pic="http://schemas.openxmlformats.org/drawingml/2006/picture" xmlns:wp="http://schemas.openxmlformats.org/drawingml/2006/wordprocessingDrawing">
+  <w:footnote w:type="continuationSeparator" w:id="0">
+    <w:p>
+      <w:r>
+        <w:continuationSeparator/>
+      </w:r>
+    </w:p>
+  </w:footnote>
+  <w:footnote w:type="separator" w:id="-1">
+    <w:p>
+      <w:r>
+        <w:separator/>
+      </w:r>
+    </w:p>
+  </w:footnote>
+  <w:footnote w:id="9">
+    <w:p>
+      <w:pPr>
+        <w:pStyle w:val="FootnoteText"/>
+      </w:pPr>
+      <w:r>
+        <w:rPr>
+          <w:rStyle w:val="FootnoteReference"/>
+        </w:rPr>
+        <w:footnoteRef/>
+      </w:r>
+      <w:r>
+        <w:t xml:space="preserve"> </w:t>
+      </w:r>
+      <w:r>
+        <w:t xml:space="preserve">Defendants’ motion is brought both as a factual and facial challenge. To the extent the Defendants’ challenge Plaintiffs’ assertions of imminent harm with factual information in the standing and ripeness arguments in sections I and II of the Argument section, it is a factual challenge. Otherwise, it is a facial challenge.</w:t>
+      </w:r>
+    </w:p>
+  </w:footnote>
+</w:footnotes>
+</file>
+
+<file path=word/ftr-add.xml><?xml version="1.0" encoding="utf-8"?>
+<w:ftr xmlns:w="http://schemas.openxmlformats.org/wordprocessingml/2006/main" xmlns:r="http://schemas.openxmlformats.org/officeDocument/2006/relationships">
+  <w:p>
+    <w:pPr>
+      <w:spacing w:before="0" w:after="0"/>
+      <w:jc w:val="center"/>
+    </w:pPr>
+    <w:r>
+      <w:t>Add-</w:t>
+    </w:r>
+    <w:r>
+      <w:fldChar w:fldCharType="begin"/>
+    </w:r>
+    <w:r>
+      <w:instrText xml:space="preserve"> PAGE </w:instrText>
+    </w:r>
+    <w:r>
+      <w:fldChar w:fldCharType="separate"/>
+    </w:r>
+    <w:r>
+      <w:t>1</w:t>
+    </w:r>
+    <w:r>
+      <w:fldChar w:fldCharType="end"/>
+    </w:r>
+  </w:p>
+</w:ftr>
+</file>
+
+<file path=word/ftr-none.xml><?xml version="1.0" encoding="utf-8"?>
+<w:ftr xmlns:w="http://schemas.openxmlformats.org/wordprocessingml/2006/main" xmlns:r="http://schemas.openxmlformats.org/officeDocument/2006/relationships">
+  <w:p>
+    <w:pPr>
+      <w:spacing w:before="0" w:after="0"/>
+      <w:jc w:val="center"/>
+    </w:pPr>
+  </w:p>
+</w:ftr>
+</file>
+
+<file path=word/ftr-own1.xml><?xml version="1.0" encoding="utf-8"?>
+<w:ftr xmlns:w="http://schemas.openxmlformats.org/wordprocessingml/2006/main" xmlns:r="http://schemas.openxmlformats.org/officeDocument/2006/relationships">
+  <w:p>
+    <w:pPr>
+      <w:spacing w:before="0" w:after="0" w:line="300" w:lineRule="exact"/>
+      <w:jc w:val="center"/>
     </w:pPr>
     <w:r>
       <w:fldChar w:fldCharType="begin"/>
@@ -1855,59 +5080,156 @@
   </w:p>
   <w:p>
     <w:pPr>
-      <w:pStyle w:val="Footer"/>
+      <w:spacing w:before="0" w:after="0" w:line="300" w:lineRule="exact"/>
+      <w:jc w:val="center"/>
     </w:pPr>
     <w:r>
-      <w:t>Defs.' Mem. in Supp. of Motion to Dismiss Sec. Am. Compl.</w:t>
+      <w:t xml:space="preserve">Defs.’</w:t>
+    </w:r>
+    <w:r>
+      <w:t xml:space="preserve"> </w:t>
+    </w:r>
+    <w:r>
+      <w:t xml:space="preserve">Mem.</w:t>
+    </w:r>
+    <w:r>
+      <w:t xml:space="preserve"> </w:t>
+    </w:r>
+    <w:r>
+      <w:t xml:space="preserve">in</w:t>
+    </w:r>
+    <w:r>
+      <w:t xml:space="preserve"> </w:t>
+    </w:r>
+    <w:r>
+      <w:t xml:space="preserve">Supp.</w:t>
+    </w:r>
+    <w:r>
+      <w:t xml:space="preserve"> </w:t>
+    </w:r>
+    <w:r>
+      <w:t xml:space="preserve">of</w:t>
+    </w:r>
+    <w:r>
+      <w:t xml:space="preserve"> </w:t>
+    </w:r>
+    <w:r>
+      <w:t xml:space="preserve">Motion</w:t>
+    </w:r>
+    <w:r>
+      <w:t xml:space="preserve"> </w:t>
+    </w:r>
+    <w:r>
+      <w:t xml:space="preserve">to</w:t>
+    </w:r>
+    <w:r>
+      <w:t xml:space="preserve"> </w:t>
+    </w:r>
+    <w:r>
+      <w:t xml:space="preserve">Dismiss</w:t>
+    </w:r>
+    <w:r>
+      <w:t xml:space="preserve"> </w:t>
+    </w:r>
+    <w:r>
+      <w:t xml:space="preserve">Sec.</w:t>
+    </w:r>
+    <w:r>
+      <w:t xml:space="preserve"> </w:t>
+    </w:r>
+    <w:r>
+      <w:t xml:space="preserve">Am.</w:t>
+    </w:r>
+    <w:r>
+      <w:t xml:space="preserve"> </w:t>
+    </w:r>
+    <w:r>
+      <w:t xml:space="preserve">Compl.</w:t>
     </w:r>
   </w:p>
   <w:p>
     <w:pPr>
-      <w:pStyle w:val="Footer"/>
+      <w:spacing w:before="0" w:after="0" w:line="300" w:lineRule="exact"/>
+      <w:jc w:val="center"/>
     </w:pPr>
     <w:r>
-      <w:t>Northern Alaska Environmental Center v. Trump, et al., Case No. 3:25-cv-00038-SLG</w:t>
+      <w:t xml:space="preserve">Northern</w:t>
+    </w:r>
+    <w:r>
+      <w:t xml:space="preserve"> </w:t>
+    </w:r>
+    <w:r>
+      <w:t xml:space="preserve">Alaska</w:t>
+    </w:r>
+    <w:r>
+      <w:t xml:space="preserve"> </w:t>
+    </w:r>
+    <w:r>
+      <w:t xml:space="preserve">Environmental</w:t>
+    </w:r>
+    <w:r>
+      <w:t xml:space="preserve"> </w:t>
+    </w:r>
+    <w:r>
+      <w:t xml:space="preserve">Center</w:t>
+    </w:r>
+    <w:r>
+      <w:t xml:space="preserve"> </w:t>
+    </w:r>
+    <w:r>
+      <w:t xml:space="preserve">v.</w:t>
+    </w:r>
+    <w:r>
+      <w:t xml:space="preserve"> </w:t>
+    </w:r>
+    <w:r>
+      <w:t xml:space="preserve">Trump,</w:t>
+    </w:r>
+    <w:r>
+      <w:t xml:space="preserve"> </w:t>
+    </w:r>
+    <w:r>
+      <w:t xml:space="preserve">et</w:t>
+    </w:r>
+    <w:r>
+      <w:t xml:space="preserve"> </w:t>
+    </w:r>
+    <w:r>
+      <w:t xml:space="preserve">al.</w:t>
+    </w:r>
+    <w:r>
+      <w:t xml:space="preserve">, Case No. 3:25-cv</w:t>
+      <w:noBreakHyphen/>
+      <w:t xml:space="preserve">00038-SLG</w:t>
     </w:r>
   </w:p>
 </w:ftr>
 </file>
 
-<file path=word/footnotes.xml><?xml version="1.0" encoding="utf-8"?>
-<w:footnotes xmlns:w="http://schemas.openxmlformats.org/wordprocessingml/2006/main" xmlns:m="http://schemas.openxmlformats.org/officeDocument/2006/math" xmlns:r="http://schemas.openxmlformats.org/officeDocument/2006/relationships" xmlns:o="urn:schemas-microsoft-com:office:office" xmlns:v="urn:schemas-microsoft-com:vml" xmlns:w10="urn:schemas-microsoft-com:office:word" xmlns:a="http://schemas.openxmlformats.org/drawingml/2006/main" xmlns:pic="http://schemas.openxmlformats.org/drawingml/2006/picture" xmlns:wp="http://schemas.openxmlformats.org/drawingml/2006/wordprocessingDrawing">
-  <w:footnote w:type="continuationSeparator" w:id="0">
-    <w:p>
-      <w:r>
-        <w:continuationSeparator/>
-      </w:r>
-    </w:p>
-  </w:footnote>
-  <w:footnote w:type="separator" w:id="-1">
-    <w:p>
-      <w:r>
-        <w:separator/>
-      </w:r>
-    </w:p>
-  </w:footnote>
-  <w:footnote w:id="113">
-    <w:p>
-      <w:pPr>
-        <w:pStyle w:val="FootnoteText"/>
-      </w:pPr>
-      <w:r>
-        <w:rPr>
-          <w:rStyle w:val="FootnoteReference"/>
-        </w:rPr>
-        <w:footnoteRef/>
-      </w:r>
-      <w:r>
-        <w:t xml:space="preserve"> </w:t>
-      </w:r>
-      <w:r>
-        <w:t xml:space="preserve">Defendants’ motion is brought both as a factual and facial challenge. To the extent the Defendants’ challenge Plaintiffs’ assertions of imminent harm with factual information in the standing and ripeness arguments in sections I and II of the Argument section, it is a factual challenge. Otherwise, it is a facial challenge.</w:t>
-      </w:r>
-    </w:p>
-  </w:footnote>
-</w:footnotes>
+<file path=word/ftr-page.xml><?xml version="1.0" encoding="utf-8"?>
+<w:ftr xmlns:w="http://schemas.openxmlformats.org/wordprocessingml/2006/main" xmlns:r="http://schemas.openxmlformats.org/officeDocument/2006/relationships">
+  <w:p>
+    <w:pPr>
+      <w:spacing w:before="0" w:after="0"/>
+      <w:jc w:val="center"/>
+    </w:pPr>
+    <w:r>
+      <w:fldChar w:fldCharType="begin"/>
+    </w:r>
+    <w:r>
+      <w:instrText xml:space="preserve"> PAGE </w:instrText>
+    </w:r>
+    <w:r>
+      <w:fldChar w:fldCharType="separate"/>
+    </w:r>
+    <w:r>
+      <w:t>1</w:t>
+    </w:r>
+    <w:r>
+      <w:fldChar w:fldCharType="end"/>
+    </w:r>
+  </w:p>
+</w:ftr>
 </file>
 
 <file path=word/numbering.xml><?xml version="1.0" encoding="utf-8"?>
@@ -1999,15 +5321,16 @@
   <w:docDefaults>
     <w:rPrDefault>
       <w:rPr>
-        <w:rFonts w:ascii="EB Garamond" w:hAnsi="EB Garamond" w:eastAsia="EB Garamond" w:cs="EB Garamond"/>
-        <w:sz w:val="24"/>
-        <w:szCs w:val="24"/>
+        <w:rFonts w:ascii="Times New Roman" w:hAnsi="Times New Roman" w:eastAsia="Times New Roman" w:cs="Times New Roman"/>
+        <w:sz w:val="26"/>
+        <w:szCs w:val="26"/>
         <w:lang w:val="en-US" w:eastAsia="zh-CN" w:bidi="ar-SA"/>
       </w:rPr>
     </w:rPrDefault>
     <w:pPrDefault>
       <w:pPr>
-        <w:spacing w:after="200"/>
+        <w:widowControl/>
+        <w:spacing w:after="0"/>
       </w:pPr>
     </w:pPrDefault>
   </w:docDefaults>
@@ -2015,42 +5338,29 @@
   <w:style w:type="paragraph" w:default="1" w:styleId="Normal">
     <w:name w:val="Normal"/>
     <w:qFormat/>
-    <w:pPr>
-      <w:spacing w:before="0" w:after="0" w:line="690" w:lineRule="exact"/>
-      <w:ind w:firstLine="0"/>
-    </w:pPr>
-    <w:rPr>
-      <w:rFonts w:ascii="EB Garamond" w:hAnsi="EB Garamond" w:eastAsia="EB Garamond" w:cs="EB Garamond"/>
-      <w:sz w:val="26"/>
-      <w:szCs w:val="26"/>
-    </w:rPr>
   </w:style>
   <w:style w:type="paragraph" w:styleId="BodyText">
     <w:name w:val="Body Text"/>
     <w:basedOn w:val="Normal"/>
+    <w:link w:val="BodyTextChar"/>
     <w:qFormat/>
     <w:pPr>
-      <w:spacing w:before="0" w:after="0" w:line="690" w:lineRule="exact"/>
+      <w:spacing w:before="0" w:after="0" w:line="600" w:lineRule="exact"/>
       <w:ind w:firstLine="720"/>
     </w:pPr>
   </w:style>
-  <w:style w:type="paragraph" w:styleId="FirstParagraph">
+  <w:style w:type="paragraph" w:customStyle="1" w:styleId="FirstParagraph">
     <w:name w:val="First Paragraph"/>
     <w:basedOn w:val="BodyText"/>
     <w:next w:val="BodyText"/>
     <w:qFormat/>
-    <w:pPr>
-      <w:spacing w:before="0" w:after="0" w:line="690" w:lineRule="exact"/>
-      <w:ind w:firstLine="720"/>
-    </w:pPr>
   </w:style>
   <w:style w:type="paragraph" w:customStyle="1" w:styleId="Compact">
     <w:name w:val="Compact"/>
     <w:basedOn w:val="BodyText"/>
     <w:qFormat/>
     <w:pPr>
-      <w:spacing w:before="0" w:after="0" w:line="340" w:lineRule="exact"/>
-      <w:ind w:firstLine="0"/>
+      <w:spacing w:before="36" w:after="36"/>
     </w:pPr>
   </w:style>
   <w:style w:type="paragraph" w:styleId="Title">
@@ -2067,7 +5377,7 @@
       <w:jc w:val="center"/>
     </w:pPr>
     <w:rPr>
-      <w:rFonts w:ascii="EB Garamond" w:hAnsi="EB Garamond" w:eastAsia="EB Garamond" w:cs="EB Garamond"/>
+      <w:rFonts w:asciiTheme="majorHAnsi" w:eastAsiaTheme="majorEastAsia" w:hAnsiTheme="majorHAnsi" w:cstheme="majorBidi"/>
       <w:sz w:val="56"/>
       <w:szCs w:val="56"/>
     </w:rPr>
@@ -2079,7 +5389,7 @@
     <w:uiPriority w:val="10"/>
     <w:rsid w:val="00A10FD9"/>
     <w:rPr>
-      <w:rFonts w:ascii="EB Garamond" w:hAnsi="EB Garamond" w:eastAsia="EB Garamond" w:cs="EB Garamond"/>
+      <w:rFonts w:asciiTheme="majorHAnsi" w:eastAsiaTheme="majorEastAsia" w:hAnsiTheme="majorHAnsi" w:cstheme="majorBidi"/>
       <w:sz w:val="56"/>
       <w:szCs w:val="56"/>
     </w:rPr>
@@ -2190,17 +5500,20 @@
     <w:name w:val="heading 1"/>
     <w:basedOn w:val="Normal"/>
     <w:next w:val="BodyText"/>
+    <w:link w:val="Heading1Char"/>
     <w:uiPriority w:val="9"/>
     <w:qFormat/>
+    <w:rsid w:val="00A10FD9"/>
     <w:pPr>
       <w:keepNext/>
       <w:keepLines/>
-      <w:spacing w:before="390" w:after="390" w:line="690" w:lineRule="exact"/>
+      <w:spacing w:before="600" w:after="300" w:line="300" w:lineRule="exact"/>
       <w:ind w:firstLine="0"/>
       <w:jc w:val="center"/>
       <w:outlineLvl w:val="0"/>
     </w:pPr>
     <w:rPr>
+      <w:rFonts w:ascii="Times New Roman" w:hAnsi="Times New Roman" w:eastAsia="Times New Roman" w:cs="Times New Roman"/>
       <w:b/>
       <w:bCs/>
       <w:caps/>
@@ -2213,21 +5526,21 @@
     <w:name w:val="heading 2"/>
     <w:basedOn w:val="Normal"/>
     <w:next w:val="BodyText"/>
+    <w:link w:val="Heading2Char"/>
     <w:uiPriority w:val="9"/>
+    <w:semiHidden/>
     <w:unhideWhenUsed/>
     <w:qFormat/>
+    <w:rsid w:val="00A10FD9"/>
     <w:pPr>
       <w:keepNext/>
       <w:keepLines/>
-      <w:tabs>
-        <w:tab w:val="left" w:pos="720"/>
-      </w:tabs>
-      <w:spacing w:before="390" w:after="390" w:line="340" w:lineRule="exact"/>
-      <w:ind w:left="720" w:hanging="720"/>
-      <w:jc w:val="left"/>
+      <w:spacing w:before="600" w:after="300" w:line="300" w:lineRule="exact"/>
+      <w:ind w:firstLine="0"/>
       <w:outlineLvl w:val="1"/>
     </w:pPr>
     <w:rPr>
+      <w:rFonts w:ascii="Times New Roman" w:hAnsi="Times New Roman" w:eastAsia="Times New Roman" w:cs="Times New Roman"/>
       <w:b/>
       <w:bCs/>
       <w:color w:val="000000"/>
@@ -2239,21 +5552,21 @@
     <w:name w:val="heading 3"/>
     <w:basedOn w:val="Normal"/>
     <w:next w:val="BodyText"/>
+    <w:link w:val="Heading3Char"/>
     <w:uiPriority w:val="9"/>
+    <w:semiHidden/>
     <w:unhideWhenUsed/>
     <w:qFormat/>
+    <w:rsid w:val="00A10FD9"/>
     <w:pPr>
       <w:keepNext/>
       <w:keepLines/>
-      <w:tabs>
-        <w:tab w:val="left" w:pos="1440"/>
-      </w:tabs>
-      <w:spacing w:before="390" w:after="390" w:line="340" w:lineRule="exact"/>
-      <w:ind w:left="1440" w:hanging="720"/>
-      <w:jc w:val="left"/>
+      <w:spacing w:before="600" w:after="300" w:line="300" w:lineRule="exact"/>
+      <w:ind w:firstLine="0"/>
       <w:outlineLvl w:val="2"/>
     </w:pPr>
     <w:rPr>
+      <w:rFonts w:ascii="Times New Roman" w:hAnsi="Times New Roman" w:eastAsia="Times New Roman" w:cs="Times New Roman"/>
       <w:b/>
       <w:bCs/>
       <w:color w:val="000000"/>
@@ -2265,23 +5578,24 @@
     <w:name w:val="heading 4"/>
     <w:basedOn w:val="Normal"/>
     <w:next w:val="BodyText"/>
+    <w:link w:val="Heading4Char"/>
     <w:uiPriority w:val="9"/>
+    <w:semiHidden/>
     <w:unhideWhenUsed/>
     <w:qFormat/>
+    <w:rsid w:val="00A10FD9"/>
     <w:pPr>
       <w:keepNext/>
       <w:keepLines/>
-      <w:tabs>
-        <w:tab w:val="left" w:pos="2160"/>
-      </w:tabs>
-      <w:spacing w:before="390" w:after="390" w:line="340" w:lineRule="exact"/>
-      <w:ind w:left="2160" w:hanging="720"/>
-      <w:jc w:val="left"/>
+      <w:spacing w:before="600" w:after="300" w:line="300" w:lineRule="exact"/>
+      <w:ind w:firstLine="0"/>
       <w:outlineLvl w:val="3"/>
     </w:pPr>
     <w:rPr>
+      <w:rFonts w:ascii="Times New Roman" w:hAnsi="Times New Roman" w:eastAsia="Times New Roman" w:cs="Times New Roman"/>
       <w:b/>
       <w:bCs/>
+      <w:i/>
       <w:color w:val="000000"/>
       <w:sz w:val="26"/>
       <w:szCs w:val="26"/>
@@ -2291,23 +5605,24 @@
     <w:name w:val="heading 5"/>
     <w:basedOn w:val="Normal"/>
     <w:next w:val="BodyText"/>
+    <w:link w:val="Heading5Char"/>
     <w:uiPriority w:val="9"/>
+    <w:semiHidden/>
     <w:unhideWhenUsed/>
     <w:qFormat/>
+    <w:rsid w:val="00A10FD9"/>
     <w:pPr>
       <w:keepNext/>
       <w:keepLines/>
-      <w:tabs>
-        <w:tab w:val="left" w:pos="2880"/>
-      </w:tabs>
-      <w:spacing w:before="390" w:after="390" w:line="340" w:lineRule="exact"/>
-      <w:ind w:left="2880" w:hanging="720"/>
-      <w:jc w:val="left"/>
+      <w:spacing w:before="600" w:after="300" w:line="300" w:lineRule="exact"/>
+      <w:ind w:firstLine="0"/>
       <w:outlineLvl w:val="4"/>
     </w:pPr>
     <w:rPr>
+      <w:rFonts w:ascii="Times New Roman" w:hAnsi="Times New Roman" w:eastAsia="Times New Roman" w:cs="Times New Roman"/>
       <w:b/>
       <w:bCs/>
+      <w:i/>
       <w:color w:val="000000"/>
       <w:sz w:val="26"/>
       <w:szCs w:val="26"/>
@@ -2408,7 +5723,7 @@
     <w:uiPriority w:val="9"/>
     <w:rsid w:val="00A10FD9"/>
     <w:rPr>
-      <w:rFonts w:ascii="EB Garamond" w:hAnsi="EB Garamond" w:eastAsia="EB Garamond" w:cs="EB Garamond"/>
+      <w:rFonts w:asciiTheme="majorHAnsi" w:eastAsiaTheme="majorEastAsia" w:hAnsiTheme="majorHAnsi" w:cstheme="majorBidi"/>
       <w:color w:val="0F4761" w:themeColor="accent1" w:themeShade="BF"/>
       <w:sz w:val="40"/>
       <w:szCs w:val="40"/>
@@ -2422,7 +5737,7 @@
     <w:semiHidden/>
     <w:rsid w:val="00A10FD9"/>
     <w:rPr>
-      <w:rFonts w:ascii="EB Garamond" w:hAnsi="EB Garamond" w:eastAsia="EB Garamond" w:cs="EB Garamond"/>
+      <w:rFonts w:asciiTheme="majorHAnsi" w:eastAsiaTheme="majorEastAsia" w:hAnsiTheme="majorHAnsi" w:cstheme="majorBidi"/>
       <w:color w:val="0F4761" w:themeColor="accent1" w:themeShade="BF"/>
       <w:sz w:val="32"/>
       <w:szCs w:val="32"/>
@@ -2520,26 +5835,36 @@
       <w:color w:val="272727" w:themeColor="text1" w:themeTint="D8"/>
     </w:rPr>
   </w:style>
+  <w:style w:type="paragraph" w:customStyle="1" w:styleId="ListItem">
+    <w:name w:val="List Item"/>
+    <w:basedOn w:val="BodyText"/>
+    <w:qFormat/>
+    <w:pPr>
+      <w:spacing w:before="0" w:after="0" w:line="600" w:lineRule="exact"/>
+      <w:ind w:left="720" w:hanging="720"/>
+    </w:pPr>
+  </w:style>
   <w:style w:type="paragraph" w:styleId="BlockText">
     <w:name w:val="Block Text"/>
-    <w:basedOn w:val="Normal"/>
+    <w:basedOn w:val="BodyText"/>
     <w:next w:val="BodyText"/>
     <w:uiPriority w:val="9"/>
+    <w:unhideWhenUsed/>
     <w:qFormat/>
     <w:pPr>
-      <w:spacing w:before="120" w:after="180" w:line="340" w:lineRule="exact"/>
-      <w:ind w:left="720" w:right="720" w:firstLine="0"/>
+      <w:spacing w:before="300" w:after="300" w:line="300" w:lineRule="exact"/>
+      <w:ind w:firstLine="0" w:left="720" w:right="720"/>
     </w:pPr>
   </w:style>
   <w:style w:type="paragraph" w:styleId="FootnoteText">
-    <w:name w:val="footnote text"/>
+    <w:name w:val="Footnote Text"/>
     <w:basedOn w:val="Normal"/>
-    <w:link w:val="FootnoteTextChar"/>
-    <w:uiPriority w:val="99"/>
+    <w:next w:val="FootnoteText"/>
+    <w:uiPriority w:val="9"/>
     <w:unhideWhenUsed/>
+    <w:qFormat/>
     <w:pPr>
-      <w:spacing w:before="0" w:after="80" w:line="240" w:lineRule="auto"/>
-      <w:ind w:firstLine="0"/>
+      <w:spacing w:before="0" w:after="140" w:line="300" w:lineRule="exact"/>
     </w:pPr>
     <w:rPr>
       <w:sz w:val="26"/>
@@ -2554,8 +5879,8 @@
     <w:unhideWhenUsed/>
     <w:qFormat/>
     <w:pPr>
-      <w:spacing w:before="100" w:after="100"/>
-      <w:ind w:firstLine="0" w:left="480" w:right="480"/>
+      <w:spacing w:before="300" w:after="300"/>
+      <w:ind w:firstLine="0" w:left="720" w:right="720"/>
     </w:pPr>
   </w:style>
   <w:style w:type="character" w:default="1" w:styleId="DefaultParagraphFont">
@@ -2663,7 +5988,7 @@
     <w:name w:val="Hyperlink"/>
     <w:basedOn w:val="BodyTextChar"/>
     <w:rPr>
-      <w:color w:val="4F81BD" w:themeColor="accent1"/>
+      <w:color w:val="000000"/>
     </w:rPr>
   </w:style>
   <w:style w:type="paragraph" w:styleId="TOCHeading">
@@ -2678,219 +6003,27 @@
       <w:outlineLvl w:val="9"/>
     </w:pPr>
     <w:rPr>
-      <w:rFonts w:ascii="EB Garamond" w:hAnsi="EB Garamond" w:eastAsia="EB Garamond" w:cs="EB Garamond"/>
+      <w:rFonts w:asciiTheme="majorHAnsi" w:eastAsiaTheme="majorEastAsia" w:hAnsiTheme="majorHAnsi" w:cstheme="majorBidi"/>
       <w:b w:val="0"/>
       <w:bCs w:val="0"/>
       <w:color w:val="365F91" w:themeColor="accent1" w:themeShade="BF"/>
     </w:rPr>
   </w:style>
-  <w:style w:type="paragraph" w:customStyle="1" w:styleId="Body">
-    <w:name w:val="Body"/>
-    <w:basedOn w:val="Normal"/>
+  <w:style w:type="paragraph" w:customStyle="1" w:styleId="BodyTextNote">
+    <w:name w:val="Body Text Note"/>
+    <w:basedOn w:val="BodyText"/>
     <w:qFormat/>
     <w:pPr>
-      <w:spacing w:before="0" w:after="0" w:line="690" w:lineRule="exact"/>
-      <w:ind w:firstLine="720"/>
+      <w:widowControl w:val="0"/>
     </w:pPr>
   </w:style>
-  <w:style w:type="paragraph" w:customStyle="1" w:styleId="Centered">
-    <w:name w:val="Centered"/>
-    <w:basedOn w:val="Single"/>
-    <w:qFormat/>
-    <w:pPr>
-      <w:jc w:val="center"/>
-    </w:pPr>
-  </w:style>
-  <w:style w:type="paragraph" w:customStyle="1" w:styleId="CourtTitle">
-    <w:name w:val="CourtTitle"/>
-    <w:basedOn w:val="Centered"/>
-    <w:qFormat/>
-    <w:rPr>
-      <w:b/>
-      <w:bCs/>
-      <w:caps/>
-    </w:rPr>
-  </w:style>
-  <w:style w:type="paragraph" w:customStyle="1" w:styleId="DocTitle">
-    <w:name w:val="DocTitle"/>
-    <w:basedOn w:val="Centered"/>
+  <w:style w:type="paragraph" w:customStyle="1" w:styleId="BodyTextKeep">
+    <w:name w:val="Body Text Keep"/>
+    <w:basedOn w:val="BodyText"/>
     <w:qFormat/>
     <w:pPr>
       <w:keepNext/>
-      <w:spacing w:before="390" w:after="390" w:line="340" w:lineRule="exact"/>
-    </w:pPr>
-    <w:rPr>
-      <w:b/>
-      <w:bCs/>
-      <w:caps/>
-    </w:rPr>
-  </w:style>
-  <w:style w:type="paragraph" w:styleId="Footer">
-    <w:name w:val="footer"/>
-    <w:basedOn w:val="Normal"/>
-    <w:uiPriority w:val="99"/>
-    <w:unhideWhenUsed/>
-    <w:pPr>
-      <w:spacing w:before="0" w:after="0" w:line="340" w:lineRule="exact"/>
-      <w:ind w:firstLine="0"/>
-      <w:jc w:val="center"/>
-    </w:pPr>
-    <w:rPr>
-      <w:sz w:val="26"/>
-      <w:szCs w:val="26"/>
-    </w:rPr>
-  </w:style>
-  <w:style w:type="paragraph" w:customStyle="1" w:styleId="PageLabel">
-    <w:name w:val="PageLabel"/>
-    <w:basedOn w:val="Single"/>
-    <w:qFormat/>
-    <w:pPr>
-      <w:jc w:val="right"/>
-    </w:pPr>
-    <w:rPr>
-      <w:b/>
-      <w:bCs/>
-    </w:rPr>
-  </w:style>
-  <w:style w:type="paragraph" w:customStyle="1" w:styleId="Quote">
-    <w:name w:val="Quote"/>
-    <w:basedOn w:val="BlockText"/>
-    <w:qFormat/>
-  </w:style>
-  <w:style w:type="paragraph" w:customStyle="1" w:styleId="Relief">
-    <w:name w:val="Relief"/>
-    <w:basedOn w:val="Normal"/>
-    <w:qFormat/>
-    <w:pPr>
-      <w:tabs>
-        <w:tab w:val="left" w:pos="1440"/>
-      </w:tabs>
-      <w:spacing w:before="0" w:after="0" w:line="690" w:lineRule="exact"/>
-      <w:ind w:left="1440" w:hanging="720"/>
-    </w:pPr>
-  </w:style>
-  <w:style w:type="paragraph" w:customStyle="1" w:styleId="SigBlock">
-    <w:name w:val="SigBlock"/>
-    <w:basedOn w:val="Single"/>
-    <w:qFormat/>
-    <w:pPr>
-      <w:ind w:left="3600" w:firstLine="0"/>
-    </w:pPr>
-  </w:style>
-  <w:style w:type="paragraph" w:customStyle="1" w:styleId="Single">
-    <w:name w:val="Single"/>
-    <w:basedOn w:val="Normal"/>
-    <w:qFormat/>
-    <w:pPr>
-      <w:spacing w:before="0" w:after="0" w:line="340" w:lineRule="exact"/>
-      <w:ind w:firstLine="0"/>
-    </w:pPr>
-  </w:style>
-  <w:style w:type="paragraph" w:customStyle="1" w:styleId="SingleIndent">
-    <w:name w:val="SingleIndent"/>
-    <w:basedOn w:val="Single"/>
-    <w:qFormat/>
-    <w:pPr>
-      <w:ind w:firstLine="720"/>
-    </w:pPr>
-  </w:style>
-  <w:style w:type="paragraph" w:customStyle="1" w:styleId="TOAEntry">
-    <w:name w:val="TOAEntry"/>
-    <w:basedOn w:val="Single"/>
-    <w:qFormat/>
-    <w:pPr>
       <w:keepLines/>
-      <w:tabs>
-        <w:tab w:val="right" w:leader="dot" w:pos="9360"/>
-      </w:tabs>
-      <w:spacing w:before="80" w:after="0" w:line="340" w:lineRule="exact"/>
-      <w:ind w:left="504" w:right="720" w:hanging="504"/>
-    </w:pPr>
-  </w:style>
-  <w:style w:type="paragraph" w:customStyle="1" w:styleId="TOAGroup">
-    <w:name w:val="TOAGroup"/>
-    <w:basedOn w:val="Single"/>
-    <w:qFormat/>
-    <w:pPr>
-      <w:keepNext/>
-      <w:spacing w:before="200" w:after="60" w:line="340" w:lineRule="exact"/>
-    </w:pPr>
-    <w:rPr>
-      <w:b/>
-      <w:bCs/>
-    </w:rPr>
-  </w:style>
-  <w:style w:type="paragraph" w:customStyle="1" w:styleId="TOCEntry1">
-    <w:name w:val="TOCEntry1"/>
-    <w:basedOn w:val="Single"/>
-    <w:qFormat/>
-    <w:pPr>
-      <w:keepLines/>
-      <w:tabs>
-        <w:tab w:val="right" w:leader="dot" w:pos="9360"/>
-      </w:tabs>
-      <w:spacing w:before="240" w:after="0" w:line="340" w:lineRule="exact"/>
-      <w:ind w:left="0" w:right="720" w:firstLine="0"/>
-    </w:pPr>
-  </w:style>
-  <w:style w:type="paragraph" w:customStyle="1" w:styleId="TOCEntry2">
-    <w:name w:val="TOCEntry2"/>
-    <w:basedOn w:val="Single"/>
-    <w:qFormat/>
-    <w:pPr>
-      <w:keepLines/>
-      <w:tabs>
-        <w:tab w:val="left" w:pos="720"/>
-        <w:tab w:val="right" w:leader="dot" w:pos="9360"/>
-      </w:tabs>
-      <w:spacing w:before="120" w:after="0" w:line="340" w:lineRule="exact"/>
-      <w:ind w:left="720" w:right="720" w:hanging="720"/>
-    </w:pPr>
-  </w:style>
-  <w:style w:type="paragraph" w:customStyle="1" w:styleId="TOCEntry3">
-    <w:name w:val="TOCEntry3"/>
-    <w:basedOn w:val="Single"/>
-    <w:qFormat/>
-    <w:pPr>
-      <w:keepLines/>
-      <w:tabs>
-        <w:tab w:val="left" w:pos="1440"/>
-        <w:tab w:val="right" w:leader="dot" w:pos="9360"/>
-      </w:tabs>
-      <w:spacing w:before="120" w:after="0" w:line="340" w:lineRule="exact"/>
-      <w:ind w:left="1440" w:right="720" w:hanging="720"/>
-    </w:pPr>
-  </w:style>
-  <w:style w:type="paragraph" w:customStyle="1" w:styleId="TOCEntry4">
-    <w:name w:val="TOCEntry4"/>
-    <w:basedOn w:val="Single"/>
-    <w:qFormat/>
-    <w:pPr>
-      <w:keepLines/>
-      <w:tabs>
-        <w:tab w:val="left" w:pos="2160"/>
-        <w:tab w:val="right" w:leader="dot" w:pos="9360"/>
-      </w:tabs>
-      <w:spacing w:before="120" w:after="0" w:line="340" w:lineRule="exact"/>
-      <w:ind w:left="2160" w:right="720" w:hanging="720"/>
-    </w:pPr>
-  </w:style>
-  <w:style w:type="paragraph" w:customStyle="1" w:styleId="TOCTitle">
-    <w:name w:val="TOCTitle"/>
-    <w:basedOn w:val="Heading1"/>
-    <w:qFormat/>
-    <w:pPr>
-      <w:keepNext/>
-      <w:outlineLvl w:val="9"/>
-    </w:pPr>
-  </w:style>
-  <w:style w:type="paragraph" w:customStyle="1" w:styleId="Verification">
-    <w:name w:val="Verification"/>
-    <w:basedOn w:val="Normal"/>
-    <w:qFormat/>
-    <w:pPr>
-      <w:spacing w:before="0" w:after="0" w:line="690" w:lineRule="exact"/>
-      <w:ind w:firstLine="720"/>
     </w:pPr>
   </w:style>
   <w:style w:type="paragraph" w:customStyle="1" w:styleId="SourceCode">

--- a/courts/ninth-circuit/alaska/federal/district/motion-brief/usage/OUTPUT-motion-brief.docx
+++ b/courts/ninth-circuit/alaska/federal/district/motion-brief/usage/OUTPUT-motion-brief.docx
@@ -337,12 +337,10 @@
         <w:t xml:space="preserve"> </w:t>
       </w:r>
       <w:r>
-        <w:t xml:space="preserve">241</w:t>
-        <w:noBreakHyphen/>
-        <w:t xml:space="preserve">0826</w:t>
-      </w:r>
-      <w:r>
-        <w:t xml:space="preserve"> </w:t>
+        <w:t xml:space="preserve">241-⁠0826</w:t>
+      </w:r>
+      <w:r>
+        <w:t xml:space="preserve"> ⁠</w:t>
       </w:r>
       <w:r>
         <w:t xml:space="preserve">/</w:t>
@@ -363,9 +361,7 @@
         <w:t xml:space="preserve"> </w:t>
       </w:r>
       <w:r>
-        <w:t xml:space="preserve">844</w:t>
-        <w:noBreakHyphen/>
-        <w:t xml:space="preserve">1350</w:t>
+        <w:t xml:space="preserve">844-⁠1350</w:t>
       </w:r>
     </w:p>
     <w:p>
@@ -402,8 +398,6 @@
     </w:p>
     <w:p>
       <w:pPr>
-        <w:keepNext/>
-        <w:keepLines/>
         <w:spacing w:before="1152" w:after="0" w:line="300" w:lineRule="exact"/>
         <w:ind w:left="0" w:firstLine="0"/>
         <w:jc w:val="center"/>
@@ -488,8 +482,6 @@
     </w:p>
     <w:p>
       <w:pPr>
-        <w:keepNext/>
-        <w:keepLines/>
         <w:spacing w:before="0" w:after="0" w:line="300" w:lineRule="exact"/>
         <w:ind w:left="0" w:firstLine="0"/>
         <w:jc w:val="center"/>
@@ -557,6 +549,11 @@
         </w:rPr>
         <w:t xml:space="preserve">ALASKA</w:t>
       </w:r>
+    </w:p>
+    <w:p>
+      <w:pPr>
+        <w:spacing w:before="0" w:after="0" w:line="600" w:lineRule="exact"/>
+      </w:pPr>
     </w:p>
     <w:tbl>
       <w:tblPr>
@@ -572,8 +569,7 @@
       </w:tblPr>
       <w:tblGrid>
         <w:gridCol w:w="4896"/>
-        <w:gridCol w:w="160"/>
-        <w:gridCol w:w="4304"/>
+        <w:gridCol w:w="4464"/>
       </w:tblGrid>
       <w:tr>
         <w:trPr>
@@ -582,146 +578,293 @@
         <w:tc>
           <w:tcPr>
             <w:tcW w:w="4896" w:type="dxa"/>
-            <w:tcBorders>
-              <w:bottom w:val="single" w:sz="6" w:space="0" w:color="000000"/>
-              <w:right w:val="single" w:sz="6" w:space="0" w:color="000000"/>
-            </w:tcBorders>
+          </w:tcPr>
+          <w:tbl>
+            <w:tblPr>
+              <w:tblW w:w="4896" w:type="dxa"/>
+              <w:tblInd w:w="0" w:type="dxa"/>
+              <w:tblBorders>
+                <w:top w:val="nil"/>
+                <w:left w:val="nil"/>
+                <w:bottom w:val="single" w:sz="6" w:space="0" w:color="000000"/>
+                <w:right w:val="nil"/>
+              </w:tblBorders>
+              <w:tblLayout w:type="fixed"/>
+              <w:tblCellMar>
+                <w:top w:w="0" w:type="dxa"/>
+                <w:left w:w="0" w:type="dxa"/>
+                <w:bottom w:w="0" w:type="dxa"/>
+                <w:right w:w="0" w:type="dxa"/>
+              </w:tblCellMar>
+              <w:tblLook w:val="0000" w:firstRow="0" w:lastRow="0" w:firstColumn="0" w:lastColumn="0" w:noHBand="0" w:noVBand="0"/>
+            </w:tblPr>
+            <w:tblGrid>
+              <w:gridCol w:w="4896"/>
+            </w:tblGrid>
+            <w:tr>
+              <w:trPr>
+                <w:cantSplit/>
+              </w:trPr>
+              <w:tc>
+                <w:tcPr>
+                  <w:tcW w:w="4896" w:type="dxa"/>
+                </w:tcPr>
+                <w:tbl>
+                  <w:tblPr>
+                    <w:tblW w:w="4896" w:type="dxa"/>
+                    <w:tblInd w:w="0" w:type="dxa"/>
+                    <w:tblBorders>
+                      <w:top w:val="nil"/>
+                      <w:left w:val="nil"/>
+                      <w:bottom w:val="nil"/>
+                      <w:right w:val="single" w:sz="6" w:space="0" w:color="000000"/>
+                    </w:tblBorders>
+                    <w:tblLayout w:type="fixed"/>
+                    <w:tblCellMar>
+                      <w:top w:w="0" w:type="dxa"/>
+                      <w:left w:w="0" w:type="dxa"/>
+                      <w:bottom w:w="160" w:type="dxa"/>
+                      <w:right w:w="160" w:type="dxa"/>
+                    </w:tblCellMar>
+                    <w:tblLook w:val="0000" w:firstRow="0" w:lastRow="0" w:firstColumn="0" w:lastColumn="0" w:noHBand="0" w:noVBand="0"/>
+                  </w:tblPr>
+                  <w:tblGrid>
+                    <w:gridCol w:w="4896"/>
+                  </w:tblGrid>
+                  <w:tr>
+                    <w:trPr>
+                      <w:cantSplit/>
+                    </w:trPr>
+                    <w:tc>
+                      <w:tcPr>
+                        <w:tcW w:w="4896" w:type="dxa"/>
+                      </w:tcPr>
+                      <w:p>
+                        <w:pPr>
+                          <w:spacing w:before="0" w:after="0" w:line="300" w:lineRule="exact"/>
+                          <w:ind w:left="0" w:firstLine="0"/>
+                          <w:jc w:val="left"/>
+                        </w:pPr>
+                        <w:r>
+                          <w:t xml:space="preserve">NORTHERN</w:t>
+                        </w:r>
+                        <w:r>
+                          <w:t xml:space="preserve"> </w:t>
+                        </w:r>
+                        <w:r>
+                          <w:t xml:space="preserve">ALASKA</w:t>
+                        </w:r>
+                        <w:r>
+                          <w:t xml:space="preserve"> </w:t>
+                        </w:r>
+                        <w:r>
+                          <w:t xml:space="preserve">ENVIRONMENTAL</w:t>
+                        </w:r>
+                        <w:r>
+                          <w:t xml:space="preserve"> </w:t>
+                        </w:r>
+                        <w:r>
+                          <w:t xml:space="preserve">CENTER,</w:t>
+                        </w:r>
+                        <w:r>
+                          <w:t xml:space="preserve"> </w:t>
+                        </w:r>
+                        <w:r>
+                          <w:t xml:space="preserve">et</w:t>
+                        </w:r>
+                        <w:r>
+                          <w:t xml:space="preserve"> </w:t>
+                        </w:r>
+                        <w:r>
+                          <w:t xml:space="preserve">al.,</w:t>
+                        </w:r>
+                      </w:p>
+                      <w:p>
+                        <w:pPr>
+                          <w:spacing w:before="120" w:after="0" w:line="300" w:lineRule="exact"/>
+                          <w:ind w:left="720" w:firstLine="0"/>
+                          <w:jc w:val="left"/>
+                        </w:pPr>
+                        <w:r>
+                          <w:t xml:space="preserve">Plaintiffs,</w:t>
+                        </w:r>
+                      </w:p>
+                      <w:p>
+                        <w:pPr>
+                          <w:spacing w:before="120" w:after="0" w:line="300" w:lineRule="exact"/>
+                          <w:ind w:left="720" w:firstLine="0"/>
+                          <w:jc w:val="left"/>
+                        </w:pPr>
+                        <w:r>
+                          <w:t xml:space="preserve">v.</w:t>
+                        </w:r>
+                      </w:p>
+                      <w:p>
+                        <w:pPr>
+                          <w:spacing w:before="300" w:after="0" w:line="300" w:lineRule="exact"/>
+                          <w:ind w:left="0" w:firstLine="0"/>
+                          <w:jc w:val="left"/>
+                        </w:pPr>
+                        <w:r>
+                          <w:t xml:space="preserve">DONALD</w:t>
+                        </w:r>
+                        <w:r>
+                          <w:t xml:space="preserve"> </w:t>
+                        </w:r>
+                        <w:r>
+                          <w:t xml:space="preserve">J.</w:t>
+                        </w:r>
+                        <w:r>
+                          <w:t xml:space="preserve"> </w:t>
+                        </w:r>
+                        <w:r>
+                          <w:t xml:space="preserve">TRUMP,</w:t>
+                        </w:r>
+                        <w:r>
+                          <w:t xml:space="preserve"> </w:t>
+                        </w:r>
+                        <w:r>
+                          <w:t xml:space="preserve">President</w:t>
+                        </w:r>
+                        <w:r>
+                          <w:t xml:space="preserve"> </w:t>
+                        </w:r>
+                        <w:r>
+                          <w:t xml:space="preserve">of</w:t>
+                        </w:r>
+                        <w:r>
+                          <w:t xml:space="preserve"> </w:t>
+                        </w:r>
+                        <w:r>
+                          <w:t xml:space="preserve">the</w:t>
+                        </w:r>
+                        <w:r>
+                          <w:t xml:space="preserve"> </w:t>
+                        </w:r>
+                        <w:r>
+                          <w:t xml:space="preserve">United</w:t>
+                        </w:r>
+                        <w:r>
+                          <w:t xml:space="preserve"> </w:t>
+                        </w:r>
+                        <w:r>
+                          <w:t xml:space="preserve">States,</w:t>
+                        </w:r>
+                        <w:r>
+                          <w:t xml:space="preserve"> </w:t>
+                        </w:r>
+                        <w:r>
+                          <w:t xml:space="preserve">et</w:t>
+                        </w:r>
+                        <w:r>
+                          <w:t xml:space="preserve"> </w:t>
+                        </w:r>
+                        <w:r>
+                          <w:t xml:space="preserve">al.,</w:t>
+                        </w:r>
+                      </w:p>
+                      <w:p>
+                        <w:pPr>
+                          <w:spacing w:before="120" w:after="0" w:line="300" w:lineRule="exact"/>
+                          <w:ind w:left="720" w:firstLine="0"/>
+                          <w:jc w:val="left"/>
+                        </w:pPr>
+                        <w:r>
+                          <w:t xml:space="preserve">Defendants,</w:t>
+                        </w:r>
+                      </w:p>
+                      <w:p>
+                        <w:pPr>
+                          <w:spacing w:before="300" w:after="0" w:line="300" w:lineRule="exact"/>
+                          <w:ind w:left="0" w:firstLine="0"/>
+                          <w:jc w:val="left"/>
+                        </w:pPr>
+                        <w:r>
+                          <w:t xml:space="preserve">and</w:t>
+                        </w:r>
+                      </w:p>
+                      <w:p>
+                        <w:pPr>
+                          <w:spacing w:before="0" w:after="0" w:line="300" w:lineRule="exact"/>
+                          <w:ind w:left="0" w:firstLine="0"/>
+                          <w:jc w:val="left"/>
+                        </w:pPr>
+                        <w:r>
+                          <w:t xml:space="preserve">AMERICAN</w:t>
+                        </w:r>
+                        <w:r>
+                          <w:t xml:space="preserve"> </w:t>
+                        </w:r>
+                        <w:r>
+                          <w:t xml:space="preserve">PETROLEUM</w:t>
+                        </w:r>
+                        <w:r>
+                          <w:t xml:space="preserve"> </w:t>
+                        </w:r>
+                        <w:r>
+                          <w:t xml:space="preserve">INSTITUTE,</w:t>
+                        </w:r>
+                        <w:r>
+                          <w:t xml:space="preserve"> </w:t>
+                        </w:r>
+                        <w:r>
+                          <w:t xml:space="preserve">et</w:t>
+                        </w:r>
+                        <w:r>
+                          <w:t xml:space="preserve"> </w:t>
+                        </w:r>
+                        <w:r>
+                          <w:t xml:space="preserve">al.,</w:t>
+                        </w:r>
+                      </w:p>
+                      <w:p>
+                        <w:pPr>
+                          <w:spacing w:before="120" w:after="0" w:line="300" w:lineRule="exact"/>
+                          <w:ind w:left="720" w:firstLine="0"/>
+                          <w:jc w:val="left"/>
+                        </w:pPr>
+                        <w:r>
+                          <w:t xml:space="preserve">Intervenor-Defendants.</w:t>
+                        </w:r>
+                      </w:p>
+                    </w:tc>
+                  </w:tr>
+                </w:tbl>
+                <w:p>
+                  <w:pPr>
+                    <w:spacing w:before="0" w:after="0" w:line="1" w:lineRule="exact"/>
+                  </w:pPr>
+                </w:p>
+              </w:tc>
+            </w:tr>
+          </w:tbl>
+          <w:p>
+            <w:pPr>
+              <w:spacing w:before="0" w:after="0" w:line="1" w:lineRule="exact"/>
+            </w:pPr>
+          </w:p>
+        </w:tc>
+        <w:tc>
+          <w:tcPr>
+            <w:tcW w:w="4464" w:type="dxa"/>
             <w:tcMar>
-              <w:right w:w="160" w:type="dxa"/>
+              <w:left w:w="160" w:type="dxa"/>
             </w:tcMar>
           </w:tcPr>
           <w:p>
             <w:pPr>
-              <w:spacing w:before="600" w:after="0" w:line="300" w:lineRule="exact"/>
+              <w:spacing w:before="0" w:after="0" w:line="300" w:lineRule="exact"/>
               <w:ind w:left="0" w:firstLine="0"/>
               <w:jc w:val="left"/>
             </w:pPr>
             <w:r>
-              <w:t xml:space="preserve">NORTHERN</w:t>
+              <w:t xml:space="preserve">No.</w:t>
             </w:r>
             <w:r>
               <w:t xml:space="preserve"> </w:t>
             </w:r>
             <w:r>
-              <w:t xml:space="preserve">ALASKA</w:t>
-            </w:r>
-            <w:r>
-              <w:t xml:space="preserve"> </w:t>
-            </w:r>
-            <w:r>
-              <w:t xml:space="preserve">ENVIRONMENTAL</w:t>
-            </w:r>
-            <w:r>
-              <w:t xml:space="preserve"> </w:t>
-            </w:r>
-            <w:r>
-              <w:t xml:space="preserve">CENTER,</w:t>
-            </w:r>
-            <w:r>
-              <w:t xml:space="preserve"> </w:t>
-            </w:r>
-            <w:r>
-              <w:t xml:space="preserve">et</w:t>
-            </w:r>
-            <w:r>
-              <w:t xml:space="preserve"> </w:t>
-            </w:r>
-            <w:r>
-              <w:t xml:space="preserve">al.,</w:t>
-            </w:r>
-          </w:p>
-          <w:p>
-            <w:pPr>
-              <w:spacing w:before="120" w:after="0" w:line="300" w:lineRule="exact"/>
-              <w:ind w:left="0" w:firstLine="0"/>
-              <w:jc w:val="right"/>
-            </w:pPr>
-            <w:r>
-              <w:t xml:space="preserve">Plaintiffs,</w:t>
-            </w:r>
-          </w:p>
-          <w:p>
-            <w:pPr>
-              <w:spacing w:before="300" w:after="0" w:line="300" w:lineRule="exact"/>
-              <w:ind w:left="0" w:firstLine="0"/>
-              <w:jc w:val="left"/>
-            </w:pPr>
-            <w:r>
-              <w:t xml:space="preserve">DONALD</w:t>
-            </w:r>
-            <w:r>
-              <w:t xml:space="preserve"> </w:t>
-            </w:r>
-            <w:r>
-              <w:t xml:space="preserve">J.</w:t>
-            </w:r>
-            <w:r>
-              <w:t xml:space="preserve"> </w:t>
-            </w:r>
-            <w:r>
-              <w:t xml:space="preserve">TRUMP,</w:t>
-            </w:r>
-            <w:r>
-              <w:t xml:space="preserve"> </w:t>
-            </w:r>
-            <w:r>
-              <w:t xml:space="preserve">President</w:t>
-            </w:r>
-            <w:r>
-              <w:t xml:space="preserve"> </w:t>
-            </w:r>
-            <w:r>
-              <w:t xml:space="preserve">of</w:t>
-            </w:r>
-            <w:r>
-              <w:t xml:space="preserve"> </w:t>
-            </w:r>
-            <w:r>
-              <w:t xml:space="preserve">the</w:t>
-            </w:r>
-            <w:r>
-              <w:t xml:space="preserve"> </w:t>
-            </w:r>
-            <w:r>
-              <w:t xml:space="preserve">United</w:t>
-            </w:r>
-            <w:r>
-              <w:t xml:space="preserve"> </w:t>
-            </w:r>
-            <w:r>
-              <w:t xml:space="preserve">States,</w:t>
-            </w:r>
-            <w:r>
-              <w:t xml:space="preserve"> </w:t>
-            </w:r>
-            <w:r>
-              <w:t xml:space="preserve">et</w:t>
-            </w:r>
-            <w:r>
-              <w:t xml:space="preserve"> </w:t>
-            </w:r>
-            <w:r>
-              <w:t xml:space="preserve">al.,</w:t>
-            </w:r>
-          </w:p>
-          <w:p>
-            <w:pPr>
-              <w:spacing w:before="120" w:after="0" w:line="300" w:lineRule="exact"/>
-              <w:ind w:left="0" w:firstLine="0"/>
-              <w:jc w:val="right"/>
-            </w:pPr>
-            <w:r>
-              <w:t xml:space="preserve">Defendants,</w:t>
-            </w:r>
-          </w:p>
-          <w:p>
-            <w:pPr>
-              <w:spacing w:before="300" w:after="0" w:line="300" w:lineRule="exact"/>
-              <w:ind w:left="0" w:firstLine="0"/>
-              <w:jc w:val="left"/>
-            </w:pPr>
-            <w:r>
-              <w:t xml:space="preserve">and</w:t>
+              <w:t xml:space="preserve">3:25-cv-⁠00038-SLG</w:t>
             </w:r>
           </w:p>
           <w:p>
@@ -731,79 +874,6 @@
               <w:jc w:val="left"/>
             </w:pPr>
             <w:r>
-              <w:t xml:space="preserve">AMERICAN</w:t>
-            </w:r>
-            <w:r>
-              <w:t xml:space="preserve"> </w:t>
-            </w:r>
-            <w:r>
-              <w:t xml:space="preserve">PETROLEUM</w:t>
-            </w:r>
-            <w:r>
-              <w:t xml:space="preserve"> </w:t>
-            </w:r>
-            <w:r>
-              <w:t xml:space="preserve">INSTITUTE,</w:t>
-            </w:r>
-            <w:r>
-              <w:t xml:space="preserve"> </w:t>
-            </w:r>
-            <w:r>
-              <w:t xml:space="preserve">et</w:t>
-            </w:r>
-            <w:r>
-              <w:t xml:space="preserve"> </w:t>
-            </w:r>
-            <w:r>
-              <w:t xml:space="preserve">al.,</w:t>
-            </w:r>
-          </w:p>
-          <w:p>
-            <w:pPr>
-              <w:spacing w:before="120" w:after="145" w:line="300" w:lineRule="exact"/>
-              <w:ind w:left="0" w:firstLine="0"/>
-              <w:jc w:val="right"/>
-            </w:pPr>
-            <w:r>
-              <w:t xml:space="preserve">Intervenor-Defendants.</w:t>
-            </w:r>
-          </w:p>
-        </w:tc>
-        <w:tc>
-          <w:tcPr>
-            <w:tcW w:w="160" w:type="dxa"/>
-          </w:tcPr>
-          <w:p>
-            <w:pPr>
-              <w:spacing w:before="600" w:after="0" w:line="300" w:lineRule="exact"/>
-              <w:ind w:left="0" w:firstLine="0"/>
-              <w:jc w:val="left"/>
-            </w:pPr>
-          </w:p>
-        </w:tc>
-        <w:tc>
-          <w:tcPr>
-            <w:tcW w:w="4304" w:type="dxa"/>
-          </w:tcPr>
-          <w:p>
-            <w:pPr>
-              <w:spacing w:before="600" w:after="0" w:line="300" w:lineRule="exact"/>
-              <w:ind w:left="0" w:firstLine="0"/>
-              <w:jc w:val="left"/>
-            </w:pPr>
-            <w:r>
-              <w:t xml:space="preserve">No. 3:25-cv</w:t>
-              <w:noBreakHyphen/>
-              <w:t xml:space="preserve">00038-SLG</w:t>
-            </w:r>
-          </w:p>
-          <w:p>
-            <w:pPr>
-              <w:spacing w:before="0" w:after="0" w:line="300" w:lineRule="exact"/>
-              <w:ind w:left="0" w:firstLine="0"/>
-              <w:jc w:val="left"/>
-            </w:pPr>
-            <w:r>
               <w:t xml:space="preserve">Honorable</w:t>
             </w:r>
             <w:r>
@@ -1003,10 +1073,7 @@
         <w:jc w:val="center"/>
       </w:pPr>
       <w:r>
-        <w:t xml:space="preserve">(</w:t>
-      </w:r>
-      <w:r>
-        <w:t xml:space="preserve">Fed.</w:t>
+        <w:t xml:space="preserve">(Fed.</w:t>
       </w:r>
       <w:r>
         <w:t xml:space="preserve"> </w:t>
@@ -1030,18 +1097,25 @@
         <w:t xml:space="preserve"> </w:t>
       </w:r>
       <w:r>
-        <w:t xml:space="preserve">12(b)(1)</w:t>
-      </w:r>
-      <w:r>
-        <w:t xml:space="preserve">)</w:t>
-      </w:r>
+        <w:t xml:space="preserve">12(b)⁠(1))</w:t>
+      </w:r>
+    </w:p>
+    <w:p>
+      <w:pPr>
+        <w:spacing w:before="0" w:after="0" w:line="1" w:lineRule="exact"/>
+        <w:sectPr>
+          <w:footerReference w:type="default" r:id="rIdXdPage"/>
+          <w:pgSz w:w="12240" w:h="15840"/>
+          <w:pgMar w:top="1440" w:right="1440" w:bottom="1440" w:left="1440" w:header="720" w:footer="420" w:gutter="0"/>
+          <w:pgNumType w:fmt="lowerRoman" w:start="1"/>
+        </w:sectPr>
+      </w:pPr>
     </w:p>
     <w:p>
       <w:pPr>
         <w:keepNext/>
         <w:keepLines/>
-        <w:pageBreakBefore/>
-        <w:spacing w:before="0" w:after="0" w:line="300" w:lineRule="exact"/>
+        <w:spacing w:before="0" w:after="300" w:line="300" w:lineRule="exact"/>
         <w:ind w:left="0" w:firstLine="0"/>
         <w:jc w:val="center"/>
       </w:pPr>
@@ -1050,35 +1124,45 @@
           <w:b/>
           <w:bCs/>
         </w:rPr>
-        <w:t xml:space="preserve">TABLE OF CONTENTS</w:t>
-      </w:r>
-    </w:p>
-    <w:p>
-      <w:pPr>
-        <w:keepNext/>
-        <w:keepLines/>
-        <w:spacing w:before="300" w:after="0" w:line="300" w:lineRule="exact"/>
-        <w:ind w:left="0" w:firstLine="0"/>
-        <w:jc w:val="right"/>
-      </w:pPr>
-      <w:r>
-        <w:rPr>
-          <w:b/>
-          <w:bCs/>
-        </w:rPr>
-        <w:t xml:space="preserve">Page</w:t>
+        <w:t xml:space="preserve">TABLE</w:t>
+      </w:r>
+      <w:r>
+        <w:rPr>
+          <w:b/>
+          <w:bCs/>
+        </w:rPr>
+        <w:t xml:space="preserve"> </w:t>
+      </w:r>
+      <w:r>
+        <w:rPr>
+          <w:b/>
+          <w:bCs/>
+        </w:rPr>
+        <w:t xml:space="preserve">OF</w:t>
+      </w:r>
+      <w:r>
+        <w:rPr>
+          <w:b/>
+          <w:bCs/>
+        </w:rPr>
+        <w:t xml:space="preserve"> </w:t>
+      </w:r>
+      <w:r>
+        <w:rPr>
+          <w:b/>
+          <w:bCs/>
+        </w:rPr>
+        <w:t xml:space="preserve">CONTENTS</w:t>
       </w:r>
     </w:p>
     <w:p>
       <w:pPr>
         <w:keepLines/>
         <w:tabs>
-          <w:tab w:val="left" w:pos="720"/>
           <w:tab w:val="right" w:leader="dot" w:pos="9360"/>
         </w:tabs>
         <w:spacing w:before="120" w:after="0" w:line="300" w:lineRule="exact"/>
         <w:ind w:left="720" w:right="720" w:hanging="720"/>
-        <w:jc w:val="left"/>
       </w:pPr>
       <w:r>
         <w:t xml:space="preserve">INTRODUCTION</w:t>
@@ -1097,12 +1181,10 @@
       <w:pPr>
         <w:keepLines/>
         <w:tabs>
-          <w:tab w:val="left" w:pos="720"/>
           <w:tab w:val="right" w:leader="dot" w:pos="9360"/>
         </w:tabs>
         <w:spacing w:before="120" w:after="0" w:line="300" w:lineRule="exact"/>
         <w:ind w:left="720" w:right="720" w:hanging="720"/>
-        <w:jc w:val="left"/>
       </w:pPr>
       <w:r>
         <w:t xml:space="preserve">BACKGROUND</w:t>
@@ -1121,111 +1203,129 @@
       <w:pPr>
         <w:keepLines/>
         <w:tabs>
-          <w:tab w:val="left" w:pos="720"/>
+          <w:tab w:val="right" w:leader="dot" w:pos="9360"/>
+        </w:tabs>
+        <w:spacing w:before="120" w:after="0" w:line="300" w:lineRule="exact"/>
+        <w:ind w:left="1440" w:right="720" w:hanging="720"/>
+      </w:pPr>
+      <w:r>
+        <w:t xml:space="preserve">I.</w:t>
+      </w:r>
+      <w:r>
+        <w:tab/>
+      </w:r>
+      <w:r>
+        <w:t xml:space="preserve">The</w:t>
+      </w:r>
+      <w:r>
+        <w:t xml:space="preserve"> </w:t>
+      </w:r>
+      <w:r>
+        <w:t xml:space="preserve">Outer</w:t>
+      </w:r>
+      <w:r>
+        <w:t xml:space="preserve"> </w:t>
+      </w:r>
+      <w:r>
+        <w:t xml:space="preserve">Continental</w:t>
+      </w:r>
+      <w:r>
+        <w:t xml:space="preserve"> </w:t>
+      </w:r>
+      <w:r>
+        <w:t xml:space="preserve">Shelf</w:t>
+      </w:r>
+      <w:r>
+        <w:t xml:space="preserve"> </w:t>
+      </w:r>
+      <w:r>
+        <w:t xml:space="preserve">Lands</w:t>
+      </w:r>
+      <w:r>
+        <w:t xml:space="preserve"> </w:t>
+      </w:r>
+      <w:r>
+        <w:t xml:space="preserve">Act</w:t>
+      </w:r>
+      <w:r>
+        <w:t xml:space="preserve">   </w:t>
+      </w:r>
+      <w:r>
+        <w:tab/>
+      </w:r>
+      <w:r>
+        <w:t xml:space="preserve">2</w:t>
+      </w:r>
+    </w:p>
+    <w:p>
+      <w:pPr>
+        <w:keepLines/>
+        <w:tabs>
           <w:tab w:val="right" w:leader="dot" w:pos="9360"/>
         </w:tabs>
         <w:spacing w:before="120" w:after="0" w:line="300" w:lineRule="exact"/>
         <w:ind w:left="720" w:right="720" w:hanging="720"/>
-        <w:jc w:val="left"/>
-      </w:pPr>
-      <w:r>
-        <w:t xml:space="preserve">I.</w:t>
+      </w:pPr>
+      <w:r>
+        <w:t xml:space="preserve">LEGAL</w:t>
+      </w:r>
+      <w:r>
+        <w:t xml:space="preserve"> </w:t>
+      </w:r>
+      <w:r>
+        <w:t xml:space="preserve">STANDARD</w:t>
+      </w:r>
+      <w:r>
+        <w:t xml:space="preserve"> </w:t>
+      </w:r>
+      <w:r>
+        <w:t xml:space="preserve">FOR</w:t>
+      </w:r>
+      <w:r>
+        <w:t xml:space="preserve"> </w:t>
+      </w:r>
+      <w:r>
+        <w:t xml:space="preserve">A</w:t>
+      </w:r>
+      <w:r>
+        <w:t xml:space="preserve"> </w:t>
+      </w:r>
+      <w:r>
+        <w:t xml:space="preserve">MOTION</w:t>
+      </w:r>
+      <w:r>
+        <w:t xml:space="preserve"> </w:t>
+      </w:r>
+      <w:r>
+        <w:t xml:space="preserve">TO</w:t>
+      </w:r>
+      <w:r>
+        <w:t xml:space="preserve"> </w:t>
+      </w:r>
+      <w:r>
+        <w:t xml:space="preserve">DISMISS</w:t>
+      </w:r>
+      <w:r>
+        <w:t xml:space="preserve">   </w:t>
       </w:r>
       <w:r>
         <w:tab/>
       </w:r>
       <w:r>
-        <w:t xml:space="preserve">The</w:t>
-      </w:r>
-      <w:r>
-        <w:t xml:space="preserve"> </w:t>
-      </w:r>
-      <w:r>
-        <w:t xml:space="preserve">Outer</w:t>
-      </w:r>
-      <w:r>
-        <w:t xml:space="preserve"> </w:t>
-      </w:r>
-      <w:r>
-        <w:t xml:space="preserve">Continental</w:t>
-      </w:r>
-      <w:r>
-        <w:t xml:space="preserve"> </w:t>
-      </w:r>
-      <w:r>
-        <w:t xml:space="preserve">Shelf</w:t>
-      </w:r>
-      <w:r>
-        <w:t xml:space="preserve"> </w:t>
-      </w:r>
-      <w:r>
-        <w:t xml:space="preserve">Lands</w:t>
-      </w:r>
-      <w:r>
-        <w:t xml:space="preserve"> </w:t>
-      </w:r>
-      <w:r>
-        <w:t xml:space="preserve">Act</w:t>
-      </w:r>
-      <w:r>
-        <w:t xml:space="preserve">   </w:t>
-      </w:r>
-      <w:r>
-        <w:tab/>
-      </w:r>
-      <w:r>
-        <w:t xml:space="preserve">2</w:t>
+        <w:t xml:space="preserve">5</w:t>
       </w:r>
     </w:p>
     <w:p>
       <w:pPr>
         <w:keepLines/>
         <w:tabs>
-          <w:tab w:val="left" w:pos="720"/>
           <w:tab w:val="right" w:leader="dot" w:pos="9360"/>
         </w:tabs>
         <w:spacing w:before="120" w:after="0" w:line="300" w:lineRule="exact"/>
         <w:ind w:left="720" w:right="720" w:hanging="720"/>
-        <w:jc w:val="left"/>
-      </w:pPr>
-      <w:r>
-        <w:t xml:space="preserve">LEGAL</w:t>
-      </w:r>
-      <w:r>
-        <w:t xml:space="preserve"> </w:t>
-      </w:r>
-      <w:r>
-        <w:t xml:space="preserve">STANDARD</w:t>
-      </w:r>
-      <w:r>
-        <w:t xml:space="preserve"> </w:t>
-      </w:r>
-      <w:r>
-        <w:t xml:space="preserve">FOR</w:t>
-      </w:r>
-      <w:r>
-        <w:t xml:space="preserve"> </w:t>
-      </w:r>
-      <w:r>
-        <w:t xml:space="preserve">A</w:t>
-      </w:r>
-      <w:r>
-        <w:t xml:space="preserve"> </w:t>
-      </w:r>
-      <w:r>
-        <w:t xml:space="preserve">MOTION</w:t>
-      </w:r>
-      <w:r>
-        <w:t xml:space="preserve"> </w:t>
-      </w:r>
-      <w:r>
-        <w:t xml:space="preserve">TO</w:t>
-      </w:r>
-      <w:r>
-        <w:t xml:space="preserve"> </w:t>
-      </w:r>
-      <w:r>
-        <w:t xml:space="preserve">DISMISS</w:t>
+      </w:pPr>
+      <w:r>
+        <w:t xml:space="preserve">ARGUMENT</w:t>
       </w:r>
       <w:r>
         <w:t xml:space="preserve">   </w:t>
@@ -1234,22 +1334,154 @@
         <w:tab/>
       </w:r>
       <w:r>
-        <w:t xml:space="preserve">5</w:t>
+        <w:t xml:space="preserve">7</w:t>
       </w:r>
     </w:p>
     <w:p>
       <w:pPr>
         <w:keepLines/>
         <w:tabs>
-          <w:tab w:val="left" w:pos="720"/>
+          <w:tab w:val="right" w:leader="dot" w:pos="9360"/>
+        </w:tabs>
+        <w:spacing w:before="120" w:after="0" w:line="300" w:lineRule="exact"/>
+        <w:ind w:left="1440" w:right="720" w:hanging="720"/>
+      </w:pPr>
+      <w:r>
+        <w:t xml:space="preserve">I.</w:t>
+      </w:r>
+      <w:r>
+        <w:tab/>
+      </w:r>
+      <w:r>
+        <w:t xml:space="preserve">Plaintiffs</w:t>
+      </w:r>
+      <w:r>
+        <w:t xml:space="preserve"> </w:t>
+      </w:r>
+      <w:r>
+        <w:t xml:space="preserve">Lack</w:t>
+      </w:r>
+      <w:r>
+        <w:t xml:space="preserve"> </w:t>
+      </w:r>
+      <w:r>
+        <w:t xml:space="preserve">Standing</w:t>
+      </w:r>
+      <w:r>
+        <w:t xml:space="preserve"> </w:t>
+      </w:r>
+      <w:r>
+        <w:t xml:space="preserve">and</w:t>
+      </w:r>
+      <w:r>
+        <w:t xml:space="preserve"> </w:t>
+      </w:r>
+      <w:r>
+        <w:t xml:space="preserve">Their</w:t>
+      </w:r>
+      <w:r>
+        <w:t xml:space="preserve"> </w:t>
+      </w:r>
+      <w:r>
+        <w:t xml:space="preserve">Claims</w:t>
+      </w:r>
+      <w:r>
+        <w:t xml:space="preserve"> </w:t>
+      </w:r>
+      <w:r>
+        <w:t xml:space="preserve">Are</w:t>
+      </w:r>
+      <w:r>
+        <w:t xml:space="preserve"> </w:t>
+      </w:r>
+      <w:r>
+        <w:t xml:space="preserve">Not</w:t>
+      </w:r>
+      <w:r>
+        <w:t xml:space="preserve"> </w:t>
+      </w:r>
+      <w:r>
+        <w:t xml:space="preserve">Ripe</w:t>
+      </w:r>
+      <w:r>
+        <w:t xml:space="preserve">   </w:t>
+      </w:r>
+      <w:r>
+        <w:tab/>
+      </w:r>
+      <w:r>
+        <w:t xml:space="preserve">7</w:t>
+      </w:r>
+    </w:p>
+    <w:p>
+      <w:pPr>
+        <w:keepLines/>
+        <w:tabs>
+          <w:tab w:val="right" w:leader="dot" w:pos="9360"/>
+        </w:tabs>
+        <w:spacing w:before="120" w:after="0" w:line="300" w:lineRule="exact"/>
+        <w:ind w:left="2160" w:right="720" w:hanging="720"/>
+      </w:pPr>
+      <w:r>
+        <w:t xml:space="preserve">A.</w:t>
+      </w:r>
+      <w:r>
+        <w:tab/>
+      </w:r>
+      <w:r>
+        <w:t xml:space="preserve">Plaintiffs</w:t>
+      </w:r>
+      <w:r>
+        <w:t xml:space="preserve"> </w:t>
+      </w:r>
+      <w:r>
+        <w:t xml:space="preserve">Have</w:t>
+      </w:r>
+      <w:r>
+        <w:t xml:space="preserve"> </w:t>
+      </w:r>
+      <w:r>
+        <w:t xml:space="preserve">Failed</w:t>
+      </w:r>
+      <w:r>
+        <w:t xml:space="preserve"> </w:t>
+      </w:r>
+      <w:r>
+        <w:t xml:space="preserve">to</w:t>
+      </w:r>
+      <w:r>
+        <w:t xml:space="preserve"> </w:t>
+      </w:r>
+      <w:r>
+        <w:t xml:space="preserve">Demonstrate</w:t>
+      </w:r>
+      <w:r>
+        <w:t xml:space="preserve"> </w:t>
+      </w:r>
+      <w:r>
+        <w:t xml:space="preserve">Standing</w:t>
+      </w:r>
+      <w:r>
+        <w:t xml:space="preserve">   </w:t>
+      </w:r>
+      <w:r>
+        <w:tab/>
+      </w:r>
+      <w:r>
+        <w:t xml:space="preserve">7</w:t>
+      </w:r>
+    </w:p>
+    <w:p>
+      <w:pPr>
+        <w:keepLines/>
+        <w:tabs>
           <w:tab w:val="right" w:leader="dot" w:pos="9360"/>
         </w:tabs>
         <w:spacing w:before="120" w:after="0" w:line="300" w:lineRule="exact"/>
         <w:ind w:left="720" w:right="720" w:hanging="720"/>
-        <w:jc w:val="left"/>
-      </w:pPr>
-      <w:r>
-        <w:t xml:space="preserve">ARGUMENT</w:t>
+      </w:pPr>
+      <w:r>
+        <w:t xml:space="preserve">CONCLUSION</w:t>
       </w:r>
       <w:r>
         <w:t xml:space="preserve">   </w:t>
@@ -1258,208 +1490,66 @@
         <w:tab/>
       </w:r>
       <w:r>
-        <w:t xml:space="preserve">7</w:t>
-      </w:r>
-    </w:p>
-    <w:p>
-      <w:pPr>
+        <w:t xml:space="preserve">8</w:t>
+      </w:r>
+    </w:p>
+    <w:p>
+      <w:pPr>
+        <w:pageBreakBefore/>
+        <w:spacing w:before="0" w:after="0" w:line="1" w:lineRule="exact"/>
+      </w:pPr>
+    </w:p>
+    <w:p>
+      <w:pPr>
+        <w:keepNext/>
+        <w:keepLines/>
+        <w:spacing w:before="0" w:after="300" w:line="300" w:lineRule="exact"/>
+        <w:ind w:left="0" w:firstLine="0"/>
+        <w:jc w:val="center"/>
+      </w:pPr>
+      <w:r>
+        <w:rPr>
+          <w:b/>
+          <w:bCs/>
+        </w:rPr>
+        <w:t xml:space="preserve">TABLE</w:t>
+      </w:r>
+      <w:r>
+        <w:rPr>
+          <w:b/>
+          <w:bCs/>
+        </w:rPr>
+        <w:t xml:space="preserve"> </w:t>
+      </w:r>
+      <w:r>
+        <w:rPr>
+          <w:b/>
+          <w:bCs/>
+        </w:rPr>
+        <w:t xml:space="preserve">OF</w:t>
+      </w:r>
+      <w:r>
+        <w:rPr>
+          <w:b/>
+          <w:bCs/>
+        </w:rPr>
+        <w:t xml:space="preserve"> </w:t>
+      </w:r>
+      <w:r>
+        <w:rPr>
+          <w:b/>
+          <w:bCs/>
+        </w:rPr>
+        <w:t xml:space="preserve">AUTHORITIES</w:t>
+      </w:r>
+    </w:p>
+    <w:p>
+      <w:pPr>
+        <w:keepNext/>
         <w:keepLines/>
         <w:tabs>
-          <w:tab w:val="left" w:pos="720"/>
-          <w:tab w:val="right" w:leader="dot" w:pos="9360"/>
+          <w:tab w:val="right" w:pos="9360"/>
         </w:tabs>
-        <w:spacing w:before="120" w:after="0" w:line="300" w:lineRule="exact"/>
-        <w:ind w:left="720" w:right="720" w:hanging="720"/>
-        <w:jc w:val="left"/>
-      </w:pPr>
-      <w:r>
-        <w:t xml:space="preserve">I.</w:t>
-      </w:r>
-      <w:r>
-        <w:tab/>
-      </w:r>
-      <w:r>
-        <w:t xml:space="preserve">Plaintiffs</w:t>
-      </w:r>
-      <w:r>
-        <w:t xml:space="preserve"> </w:t>
-      </w:r>
-      <w:r>
-        <w:t xml:space="preserve">Lack</w:t>
-      </w:r>
-      <w:r>
-        <w:t xml:space="preserve"> </w:t>
-      </w:r>
-      <w:r>
-        <w:t xml:space="preserve">Standing</w:t>
-      </w:r>
-      <w:r>
-        <w:t xml:space="preserve"> </w:t>
-      </w:r>
-      <w:r>
-        <w:t xml:space="preserve">and</w:t>
-      </w:r>
-      <w:r>
-        <w:t xml:space="preserve"> </w:t>
-      </w:r>
-      <w:r>
-        <w:t xml:space="preserve">Their</w:t>
-      </w:r>
-      <w:r>
-        <w:t xml:space="preserve"> </w:t>
-      </w:r>
-      <w:r>
-        <w:t xml:space="preserve">Claims</w:t>
-      </w:r>
-      <w:r>
-        <w:t xml:space="preserve"> </w:t>
-      </w:r>
-      <w:r>
-        <w:t xml:space="preserve">Are</w:t>
-      </w:r>
-      <w:r>
-        <w:t xml:space="preserve"> </w:t>
-      </w:r>
-      <w:r>
-        <w:t xml:space="preserve">Not</w:t>
-      </w:r>
-      <w:r>
-        <w:t xml:space="preserve"> </w:t>
-      </w:r>
-      <w:r>
-        <w:t xml:space="preserve">Ripe</w:t>
-      </w:r>
-      <w:r>
-        <w:t xml:space="preserve">   </w:t>
-      </w:r>
-      <w:r>
-        <w:tab/>
-      </w:r>
-      <w:r>
-        <w:t xml:space="preserve">7</w:t>
-      </w:r>
-    </w:p>
-    <w:p>
-      <w:pPr>
-        <w:keepLines/>
-        <w:tabs>
-          <w:tab w:val="left" w:pos="1440"/>
-          <w:tab w:val="right" w:leader="dot" w:pos="9360"/>
-        </w:tabs>
-        <w:spacing w:before="120" w:after="0" w:line="300" w:lineRule="exact"/>
-        <w:ind w:left="1440" w:right="720" w:hanging="720"/>
-        <w:jc w:val="left"/>
-      </w:pPr>
-      <w:r>
-        <w:t xml:space="preserve">A.</w:t>
-      </w:r>
-      <w:r>
-        <w:tab/>
-      </w:r>
-      <w:r>
-        <w:t xml:space="preserve">Plaintiffs</w:t>
-      </w:r>
-      <w:r>
-        <w:t xml:space="preserve"> </w:t>
-      </w:r>
-      <w:r>
-        <w:t xml:space="preserve">Have</w:t>
-      </w:r>
-      <w:r>
-        <w:t xml:space="preserve"> </w:t>
-      </w:r>
-      <w:r>
-        <w:t xml:space="preserve">Failed</w:t>
-      </w:r>
-      <w:r>
-        <w:t xml:space="preserve"> </w:t>
-      </w:r>
-      <w:r>
-        <w:t xml:space="preserve">to</w:t>
-      </w:r>
-      <w:r>
-        <w:t xml:space="preserve"> </w:t>
-      </w:r>
-      <w:r>
-        <w:t xml:space="preserve">Demonstrate</w:t>
-      </w:r>
-      <w:r>
-        <w:t xml:space="preserve"> </w:t>
-      </w:r>
-      <w:r>
-        <w:t xml:space="preserve">Standing</w:t>
-      </w:r>
-      <w:r>
-        <w:t xml:space="preserve">   </w:t>
-      </w:r>
-      <w:r>
-        <w:tab/>
-      </w:r>
-      <w:r>
-        <w:t xml:space="preserve">7</w:t>
-      </w:r>
-    </w:p>
-    <w:p>
-      <w:pPr>
-        <w:keepLines/>
-        <w:tabs>
-          <w:tab w:val="left" w:pos="720"/>
-          <w:tab w:val="right" w:leader="dot" w:pos="9360"/>
-        </w:tabs>
-        <w:spacing w:before="120" w:after="0" w:line="300" w:lineRule="exact"/>
-        <w:ind w:left="720" w:right="720" w:hanging="720"/>
-        <w:jc w:val="left"/>
-      </w:pPr>
-      <w:r>
-        <w:t xml:space="preserve">CONCLUSION</w:t>
-      </w:r>
-      <w:r>
-        <w:t xml:space="preserve">   </w:t>
-      </w:r>
-      <w:r>
-        <w:tab/>
-      </w:r>
-      <w:r>
-        <w:t xml:space="preserve">8</w:t>
-      </w:r>
-    </w:p>
-    <w:p>
-      <w:pPr>
-        <w:keepNext/>
-        <w:keepLines/>
-        <w:pageBreakBefore/>
-        <w:spacing w:before="0" w:after="0" w:line="300" w:lineRule="exact"/>
-        <w:ind w:left="0" w:firstLine="0"/>
-        <w:jc w:val="center"/>
-      </w:pPr>
-      <w:r>
-        <w:rPr>
-          <w:b/>
-          <w:bCs/>
-        </w:rPr>
-        <w:t xml:space="preserve">TABLE OF AUTHORITIES</w:t>
-      </w:r>
-    </w:p>
-    <w:p>
-      <w:pPr>
-        <w:keepNext/>
-        <w:keepLines/>
-        <w:spacing w:before="300" w:after="0" w:line="300" w:lineRule="exact"/>
-        <w:ind w:left="0" w:firstLine="0"/>
-        <w:jc w:val="right"/>
-      </w:pPr>
-      <w:r>
-        <w:rPr>
-          <w:b/>
-          <w:bCs/>
-        </w:rPr>
-        <w:t xml:space="preserve">Page(s)</w:t>
-      </w:r>
-    </w:p>
-    <w:p>
-      <w:pPr>
-        <w:keepNext/>
-        <w:keepLines/>
         <w:spacing w:before="300" w:after="0" w:line="300" w:lineRule="exact"/>
         <w:ind w:left="0" w:firstLine="0"/>
         <w:jc w:val="left"/>
@@ -1470,6 +1560,20 @@
           <w:bCs/>
         </w:rPr>
         <w:t xml:space="preserve">Cases</w:t>
+      </w:r>
+      <w:r>
+        <w:rPr>
+          <w:b/>
+          <w:bCs/>
+        </w:rPr>
+        <w:tab/>
+      </w:r>
+      <w:r>
+        <w:rPr>
+          <w:b/>
+          <w:bCs/>
+        </w:rPr>
+        <w:t xml:space="preserve">Page(s)</w:t>
       </w:r>
     </w:p>
     <w:p>
@@ -1480,7 +1584,6 @@
         </w:tabs>
         <w:spacing w:before="120" w:after="0" w:line="300" w:lineRule="exact"/>
         <w:ind w:left="504" w:right="1440" w:hanging="504"/>
-        <w:jc w:val="left"/>
       </w:pPr>
       <w:r>
         <w:rPr>
@@ -1546,7 +1649,10 @@
         <w:t xml:space="preserve">Inc.</w:t>
       </w:r>
       <w:r>
-        <w:t xml:space="preserve">, </w:t>
+        <w:t xml:space="preserve">,</w:t>
+      </w:r>
+      <w:r>
+        <w:t xml:space="preserve"> </w:t>
       </w:r>
       <w:r>
         <w:t xml:space="preserve">118</w:t>
@@ -1587,7 +1693,6 @@
         </w:tabs>
         <w:spacing w:before="120" w:after="0" w:line="300" w:lineRule="exact"/>
         <w:ind w:left="504" w:right="1440" w:hanging="504"/>
-        <w:jc w:val="left"/>
       </w:pPr>
       <w:r>
         <w:rPr>
@@ -1667,7 +1772,10 @@
         <w:t xml:space="preserve">Jewell</w:t>
       </w:r>
       <w:r>
-        <w:t xml:space="preserve">, </w:t>
+        <w:t xml:space="preserve">,</w:t>
+      </w:r>
+      <w:r>
+        <w:t xml:space="preserve"> </w:t>
       </w:r>
       <w:r>
         <w:t xml:space="preserve">779</w:t>
@@ -1720,7 +1828,6 @@
         </w:tabs>
         <w:spacing w:before="120" w:after="0" w:line="300" w:lineRule="exact"/>
         <w:ind w:left="504" w:right="1440" w:hanging="504"/>
-        <w:jc w:val="left"/>
       </w:pPr>
       <w:r>
         <w:rPr>
@@ -1828,7 +1935,10 @@
         <w:t xml:space="preserve">Inc.</w:t>
       </w:r>
       <w:r>
-        <w:t xml:space="preserve">, </w:t>
+        <w:t xml:space="preserve">,</w:t>
+      </w:r>
+      <w:r>
+        <w:t xml:space="preserve"> </w:t>
       </w:r>
       <w:r>
         <w:t xml:space="preserve">992</w:t>
@@ -1881,7 +1991,6 @@
         </w:tabs>
         <w:spacing w:before="120" w:after="0" w:line="300" w:lineRule="exact"/>
         <w:ind w:left="504" w:right="1440" w:hanging="504"/>
-        <w:jc w:val="left"/>
       </w:pPr>
       <w:r>
         <w:rPr>
@@ -1933,7 +2042,10 @@
         <w:t xml:space="preserve">Co.</w:t>
       </w:r>
       <w:r>
-        <w:t xml:space="preserve">, </w:t>
+        <w:t xml:space="preserve">,</w:t>
+      </w:r>
+      <w:r>
+        <w:t xml:space="preserve"> </w:t>
       </w:r>
       <w:r>
         <w:t xml:space="preserve">749</w:t>
@@ -1986,7 +2098,6 @@
         </w:tabs>
         <w:spacing w:before="120" w:after="0" w:line="300" w:lineRule="exact"/>
         <w:ind w:left="504" w:right="1440" w:hanging="504"/>
-        <w:jc w:val="left"/>
       </w:pPr>
       <w:r>
         <w:rPr>
@@ -2038,7 +2149,10 @@
         <w:t xml:space="preserve">States</w:t>
       </w:r>
       <w:r>
-        <w:t xml:space="preserve">, </w:t>
+        <w:t xml:space="preserve">,</w:t>
+      </w:r>
+      <w:r>
+        <w:t xml:space="preserve"> </w:t>
       </w:r>
       <w:r>
         <w:t xml:space="preserve">850</w:t>
@@ -2091,7 +2205,6 @@
         </w:tabs>
         <w:spacing w:before="120" w:after="0" w:line="300" w:lineRule="exact"/>
         <w:ind w:left="504" w:right="1440" w:hanging="504"/>
-        <w:jc w:val="left"/>
       </w:pPr>
       <w:r>
         <w:rPr>
@@ -2185,7 +2298,10 @@
         <w:t xml:space="preserve">Jewell</w:t>
       </w:r>
       <w:r>
-        <w:t xml:space="preserve">, </w:t>
+        <w:t xml:space="preserve">,</w:t>
+      </w:r>
+      <w:r>
+        <w:t xml:space="preserve"> </w:t>
       </w:r>
       <w:r>
         <w:t xml:space="preserve">740</w:t>
@@ -2238,7 +2354,6 @@
         </w:tabs>
         <w:spacing w:before="120" w:after="0" w:line="300" w:lineRule="exact"/>
         <w:ind w:left="504" w:right="1440" w:hanging="504"/>
-        <w:jc w:val="left"/>
       </w:pPr>
       <w:r>
         <w:rPr>
@@ -2318,7 +2433,10 @@
         <w:t xml:space="preserve">Valladolid</w:t>
       </w:r>
       <w:r>
-        <w:t xml:space="preserve">, </w:t>
+        <w:t xml:space="preserve">,</w:t>
+      </w:r>
+      <w:r>
+        <w:t xml:space="preserve"> </w:t>
       </w:r>
       <w:r>
         <w:t xml:space="preserve">132</w:t>
@@ -2365,7 +2483,6 @@
         </w:tabs>
         <w:spacing w:before="120" w:after="0" w:line="300" w:lineRule="exact"/>
         <w:ind w:left="504" w:right="1440" w:hanging="504"/>
-        <w:jc w:val="left"/>
       </w:pPr>
       <w:r>
         <w:rPr>
@@ -2431,7 +2548,10 @@
         <w:t xml:space="preserve">Inst.</w:t>
       </w:r>
       <w:r>
-        <w:t xml:space="preserve">, </w:t>
+        <w:t xml:space="preserve">,</w:t>
+      </w:r>
+      <w:r>
+        <w:t xml:space="preserve"> </w:t>
       </w:r>
       <w:r>
         <w:t xml:space="preserve">555</w:t>
@@ -2472,7 +2592,6 @@
         </w:tabs>
         <w:spacing w:before="120" w:after="0" w:line="300" w:lineRule="exact"/>
         <w:ind w:left="504" w:right="1440" w:hanging="504"/>
-        <w:jc w:val="left"/>
       </w:pPr>
       <w:r>
         <w:rPr>
@@ -2594,7 +2713,10 @@
         <w:t xml:space="preserve">Corp.</w:t>
       </w:r>
       <w:r>
-        <w:t xml:space="preserve">, </w:t>
+        <w:t xml:space="preserve">,</w:t>
+      </w:r>
+      <w:r>
+        <w:t xml:space="preserve"> </w:t>
       </w:r>
       <w:r>
         <w:t xml:space="preserve">594</w:t>
@@ -2647,7 +2769,6 @@
         </w:tabs>
         <w:spacing w:before="120" w:after="0" w:line="300" w:lineRule="exact"/>
         <w:ind w:left="504" w:right="1440" w:hanging="504"/>
-        <w:jc w:val="left"/>
       </w:pPr>
       <w:r>
         <w:rPr>
@@ -2699,7 +2820,10 @@
         <w:t xml:space="preserve">Florida</w:t>
       </w:r>
       <w:r>
-        <w:t xml:space="preserve">, </w:t>
+        <w:t xml:space="preserve">,</w:t>
+      </w:r>
+      <w:r>
+        <w:t xml:space="preserve"> </w:t>
       </w:r>
       <w:r>
         <w:t xml:space="preserve">363</w:t>
@@ -2740,7 +2864,6 @@
         </w:tabs>
         <w:spacing w:before="120" w:after="0" w:line="300" w:lineRule="exact"/>
         <w:ind w:left="504" w:right="1440" w:hanging="504"/>
-        <w:jc w:val="left"/>
       </w:pPr>
       <w:r>
         <w:rPr>
@@ -2792,7 +2915,10 @@
         <w:t xml:space="preserve">Louisiana</w:t>
       </w:r>
       <w:r>
-        <w:t xml:space="preserve">, </w:t>
+        <w:t xml:space="preserve">,</w:t>
+      </w:r>
+      <w:r>
+        <w:t xml:space="preserve"> </w:t>
       </w:r>
       <w:r>
         <w:t xml:space="preserve">363</w:t>
@@ -2849,7 +2975,6 @@
         </w:tabs>
         <w:spacing w:before="120" w:after="0" w:line="300" w:lineRule="exact"/>
         <w:ind w:left="504" w:right="1440" w:hanging="504"/>
-        <w:jc w:val="left"/>
       </w:pPr>
       <w:r>
         <w:t xml:space="preserve">43</w:t>
@@ -2890,7 +3015,6 @@
         </w:tabs>
         <w:spacing w:before="120" w:after="0" w:line="300" w:lineRule="exact"/>
         <w:ind w:left="504" w:right="1440" w:hanging="504"/>
-        <w:jc w:val="left"/>
       </w:pPr>
       <w:r>
         <w:t xml:space="preserve">43</w:t>
@@ -2931,7 +3055,6 @@
         </w:tabs>
         <w:spacing w:before="120" w:after="0" w:line="300" w:lineRule="exact"/>
         <w:ind w:left="504" w:right="1440" w:hanging="504"/>
-        <w:jc w:val="left"/>
       </w:pPr>
       <w:r>
         <w:t xml:space="preserve">43</w:t>
@@ -2972,7 +3095,6 @@
         </w:tabs>
         <w:spacing w:before="120" w:after="0" w:line="300" w:lineRule="exact"/>
         <w:ind w:left="504" w:right="1440" w:hanging="504"/>
-        <w:jc w:val="left"/>
       </w:pPr>
       <w:r>
         <w:t xml:space="preserve">43</w:t>
@@ -3029,7 +3151,6 @@
         </w:tabs>
         <w:spacing w:before="120" w:after="0" w:line="300" w:lineRule="exact"/>
         <w:ind w:left="504" w:right="1440" w:hanging="504"/>
-        <w:jc w:val="left"/>
       </w:pPr>
       <w:r>
         <w:t xml:space="preserve">Fed.</w:t>
@@ -3056,7 +3177,7 @@
         <w:t xml:space="preserve"> </w:t>
       </w:r>
       <w:r>
-        <w:t xml:space="preserve">12(b)(1)</w:t>
+        <w:t xml:space="preserve">12(b)⁠(1)</w:t>
       </w:r>
       <w:r>
         <w:t xml:space="preserve">   </w:t>
@@ -3092,7 +3213,6 @@
         </w:tabs>
         <w:spacing w:before="120" w:after="0" w:line="300" w:lineRule="exact"/>
         <w:ind w:left="504" w:right="1440" w:hanging="504"/>
-        <w:jc w:val="left"/>
       </w:pPr>
       <w:r>
         <w:t xml:space="preserve">30</w:t>
@@ -3133,7 +3253,6 @@
         </w:tabs>
         <w:spacing w:before="120" w:after="0" w:line="300" w:lineRule="exact"/>
         <w:ind w:left="504" w:right="1440" w:hanging="504"/>
-        <w:jc w:val="left"/>
       </w:pPr>
       <w:r>
         <w:t xml:space="preserve">Proclamation</w:t>
@@ -3204,18 +3323,17 @@
     </w:p>
     <w:p>
       <w:pPr>
-        <w:spacing w:before="0" w:after="0" w:line="20" w:lineRule="exact"/>
+        <w:spacing w:before="0" w:after="0" w:line="1" w:lineRule="exact"/>
         <w:sectPr>
-          <w:footerReference w:type="default" r:id="rIdFtrAkd"/>
+          <w:footerReference w:type="default" r:id="rIdXdPage"/>
           <w:pgSz w:w="12240" w:h="15840"/>
           <w:pgMar w:top="1440" w:right="1440" w:bottom="1440" w:left="1440" w:header="720" w:footer="420" w:gutter="0"/>
-          <w:pgNumType w:fmt="lowerRoman" w:start="1"/>
+          <w:pgNumType w:fmt="lowerRoman"/>
         </w:sectPr>
       </w:pPr>
     </w:p>
     <w:p>
       <w:pPr>
-        <w:pStyle w:val="Heading1"/>
         <w:keepNext/>
         <w:keepLines/>
         <w:spacing w:before="0" w:after="300" w:line="300" w:lineRule="exact"/>
@@ -3282,7 +3400,6 @@
     </w:p>
     <w:p>
       <w:pPr>
-        <w:pStyle w:val="Heading1"/>
         <w:keepNext/>
         <w:keepLines/>
         <w:spacing w:before="600" w:after="300" w:line="300" w:lineRule="exact"/>
@@ -3299,12 +3416,8 @@
     </w:p>
     <w:p>
       <w:pPr>
-        <w:pStyle w:val="Heading2"/>
         <w:keepNext/>
         <w:keepLines/>
-        <w:tabs>
-          <w:tab w:val="left" w:pos="720"/>
-        </w:tabs>
         <w:spacing w:before="600" w:after="300" w:line="300" w:lineRule="exact"/>
         <w:ind w:left="720" w:hanging="720"/>
         <w:jc w:val="left"/>
@@ -3428,7 +3541,21 @@
           <w:i/>
           <w:iCs/>
         </w:rPr>
-        <w:t xml:space="preserve">Ctr. for Sustainable Econ. v. Jewell</w:t>
+        <w:t xml:space="preserve">Ctr.</w:t>
+      </w:r>
+      <w:r>
+        <w:rPr>
+          <w:i/>
+          <w:iCs/>
+        </w:rPr>
+        <w:t xml:space="preserve"> </w:t>
+      </w:r>
+      <w:r>
+        <w:rPr>
+          <w:i/>
+          <w:iCs/>
+        </w:rPr>
+        <w:t xml:space="preserve">for Sustainable Econ. v. Jewell</w:t>
       </w:r>
       <w:r>
         <w:t xml:space="preserve">, 779 F.3d 588, 592 (D.C. Cir. 2015). The OCS includes</w:t>
@@ -3443,7 +3570,13 @@
         <w:t xml:space="preserve"> </w:t>
       </w:r>
       <w:r>
-        <w:t xml:space="preserve">of coastal state jurisdiction. 43 U.S.C. § 1331(a);</w:t>
+        <w:t xml:space="preserve">of coastal state jurisdiction. 43</w:t>
+      </w:r>
+      <w:r>
+        <w:t xml:space="preserve"> </w:t>
+      </w:r>
+      <w:r>
+        <w:t xml:space="preserve">U.S.C. § 1331(a);</w:t>
       </w:r>
       <w:r>
         <w:t xml:space="preserve"> </w:t>
@@ -3463,20 +3596,54 @@
           <w:i/>
           <w:iCs/>
         </w:rPr>
-        <w:t xml:space="preserve">Pacific Operators Offshore, LLP v. Valladolid</w:t>
-      </w:r>
-      <w:r>
-        <w:t xml:space="preserve">, 132 S. Ct. 680, 685 (2012). For most coastal states (except those adjacent to Texas, the Gulf coast of Florida, and certain states where the line has become fixed and no longer adjusts with the coastline), the inward boundary of the outer continental shelf begins three nautical miles from the coastline. 43 U.S.C. §§ 1301(b), 1312;</w:t>
-      </w:r>
-      <w:r>
-        <w:t xml:space="preserve"> </w:t>
-      </w:r>
-      <w:r>
-        <w:rPr>
-          <w:i/>
-          <w:iCs/>
-        </w:rPr>
-        <w:t xml:space="preserve">United States v. Louisiana</w:t>
+        <w:t xml:space="preserve">Pacific</w:t>
+      </w:r>
+      <w:r>
+        <w:rPr>
+          <w:i/>
+          <w:iCs/>
+        </w:rPr>
+        <w:t xml:space="preserve"> </w:t>
+      </w:r>
+      <w:r>
+        <w:rPr>
+          <w:i/>
+          <w:iCs/>
+        </w:rPr>
+        <w:t xml:space="preserve">Operators Offshore, LLP v. Valladolid</w:t>
+      </w:r>
+      <w:r>
+        <w:t xml:space="preserve">, 132 S. Ct. 680, 685 (2012). For most coastal states (except those adjacent to Texas, the Gulf coast of Florida, and certain states where the line has become fixed and no longer adjusts with the coastline), the inward boundary of the outer continental shelf begins three nautical miles from the coastline. 43</w:t>
+      </w:r>
+      <w:r>
+        <w:t xml:space="preserve"> </w:t>
+      </w:r>
+      <w:r>
+        <w:t xml:space="preserve">U.S.C. §§ 1301(b), 1312;</w:t>
+      </w:r>
+      <w:r>
+        <w:t xml:space="preserve"> </w:t>
+      </w:r>
+      <w:r>
+        <w:rPr>
+          <w:i/>
+          <w:iCs/>
+        </w:rPr>
+        <w:t xml:space="preserve">United</w:t>
+      </w:r>
+      <w:r>
+        <w:rPr>
+          <w:i/>
+          <w:iCs/>
+        </w:rPr>
+        <w:t xml:space="preserve"> </w:t>
+      </w:r>
+      <w:r>
+        <w:rPr>
+          <w:i/>
+          <w:iCs/>
+        </w:rPr>
+        <w:t xml:space="preserve">States v. Louisiana</w:t>
       </w:r>
       <w:r>
         <w:t xml:space="preserve">, 363 U.S. 1, 66 (1960);</w:t>
@@ -3489,10 +3656,30 @@
           <w:i/>
           <w:iCs/>
         </w:rPr>
-        <w:t xml:space="preserve">United States v. Florida</w:t>
-      </w:r>
-      <w:r>
-        <w:t xml:space="preserve">, 363 U.S. 121, 129 (1960). The outer boundary of the OCS shelf extends roughly two hundred nautical miles into the ocean to the seaward limit of the international-law jurisdiction of the United States. 43 U.S.C. § 1312;</w:t>
+        <w:t xml:space="preserve">United</w:t>
+      </w:r>
+      <w:r>
+        <w:rPr>
+          <w:i/>
+          <w:iCs/>
+        </w:rPr>
+        <w:t xml:space="preserve"> </w:t>
+      </w:r>
+      <w:r>
+        <w:rPr>
+          <w:i/>
+          <w:iCs/>
+        </w:rPr>
+        <w:t xml:space="preserve">States v. Florida</w:t>
+      </w:r>
+      <w:r>
+        <w:t xml:space="preserve">, 363 U.S. 121, 129 (1960). The outer boundary of the OCS shelf extends roughly two hundred nautical miles into the ocean to the seaward limit of the international-law jurisdiction of the United States. 43</w:t>
+      </w:r>
+      <w:r>
+        <w:t xml:space="preserve"> </w:t>
+      </w:r>
+      <w:r>
+        <w:t xml:space="preserve">U.S.C. § 1312;</w:t>
       </w:r>
       <w:r>
         <w:t xml:space="preserve"> </w:t>
@@ -3537,12 +3724,18 @@
         <w:t xml:space="preserve"> </w:t>
       </w:r>
       <w:r>
-        <w:t xml:space="preserve">Proclamation No. 2667, 10 Fed. Reg. 12,303 (Sept. 28, 1945). The Proclamation informed other nations that:</w:t>
-      </w:r>
-    </w:p>
-    <w:p>
-      <w:pPr>
-        <w:pStyle w:val="BlockText"/>
+        <w:t xml:space="preserve">Proclamation</w:t>
+      </w:r>
+      <w:r>
+        <w:t xml:space="preserve"> </w:t>
+      </w:r>
+      <w:r>
+        <w:t xml:space="preserve">No. 2667, 10 Fed. Reg. 12,303 (Sept. 28, 1945). The Proclamation informed other nations that:</w:t>
+      </w:r>
+    </w:p>
+    <w:p>
+      <w:pPr>
+        <w:pStyle w:val="XdQuoteOnly"/>
       </w:pPr>
       <w:r>
         <w:t xml:space="preserve">the Government of the United States regards the natural resources of the subsoil and sea bed of the continental shelf beneath the high seas but contiguous to the coasts of the United States as appertaining to the United States, subject to its jurisdiction and control.</w:t>
@@ -3587,19 +3780,13 @@
         <w:t xml:space="preserve"> </w:t>
       </w:r>
       <w:r>
-        <w:t xml:space="preserve">43 U.S.C. §§ 1331</w:t>
-      </w:r>
-      <w:r>
-        <w:noBreakHyphen/>
-      </w:r>
-      <w:r>
-        <w:t xml:space="preserve">1356(c). In passing OCSLA, Congress declared that the oil and gas reserves beneath the OCS are</w:t>
-      </w:r>
-      <w:r>
-        <w:t xml:space="preserve"> </w:t>
-      </w:r>
-      <w:r>
-        <w:t xml:space="preserve">“a vital national resource . . . which should be made available for expeditious and orderly development, subject to environmental safeguards, in a manner which is consistent with the maintenance of competition and other national needs.”</w:t>
+        <w:t xml:space="preserve">43 U.S.C. §§ 1331-⁠1356(c). In passing OCSLA, Congress declared that the oil and gas reserves beneath the OCS are</w:t>
+      </w:r>
+      <w:r>
+        <w:t xml:space="preserve"> </w:t>
+      </w:r>
+      <w:r>
+        <w:t xml:space="preserve">“a vital national resource ⁠. ⁠. ⁠. which should be made available for expeditious and orderly development, subject to environmental safeguards, in a manner which is consistent with the maintenance of competition and other national needs.”</w:t>
       </w:r>
       <w:r>
         <w:t xml:space="preserve"> </w:t>
@@ -3651,7 +3838,13 @@
         <w:t xml:space="preserve"> </w:t>
       </w:r>
       <w:r>
-        <w:t xml:space="preserve">43 U.S.C. § 1344; (2) the Department may hold lease sales and issues leases in accordance with the program,</w:t>
+        <w:t xml:space="preserve">43</w:t>
+      </w:r>
+      <w:r>
+        <w:t xml:space="preserve"> </w:t>
+      </w:r>
+      <w:r>
+        <w:t xml:space="preserve">U.S.C. § 1344; (2) the Department may hold lease sales and issues leases in accordance with the program,</w:t>
       </w:r>
       <w:r>
         <w:t xml:space="preserve"> </w:t>
@@ -3719,7 +3912,21 @@
           <w:i/>
           <w:iCs/>
         </w:rPr>
-        <w:t xml:space="preserve">Native Village of Point Hope v. Jewell</w:t>
+        <w:t xml:space="preserve">Native</w:t>
+      </w:r>
+      <w:r>
+        <w:rPr>
+          <w:i/>
+          <w:iCs/>
+        </w:rPr>
+        <w:t xml:space="preserve"> </w:t>
+      </w:r>
+      <w:r>
+        <w:rPr>
+          <w:i/>
+          <w:iCs/>
+        </w:rPr>
+        <w:t xml:space="preserve">Village of Point Hope v. Jewell</w:t>
       </w:r>
       <w:r>
         <w:t xml:space="preserve">, 740 F.3d 489, 493 (9th Cir. 2014);</w:t>
@@ -3778,7 +3985,13 @@
         <w:t xml:space="preserve"> </w:t>
       </w:r>
       <w:r>
-        <w:t xml:space="preserve">43 U.S.C. § 1344. The five-year program establishes a schedule for potential lease sales, but it does not itself require those sales to occur or authorize any oil and gas activities.</w:t>
+        <w:t xml:space="preserve">43</w:t>
+      </w:r>
+      <w:r>
+        <w:t xml:space="preserve"> </w:t>
+      </w:r>
+      <w:r>
+        <w:t xml:space="preserve">U.S.C. § 1344. The five-year program establishes a schedule for potential lease sales, but it does not itself require those sales to occur or authorize any oil and gas activities.</w:t>
       </w:r>
       <w:r>
         <w:t xml:space="preserve"> </w:t>
@@ -3800,7 +4013,7 @@
         <w:t xml:space="preserve"> </w:t>
       </w:r>
       <w:r>
-        <w:t xml:space="preserve">“considers economic, social, and environmental values of the renewable and nonrenewable resources contained in the [OCS], and the potential impact of oil and gas exploration on other resource values of the [OCS] . . . .”</w:t>
+        <w:t xml:space="preserve">“considers economic, social, and environmental values of the renewable and nonrenewable resources contained in the [OCS], and the potential impact of oil and gas exploration on other resource values of the [OCS] ⁠. ⁠. ⁠. ⁠.”</w:t>
       </w:r>
       <w:r>
         <w:t xml:space="preserve"> </w:t>
@@ -3848,7 +4061,13 @@
         <w:t xml:space="preserve"> </w:t>
       </w:r>
       <w:r>
-        <w:t xml:space="preserve">§ 1340; 30 C.F.R. pt. 551.</w:t>
+        <w:t xml:space="preserve">§ 1340; 30</w:t>
+      </w:r>
+      <w:r>
+        <w:t xml:space="preserve"> </w:t>
+      </w:r>
+      <w:r>
+        <w:t xml:space="preserve">C.F.R. pt. 551.</w:t>
       </w:r>
     </w:p>
     <w:p>
@@ -3868,13 +4087,19 @@
         <w:t xml:space="preserve"> </w:t>
       </w:r>
       <w:r>
-        <w:t xml:space="preserve">43 U.S.C. § 1341(a). The statute also provides that</w:t>
-      </w:r>
-      <w:r>
-        <w:t xml:space="preserve"> </w:t>
-      </w:r>
-      <w:r>
-        <w:t xml:space="preserve">“[t]he United States reserves and retains the right to designate by and through the Secretary of Defense, with the approval of the President, as areas restricted from exploration and operation that part of the [OCS] needed for national defense . . . .”</w:t>
+        <w:t xml:space="preserve">43</w:t>
+      </w:r>
+      <w:r>
+        <w:t xml:space="preserve"> </w:t>
+      </w:r>
+      <w:r>
+        <w:t xml:space="preserve">U.S.C. § 1341(a). The statute also provides that</w:t>
+      </w:r>
+      <w:r>
+        <w:t xml:space="preserve"> </w:t>
+      </w:r>
+      <w:r>
+        <w:t xml:space="preserve">“[t]he United States reserves and retains the right to designate by and through the Secretary of Defense, with the approval of the President, as areas restricted from exploration and operation that part of the [OCS] needed for national defense ⁠. ⁠. ⁠. ⁠.”</w:t>
       </w:r>
       <w:r>
         <w:t xml:space="preserve"> </w:t>
@@ -3895,7 +4120,6 @@
     </w:p>
     <w:p>
       <w:pPr>
-        <w:pStyle w:val="Heading1"/>
         <w:keepNext/>
         <w:keepLines/>
         <w:spacing w:before="600" w:after="300" w:line="300" w:lineRule="exact"/>
@@ -3999,17 +4223,37 @@
         <w:pStyle w:val="BodyTextNote"/>
       </w:pPr>
       <w:r>
-        <w:t xml:space="preserve">Pursuant to Fed. R. Civ. P. 12(b)⁠(1), a complaint, or any claims therein, may be dismissed for lack of subject matter jurisdiction. An attack on the court’s jurisdiction may be made either as a facial challenge, in which case the usual pleading standard applies, or as a factual challenge.</w:t>
-      </w:r>
-      <w:r>
-        <w:t xml:space="preserve"> </w:t>
-      </w:r>
-      <w:r>
-        <w:rPr>
-          <w:i/>
-          <w:iCs/>
-        </w:rPr>
-        <w:t xml:space="preserve">Leite v. Crane Co.</w:t>
+        <w:t xml:space="preserve">Pursuant to Fed.</w:t>
+      </w:r>
+      <w:r>
+        <w:t xml:space="preserve"> </w:t>
+      </w:r>
+      <w:r>
+        <w:t xml:space="preserve">R. Civ. P. 12(b)⁠(1), a complaint, or any claims therein, may be dismissed for lack of subject matter jurisdiction. An attack on the court’s jurisdiction may be made either as a facial challenge, in which case the usual pleading standard applies, or as a factual challenge.</w:t>
+      </w:r>
+      <w:r>
+        <w:t xml:space="preserve"> </w:t>
+      </w:r>
+      <w:r>
+        <w:rPr>
+          <w:i/>
+          <w:iCs/>
+        </w:rPr>
+        <w:t xml:space="preserve">Leite</w:t>
+      </w:r>
+      <w:r>
+        <w:rPr>
+          <w:i/>
+          <w:iCs/>
+        </w:rPr>
+        <w:t xml:space="preserve"> </w:t>
+      </w:r>
+      <w:r>
+        <w:rPr>
+          <w:i/>
+          <w:iCs/>
+        </w:rPr>
+        <w:t xml:space="preserve">v. Crane Co.</w:t>
       </w:r>
       <w:r>
         <w:t xml:space="preserve">, 749 F.3d 1117, 1121 (9th Cir. 2014).</w:t>
@@ -4056,7 +4300,21 @@
           <w:i/>
           <w:iCs/>
         </w:rPr>
-        <w:t xml:space="preserve">Thornhill Pub. Co. v. Gen. Tel. &amp; Elecs. Corp.</w:t>
+        <w:t xml:space="preserve">Thornhill</w:t>
+      </w:r>
+      <w:r>
+        <w:rPr>
+          <w:i/>
+          <w:iCs/>
+        </w:rPr>
+        <w:t xml:space="preserve"> </w:t>
+      </w:r>
+      <w:r>
+        <w:rPr>
+          <w:i/>
+          <w:iCs/>
+        </w:rPr>
+        <w:t xml:space="preserve">Pub. Co. v. Gen. Tel. &amp; Elecs. Corp.</w:t>
       </w:r>
       <w:r>
         <w:t xml:space="preserve">, 594 F.2d 730, 733 (9th Cir. 1979). The Court</w:t>
@@ -4075,7 +4333,21 @@
           <w:i/>
           <w:iCs/>
         </w:rPr>
-        <w:t xml:space="preserve">McCarthy v. United States</w:t>
+        <w:t xml:space="preserve">McCarthy</w:t>
+      </w:r>
+      <w:r>
+        <w:rPr>
+          <w:i/>
+          <w:iCs/>
+        </w:rPr>
+        <w:t xml:space="preserve"> </w:t>
+      </w:r>
+      <w:r>
+        <w:rPr>
+          <w:i/>
+          <w:iCs/>
+        </w:rPr>
+        <w:t xml:space="preserve">v. United States</w:t>
       </w:r>
       <w:r>
         <w:t xml:space="preserve">, 850 F.2d 558, 560 (9th Cir. 1988).</w:t>
@@ -4129,7 +4401,21 @@
           <w:i/>
           <w:iCs/>
         </w:rPr>
-        <w:t xml:space="preserve">Friends of the Earth v. Sanderson Farms, Inc.</w:t>
+        <w:t xml:space="preserve">Friends</w:t>
+      </w:r>
+      <w:r>
+        <w:rPr>
+          <w:i/>
+          <w:iCs/>
+        </w:rPr>
+        <w:t xml:space="preserve"> </w:t>
+      </w:r>
+      <w:r>
+        <w:rPr>
+          <w:i/>
+          <w:iCs/>
+        </w:rPr>
+        <w:t xml:space="preserve">of the Earth v. Sanderson Farms, Inc.</w:t>
       </w:r>
       <w:r>
         <w:t xml:space="preserve">, 992 F.3d 939, 944 (9th Cir. 2021).</w:t>
@@ -4156,7 +4442,6 @@
     </w:p>
     <w:p>
       <w:pPr>
-        <w:pStyle w:val="Heading1"/>
         <w:keepNext/>
         <w:keepLines/>
         <w:spacing w:before="600" w:after="300" w:line="300" w:lineRule="exact"/>
@@ -4173,12 +4458,8 @@
     </w:p>
     <w:p>
       <w:pPr>
-        <w:pStyle w:val="Heading2"/>
         <w:keepNext/>
         <w:keepLines/>
-        <w:tabs>
-          <w:tab w:val="left" w:pos="720"/>
-        </w:tabs>
         <w:spacing w:before="600" w:after="300" w:line="300" w:lineRule="exact"/>
         <w:ind w:left="720" w:hanging="720"/>
         <w:jc w:val="left"/>
@@ -4327,12 +4608,8 @@
     </w:p>
     <w:p>
       <w:pPr>
-        <w:pStyle w:val="Heading3"/>
         <w:keepNext/>
         <w:keepLines/>
-        <w:tabs>
-          <w:tab w:val="left" w:pos="1440"/>
-        </w:tabs>
         <w:spacing w:before="600" w:after="300" w:line="300" w:lineRule="exact"/>
         <w:ind w:left="1440" w:hanging="720"/>
         <w:jc w:val="left"/>
@@ -4444,7 +4721,21 @@
           <w:i/>
           <w:iCs/>
         </w:rPr>
-        <w:t xml:space="preserve">Summers v. Earth Island Inst.</w:t>
+        <w:t xml:space="preserve">Summers</w:t>
+      </w:r>
+      <w:r>
+        <w:rPr>
+          <w:i/>
+          <w:iCs/>
+        </w:rPr>
+        <w:t xml:space="preserve"> </w:t>
+      </w:r>
+      <w:r>
+        <w:rPr>
+          <w:i/>
+          <w:iCs/>
+        </w:rPr>
+        <w:t xml:space="preserve">v. Earth Island Inst.</w:t>
       </w:r>
       <w:r>
         <w:t xml:space="preserve">, 555 U.S. 488, 493 (2009);</w:t>
@@ -4467,7 +4758,21 @@
           <w:i/>
           <w:iCs/>
         </w:rPr>
-        <w:t xml:space="preserve">Bowen v. Energizer Holdings, Inc.</w:t>
+        <w:t xml:space="preserve">Bowen</w:t>
+      </w:r>
+      <w:r>
+        <w:rPr>
+          <w:i/>
+          <w:iCs/>
+        </w:rPr>
+        <w:t xml:space="preserve"> </w:t>
+      </w:r>
+      <w:r>
+        <w:rPr>
+          <w:i/>
+          <w:iCs/>
+        </w:rPr>
+        <w:t xml:space="preserve">v. Energizer Holdings, Inc.</w:t>
       </w:r>
       <w:r>
         <w:t xml:space="preserve">, 118 F.4th 1134, 1142 (2024).</w:t>
@@ -4475,7 +4780,6 @@
     </w:p>
     <w:p>
       <w:pPr>
-        <w:pStyle w:val="Heading1"/>
         <w:keepNext/>
         <w:keepLines/>
         <w:spacing w:before="600" w:after="300" w:line="300" w:lineRule="exact"/>
@@ -4502,444 +4806,465 @@
       <w:pPr>
         <w:keepNext/>
         <w:keepLines/>
-        <w:spacing w:before="600" w:after="0" w:line="300" w:lineRule="exact"/>
-        <w:ind w:left="720" w:firstLine="0"/>
-        <w:jc w:val="left"/>
-      </w:pPr>
-      <w:r>
-        <w:t xml:space="preserve">Respectfully</w:t>
-      </w:r>
-      <w:r>
-        <w:t xml:space="preserve"> </w:t>
-      </w:r>
-      <w:r>
-        <w:t xml:space="preserve">submitted</w:t>
-      </w:r>
-      <w:r>
-        <w:t xml:space="preserve"> </w:t>
-      </w:r>
-      <w:r>
-        <w:t xml:space="preserve">this</w:t>
-      </w:r>
-      <w:r>
-        <w:t xml:space="preserve"> </w:t>
-      </w:r>
-      <w:r>
-        <w:t xml:space="preserve">16th</w:t>
-      </w:r>
-      <w:r>
-        <w:t xml:space="preserve"> </w:t>
-      </w:r>
-      <w:r>
-        <w:t xml:space="preserve">day</w:t>
-      </w:r>
-      <w:r>
-        <w:t xml:space="preserve"> </w:t>
-      </w:r>
-      <w:r>
-        <w:t xml:space="preserve">of</w:t>
-      </w:r>
-      <w:r>
-        <w:t xml:space="preserve"> </w:t>
-      </w:r>
-      <w:r>
-        <w:t xml:space="preserve">January</w:t>
-      </w:r>
-      <w:r>
-        <w:t xml:space="preserve"> </w:t>
-      </w:r>
-      <w:r>
-        <w:t xml:space="preserve">2026.</w:t>
-      </w:r>
-    </w:p>
-    <w:p>
-      <w:pPr>
-        <w:keepNext/>
-        <w:keepLines/>
-        <w:spacing w:before="300" w:after="0" w:line="300" w:lineRule="exact"/>
-        <w:ind w:left="3600" w:firstLine="0"/>
-        <w:jc w:val="left"/>
-      </w:pPr>
-      <w:r>
-        <w:t xml:space="preserve">ADAM</w:t>
-      </w:r>
-      <w:r>
-        <w:t xml:space="preserve"> </w:t>
-      </w:r>
-      <w:r>
-        <w:t xml:space="preserve">R.F.</w:t>
-      </w:r>
-      <w:r>
-        <w:t xml:space="preserve"> </w:t>
-      </w:r>
-      <w:r>
-        <w:t xml:space="preserve">GUSTAFSON</w:t>
-      </w:r>
-    </w:p>
-    <w:p>
-      <w:pPr>
-        <w:keepNext/>
-        <w:keepLines/>
-        <w:spacing w:before="0" w:after="0" w:line="300" w:lineRule="exact"/>
-        <w:ind w:left="3600" w:firstLine="0"/>
-        <w:jc w:val="left"/>
-      </w:pPr>
-      <w:r>
-        <w:t xml:space="preserve">Acting</w:t>
-      </w:r>
-      <w:r>
-        <w:t xml:space="preserve"> </w:t>
-      </w:r>
-      <w:r>
-        <w:t xml:space="preserve">Assistant</w:t>
-      </w:r>
-      <w:r>
-        <w:t xml:space="preserve"> </w:t>
-      </w:r>
-      <w:r>
-        <w:t xml:space="preserve">Attorney</w:t>
-      </w:r>
-      <w:r>
-        <w:t xml:space="preserve"> </w:t>
-      </w:r>
-      <w:r>
-        <w:t xml:space="preserve">General</w:t>
-      </w:r>
-    </w:p>
-    <w:p>
-      <w:pPr>
-        <w:keepNext/>
-        <w:keepLines/>
-        <w:spacing w:before="0" w:after="0" w:line="300" w:lineRule="exact"/>
-        <w:ind w:left="3600" w:firstLine="0"/>
-        <w:jc w:val="left"/>
-      </w:pPr>
-      <w:r>
-        <w:t xml:space="preserve">Environment</w:t>
-      </w:r>
-      <w:r>
-        <w:t xml:space="preserve"> </w:t>
-      </w:r>
-      <w:r>
-        <w:t xml:space="preserve">&amp;</w:t>
-      </w:r>
-      <w:r>
-        <w:t xml:space="preserve"> </w:t>
-      </w:r>
-      <w:r>
-        <w:t xml:space="preserve">Natural</w:t>
-      </w:r>
-      <w:r>
-        <w:t xml:space="preserve"> </w:t>
-      </w:r>
-      <w:r>
-        <w:t xml:space="preserve">Resources</w:t>
-      </w:r>
-      <w:r>
-        <w:t xml:space="preserve"> </w:t>
-      </w:r>
-      <w:r>
-        <w:t xml:space="preserve">Division</w:t>
-      </w:r>
-    </w:p>
-    <w:p>
-      <w:pPr>
-        <w:keepNext/>
-        <w:keepLines/>
-        <w:spacing w:before="0" w:after="0" w:line="300" w:lineRule="exact"/>
-        <w:ind w:left="3600" w:firstLine="0"/>
-        <w:jc w:val="left"/>
-      </w:pPr>
-      <w:r>
-        <w:t xml:space="preserve">United</w:t>
-      </w:r>
-      <w:r>
-        <w:t xml:space="preserve"> </w:t>
-      </w:r>
-      <w:r>
-        <w:t xml:space="preserve">States</w:t>
-      </w:r>
-      <w:r>
-        <w:t xml:space="preserve"> </w:t>
-      </w:r>
-      <w:r>
-        <w:t xml:space="preserve">Department</w:t>
-      </w:r>
-      <w:r>
-        <w:t xml:space="preserve"> </w:t>
-      </w:r>
-      <w:r>
-        <w:t xml:space="preserve">of</w:t>
-      </w:r>
-      <w:r>
-        <w:t xml:space="preserve"> </w:t>
-      </w:r>
-      <w:r>
-        <w:t xml:space="preserve">Justice</w:t>
-      </w:r>
-    </w:p>
-    <w:p>
-      <w:pPr>
-        <w:keepNext/>
-        <w:keepLines/>
-        <w:spacing w:before="300" w:after="0" w:line="300" w:lineRule="exact"/>
-        <w:ind w:left="3600" w:firstLine="0"/>
-        <w:jc w:val="left"/>
-      </w:pPr>
-      <w:r>
-        <w:t xml:space="preserve">/s/ Luther L. Hajek</w:t>
-      </w:r>
-    </w:p>
-    <w:p>
-      <w:pPr>
-        <w:keepNext/>
-        <w:keepLines/>
-        <w:spacing w:before="0" w:after="0" w:line="300" w:lineRule="exact"/>
-        <w:ind w:left="3600" w:firstLine="0"/>
-        <w:jc w:val="left"/>
-      </w:pPr>
-      <w:r>
-        <w:t xml:space="preserve">Trial</w:t>
-      </w:r>
-      <w:r>
-        <w:t xml:space="preserve"> </w:t>
-      </w:r>
-      <w:r>
-        <w:t xml:space="preserve">Attorney</w:t>
-      </w:r>
-    </w:p>
-    <w:p>
-      <w:pPr>
-        <w:keepNext/>
-        <w:keepLines/>
-        <w:spacing w:before="0" w:after="0" w:line="300" w:lineRule="exact"/>
-        <w:ind w:left="3600" w:firstLine="0"/>
-        <w:jc w:val="left"/>
-      </w:pPr>
-      <w:r>
-        <w:t xml:space="preserve">United</w:t>
-      </w:r>
-      <w:r>
-        <w:t xml:space="preserve"> </w:t>
-      </w:r>
-      <w:r>
-        <w:t xml:space="preserve">States</w:t>
-      </w:r>
-      <w:r>
-        <w:t xml:space="preserve"> </w:t>
-      </w:r>
-      <w:r>
-        <w:t xml:space="preserve">Department</w:t>
-      </w:r>
-      <w:r>
-        <w:t xml:space="preserve"> </w:t>
-      </w:r>
-      <w:r>
-        <w:t xml:space="preserve">of</w:t>
-      </w:r>
-      <w:r>
-        <w:t xml:space="preserve"> </w:t>
-      </w:r>
-      <w:r>
-        <w:t xml:space="preserve">Justice</w:t>
-      </w:r>
-    </w:p>
-    <w:p>
-      <w:pPr>
-        <w:keepNext/>
-        <w:keepLines/>
-        <w:spacing w:before="0" w:after="0" w:line="300" w:lineRule="exact"/>
-        <w:ind w:left="3600" w:firstLine="0"/>
-        <w:jc w:val="left"/>
-      </w:pPr>
-      <w:r>
-        <w:t xml:space="preserve">Environment</w:t>
-      </w:r>
-      <w:r>
-        <w:t xml:space="preserve"> </w:t>
-      </w:r>
-      <w:r>
-        <w:t xml:space="preserve">and</w:t>
-      </w:r>
-      <w:r>
-        <w:t xml:space="preserve"> </w:t>
-      </w:r>
-      <w:r>
-        <w:t xml:space="preserve">Natural</w:t>
-      </w:r>
-      <w:r>
-        <w:t xml:space="preserve"> </w:t>
-      </w:r>
-      <w:r>
-        <w:t xml:space="preserve">Resources</w:t>
-      </w:r>
-      <w:r>
-        <w:t xml:space="preserve"> </w:t>
-      </w:r>
-      <w:r>
-        <w:t xml:space="preserve">Division</w:t>
-      </w:r>
-    </w:p>
-    <w:p>
-      <w:pPr>
-        <w:keepNext/>
-        <w:keepLines/>
-        <w:spacing w:before="0" w:after="0" w:line="300" w:lineRule="exact"/>
-        <w:ind w:left="3600" w:firstLine="0"/>
-        <w:jc w:val="left"/>
-      </w:pPr>
-      <w:r>
-        <w:t xml:space="preserve">999</w:t>
-      </w:r>
-      <w:r>
-        <w:t xml:space="preserve"> </w:t>
-      </w:r>
-      <w:r>
-        <w:t xml:space="preserve">18th</w:t>
-      </w:r>
-      <w:r>
-        <w:t xml:space="preserve"> </w:t>
-      </w:r>
-      <w:r>
-        <w:t xml:space="preserve">Street,</w:t>
-      </w:r>
-      <w:r>
-        <w:t xml:space="preserve"> </w:t>
-      </w:r>
-      <w:r>
-        <w:t xml:space="preserve">North</w:t>
-      </w:r>
-      <w:r>
-        <w:t xml:space="preserve"> </w:t>
-      </w:r>
-      <w:r>
-        <w:t xml:space="preserve">Terrace,</w:t>
-      </w:r>
-      <w:r>
-        <w:t xml:space="preserve"> </w:t>
-      </w:r>
-      <w:r>
-        <w:t xml:space="preserve">Suite</w:t>
-      </w:r>
-      <w:r>
-        <w:t xml:space="preserve"> </w:t>
-      </w:r>
-      <w:r>
-        <w:t xml:space="preserve">600</w:t>
-      </w:r>
-    </w:p>
-    <w:p>
-      <w:pPr>
-        <w:keepNext/>
-        <w:keepLines/>
-        <w:spacing w:before="0" w:after="0" w:line="300" w:lineRule="exact"/>
-        <w:ind w:left="3600" w:firstLine="0"/>
-        <w:jc w:val="left"/>
-      </w:pPr>
-      <w:r>
-        <w:t xml:space="preserve">Denver,</w:t>
-      </w:r>
-      <w:r>
-        <w:t xml:space="preserve"> </w:t>
-      </w:r>
-      <w:r>
-        <w:t xml:space="preserve">CO</w:t>
-      </w:r>
-      <w:r>
-        <w:t xml:space="preserve"> </w:t>
-      </w:r>
-      <w:r>
-        <w:t xml:space="preserve">80202</w:t>
-      </w:r>
-    </w:p>
-    <w:p>
-      <w:pPr>
-        <w:keepNext/>
-        <w:keepLines/>
-        <w:spacing w:before="0" w:after="0" w:line="300" w:lineRule="exact"/>
-        <w:ind w:left="3600" w:firstLine="0"/>
-        <w:jc w:val="left"/>
-      </w:pPr>
-      <w:r>
-        <w:t xml:space="preserve">Tel:</w:t>
-      </w:r>
-      <w:r>
-        <w:t xml:space="preserve"> </w:t>
-      </w:r>
-      <w:r>
-        <w:t xml:space="preserve">(303)</w:t>
-      </w:r>
-      <w:r>
-        <w:t xml:space="preserve"> </w:t>
-      </w:r>
-      <w:r>
-        <w:t xml:space="preserve">241</w:t>
-        <w:noBreakHyphen/>
-        <w:t xml:space="preserve">0826</w:t>
-      </w:r>
-      <w:r>
-        <w:t xml:space="preserve"> </w:t>
-      </w:r>
-      <w:r>
-        <w:t xml:space="preserve">/</w:t>
-      </w:r>
-      <w:r>
-        <w:t xml:space="preserve"> </w:t>
-      </w:r>
-      <w:r>
-        <w:t xml:space="preserve">Fax:</w:t>
-      </w:r>
-      <w:r>
-        <w:t xml:space="preserve"> </w:t>
-      </w:r>
-      <w:r>
-        <w:t xml:space="preserve">(303)</w:t>
-      </w:r>
-      <w:r>
-        <w:t xml:space="preserve"> </w:t>
-      </w:r>
-      <w:r>
-        <w:t xml:space="preserve">844</w:t>
-        <w:noBreakHyphen/>
-        <w:t xml:space="preserve">1350</w:t>
-      </w:r>
-    </w:p>
-    <w:p>
-      <w:pPr>
-        <w:keepNext/>
-        <w:keepLines/>
-        <w:spacing w:before="0" w:after="0" w:line="300" w:lineRule="exact"/>
-        <w:ind w:left="3600" w:firstLine="0"/>
-        <w:jc w:val="left"/>
-      </w:pPr>
-      <w:r>
-        <w:t xml:space="preserve">luke.hajek@usdoj.gov</w:t>
-      </w:r>
-    </w:p>
-    <w:p>
-      <w:pPr>
-        <w:spacing w:before="0" w:after="0" w:line="300" w:lineRule="exact"/>
-        <w:ind w:left="3600" w:firstLine="0"/>
-        <w:jc w:val="left"/>
-      </w:pPr>
-      <w:r>
-        <w:t xml:space="preserve">Counsel</w:t>
-      </w:r>
-      <w:r>
-        <w:t xml:space="preserve"> </w:t>
-      </w:r>
-      <w:r>
-        <w:t xml:space="preserve">for</w:t>
-      </w:r>
-      <w:r>
-        <w:t xml:space="preserve"> </w:t>
-      </w:r>
-      <w:r>
-        <w:t xml:space="preserve">Defendants</w:t>
-      </w:r>
-    </w:p>
+        <w:spacing w:before="0" w:after="0" w:line="600" w:lineRule="exact"/>
+      </w:pPr>
+    </w:p>
+    <w:tbl>
+      <w:tblPr>
+        <w:tblW w:w="9360" w:type="dxa"/>
+        <w:tblLayout w:type="fixed"/>
+        <w:tblCellMar>
+          <w:top w:w="0" w:type="dxa"/>
+          <w:left w:w="0" w:type="dxa"/>
+          <w:bottom w:w="0" w:type="dxa"/>
+          <w:right w:w="0" w:type="dxa"/>
+        </w:tblCellMar>
+        <w:tblLook w:val="0000" w:firstRow="0" w:lastRow="0" w:firstColumn="0" w:lastColumn="0" w:noHBand="0" w:noVBand="0"/>
+      </w:tblPr>
+      <w:tblGrid>
+        <w:gridCol w:w="9360"/>
+      </w:tblGrid>
+      <w:tr>
+        <w:trPr>
+          <w:cantSplit/>
+        </w:trPr>
+        <w:tc>
+          <w:tcPr>
+            <w:tcW w:w="9360" w:type="dxa"/>
+          </w:tcPr>
+          <w:p>
+            <w:pPr>
+              <w:spacing w:before="0" w:after="0" w:line="300" w:lineRule="exact"/>
+              <w:ind w:left="720" w:firstLine="0"/>
+              <w:jc w:val="left"/>
+            </w:pPr>
+            <w:r>
+              <w:t xml:space="preserve">Respectfully</w:t>
+            </w:r>
+            <w:r>
+              <w:t xml:space="preserve"> </w:t>
+            </w:r>
+            <w:r>
+              <w:t xml:space="preserve">submitted</w:t>
+            </w:r>
+            <w:r>
+              <w:t xml:space="preserve"> </w:t>
+            </w:r>
+            <w:r>
+              <w:t xml:space="preserve">this</w:t>
+            </w:r>
+            <w:r>
+              <w:t xml:space="preserve"> </w:t>
+            </w:r>
+            <w:r>
+              <w:t xml:space="preserve">16th</w:t>
+            </w:r>
+            <w:r>
+              <w:t xml:space="preserve"> </w:t>
+            </w:r>
+            <w:r>
+              <w:t xml:space="preserve">day</w:t>
+            </w:r>
+            <w:r>
+              <w:t xml:space="preserve"> </w:t>
+            </w:r>
+            <w:r>
+              <w:t xml:space="preserve">of</w:t>
+            </w:r>
+            <w:r>
+              <w:t xml:space="preserve"> </w:t>
+            </w:r>
+            <w:r>
+              <w:t xml:space="preserve">January</w:t>
+            </w:r>
+            <w:r>
+              <w:t xml:space="preserve"> </w:t>
+            </w:r>
+            <w:r>
+              <w:t xml:space="preserve">2026.</w:t>
+            </w:r>
+          </w:p>
+          <w:p>
+            <w:pPr>
+              <w:spacing w:before="300" w:after="0" w:line="300" w:lineRule="exact"/>
+              <w:ind w:left="3600" w:firstLine="0"/>
+              <w:jc w:val="left"/>
+            </w:pPr>
+            <w:r>
+              <w:t xml:space="preserve">ADAM</w:t>
+            </w:r>
+            <w:r>
+              <w:t xml:space="preserve"> </w:t>
+            </w:r>
+            <w:r>
+              <w:t xml:space="preserve">R.F.</w:t>
+            </w:r>
+            <w:r>
+              <w:t xml:space="preserve"> </w:t>
+            </w:r>
+            <w:r>
+              <w:t xml:space="preserve">GUSTAFSON</w:t>
+            </w:r>
+          </w:p>
+          <w:p>
+            <w:pPr>
+              <w:spacing w:before="0" w:after="0" w:line="300" w:lineRule="exact"/>
+              <w:ind w:left="3600" w:firstLine="0"/>
+              <w:jc w:val="left"/>
+            </w:pPr>
+            <w:r>
+              <w:t xml:space="preserve">Acting</w:t>
+            </w:r>
+            <w:r>
+              <w:t xml:space="preserve"> </w:t>
+            </w:r>
+            <w:r>
+              <w:t xml:space="preserve">Assistant</w:t>
+            </w:r>
+            <w:r>
+              <w:t xml:space="preserve"> </w:t>
+            </w:r>
+            <w:r>
+              <w:t xml:space="preserve">Attorney</w:t>
+            </w:r>
+            <w:r>
+              <w:t xml:space="preserve"> </w:t>
+            </w:r>
+            <w:r>
+              <w:t xml:space="preserve">General</w:t>
+            </w:r>
+          </w:p>
+          <w:p>
+            <w:pPr>
+              <w:spacing w:before="0" w:after="0" w:line="300" w:lineRule="exact"/>
+              <w:ind w:left="3600" w:firstLine="0"/>
+              <w:jc w:val="left"/>
+            </w:pPr>
+            <w:r>
+              <w:t xml:space="preserve">Environment</w:t>
+            </w:r>
+            <w:r>
+              <w:t xml:space="preserve"> </w:t>
+            </w:r>
+            <w:r>
+              <w:t xml:space="preserve">&amp;</w:t>
+            </w:r>
+            <w:r>
+              <w:t xml:space="preserve"> </w:t>
+            </w:r>
+            <w:r>
+              <w:t xml:space="preserve">Natural</w:t>
+            </w:r>
+            <w:r>
+              <w:t xml:space="preserve"> </w:t>
+            </w:r>
+            <w:r>
+              <w:t xml:space="preserve">Resources</w:t>
+            </w:r>
+            <w:r>
+              <w:t xml:space="preserve"> </w:t>
+            </w:r>
+            <w:r>
+              <w:t xml:space="preserve">Division</w:t>
+            </w:r>
+          </w:p>
+          <w:p>
+            <w:pPr>
+              <w:spacing w:before="0" w:after="0" w:line="300" w:lineRule="exact"/>
+              <w:ind w:left="3600" w:firstLine="0"/>
+              <w:jc w:val="left"/>
+            </w:pPr>
+            <w:r>
+              <w:t xml:space="preserve">United</w:t>
+            </w:r>
+            <w:r>
+              <w:t xml:space="preserve"> </w:t>
+            </w:r>
+            <w:r>
+              <w:t xml:space="preserve">States</w:t>
+            </w:r>
+            <w:r>
+              <w:t xml:space="preserve"> </w:t>
+            </w:r>
+            <w:r>
+              <w:t xml:space="preserve">Department</w:t>
+            </w:r>
+            <w:r>
+              <w:t xml:space="preserve"> </w:t>
+            </w:r>
+            <w:r>
+              <w:t xml:space="preserve">of</w:t>
+            </w:r>
+            <w:r>
+              <w:t xml:space="preserve"> </w:t>
+            </w:r>
+            <w:r>
+              <w:t xml:space="preserve">Justice</w:t>
+            </w:r>
+          </w:p>
+          <w:p>
+            <w:pPr>
+              <w:spacing w:before="300" w:after="0" w:line="300" w:lineRule="exact"/>
+              <w:ind w:left="3600" w:firstLine="0"/>
+              <w:jc w:val="left"/>
+            </w:pPr>
+            <w:r>
+              <w:t xml:space="preserve">/s/</w:t>
+            </w:r>
+            <w:r>
+              <w:t xml:space="preserve"> </w:t>
+            </w:r>
+            <w:r>
+              <w:t xml:space="preserve">Luther</w:t>
+            </w:r>
+            <w:r>
+              <w:t xml:space="preserve"> </w:t>
+            </w:r>
+            <w:r>
+              <w:t xml:space="preserve">L.</w:t>
+            </w:r>
+            <w:r>
+              <w:t xml:space="preserve"> </w:t>
+            </w:r>
+            <w:r>
+              <w:t xml:space="preserve">Hajek</w:t>
+            </w:r>
+          </w:p>
+          <w:p>
+            <w:pPr>
+              <w:spacing w:before="0" w:after="0" w:line="300" w:lineRule="exact"/>
+              <w:ind w:left="3600" w:firstLine="0"/>
+              <w:jc w:val="left"/>
+            </w:pPr>
+            <w:r>
+              <w:t xml:space="preserve">Trial</w:t>
+            </w:r>
+            <w:r>
+              <w:t xml:space="preserve"> </w:t>
+            </w:r>
+            <w:r>
+              <w:t xml:space="preserve">Attorney</w:t>
+            </w:r>
+          </w:p>
+          <w:p>
+            <w:pPr>
+              <w:spacing w:before="0" w:after="0" w:line="300" w:lineRule="exact"/>
+              <w:ind w:left="3600" w:firstLine="0"/>
+              <w:jc w:val="left"/>
+            </w:pPr>
+            <w:r>
+              <w:t xml:space="preserve">United</w:t>
+            </w:r>
+            <w:r>
+              <w:t xml:space="preserve"> </w:t>
+            </w:r>
+            <w:r>
+              <w:t xml:space="preserve">States</w:t>
+            </w:r>
+            <w:r>
+              <w:t xml:space="preserve"> </w:t>
+            </w:r>
+            <w:r>
+              <w:t xml:space="preserve">Department</w:t>
+            </w:r>
+            <w:r>
+              <w:t xml:space="preserve"> </w:t>
+            </w:r>
+            <w:r>
+              <w:t xml:space="preserve">of</w:t>
+            </w:r>
+            <w:r>
+              <w:t xml:space="preserve"> </w:t>
+            </w:r>
+            <w:r>
+              <w:t xml:space="preserve">Justice</w:t>
+            </w:r>
+          </w:p>
+          <w:p>
+            <w:pPr>
+              <w:spacing w:before="0" w:after="0" w:line="300" w:lineRule="exact"/>
+              <w:ind w:left="3600" w:firstLine="0"/>
+              <w:jc w:val="left"/>
+            </w:pPr>
+            <w:r>
+              <w:t xml:space="preserve">Environment</w:t>
+            </w:r>
+            <w:r>
+              <w:t xml:space="preserve"> </w:t>
+            </w:r>
+            <w:r>
+              <w:t xml:space="preserve">and</w:t>
+            </w:r>
+            <w:r>
+              <w:t xml:space="preserve"> </w:t>
+            </w:r>
+            <w:r>
+              <w:t xml:space="preserve">Natural</w:t>
+            </w:r>
+            <w:r>
+              <w:t xml:space="preserve"> </w:t>
+            </w:r>
+            <w:r>
+              <w:t xml:space="preserve">Resources</w:t>
+            </w:r>
+            <w:r>
+              <w:t xml:space="preserve"> </w:t>
+            </w:r>
+            <w:r>
+              <w:t xml:space="preserve">Division</w:t>
+            </w:r>
+          </w:p>
+          <w:p>
+            <w:pPr>
+              <w:spacing w:before="0" w:after="0" w:line="300" w:lineRule="exact"/>
+              <w:ind w:left="3600" w:firstLine="0"/>
+              <w:jc w:val="left"/>
+            </w:pPr>
+            <w:r>
+              <w:t xml:space="preserve">999</w:t>
+            </w:r>
+            <w:r>
+              <w:t xml:space="preserve"> </w:t>
+            </w:r>
+            <w:r>
+              <w:t xml:space="preserve">18th</w:t>
+            </w:r>
+            <w:r>
+              <w:t xml:space="preserve"> </w:t>
+            </w:r>
+            <w:r>
+              <w:t xml:space="preserve">Street,</w:t>
+            </w:r>
+            <w:r>
+              <w:t xml:space="preserve"> </w:t>
+            </w:r>
+            <w:r>
+              <w:t xml:space="preserve">North</w:t>
+            </w:r>
+            <w:r>
+              <w:t xml:space="preserve"> </w:t>
+            </w:r>
+            <w:r>
+              <w:t xml:space="preserve">Terrace,</w:t>
+            </w:r>
+            <w:r>
+              <w:t xml:space="preserve"> </w:t>
+            </w:r>
+            <w:r>
+              <w:t xml:space="preserve">Suite</w:t>
+            </w:r>
+            <w:r>
+              <w:t xml:space="preserve"> </w:t>
+            </w:r>
+            <w:r>
+              <w:t xml:space="preserve">600</w:t>
+            </w:r>
+          </w:p>
+          <w:p>
+            <w:pPr>
+              <w:spacing w:before="0" w:after="0" w:line="300" w:lineRule="exact"/>
+              <w:ind w:left="3600" w:firstLine="0"/>
+              <w:jc w:val="left"/>
+            </w:pPr>
+            <w:r>
+              <w:t xml:space="preserve">Denver,</w:t>
+            </w:r>
+            <w:r>
+              <w:t xml:space="preserve"> </w:t>
+            </w:r>
+            <w:r>
+              <w:t xml:space="preserve">CO</w:t>
+            </w:r>
+            <w:r>
+              <w:t xml:space="preserve"> </w:t>
+            </w:r>
+            <w:r>
+              <w:t xml:space="preserve">80202</w:t>
+            </w:r>
+          </w:p>
+          <w:p>
+            <w:pPr>
+              <w:spacing w:before="0" w:after="0" w:line="300" w:lineRule="exact"/>
+              <w:ind w:left="3600" w:firstLine="0"/>
+              <w:jc w:val="left"/>
+            </w:pPr>
+            <w:r>
+              <w:t xml:space="preserve">Tel:</w:t>
+            </w:r>
+            <w:r>
+              <w:t xml:space="preserve"> </w:t>
+            </w:r>
+            <w:r>
+              <w:t xml:space="preserve">(303)</w:t>
+            </w:r>
+            <w:r>
+              <w:t xml:space="preserve"> </w:t>
+            </w:r>
+            <w:r>
+              <w:t xml:space="preserve">241-⁠0826</w:t>
+            </w:r>
+            <w:r>
+              <w:t xml:space="preserve"> ⁠</w:t>
+            </w:r>
+            <w:r>
+              <w:t xml:space="preserve">/</w:t>
+            </w:r>
+            <w:r>
+              <w:t xml:space="preserve"> </w:t>
+            </w:r>
+            <w:r>
+              <w:t xml:space="preserve">Fax:</w:t>
+            </w:r>
+            <w:r>
+              <w:t xml:space="preserve"> </w:t>
+            </w:r>
+            <w:r>
+              <w:t xml:space="preserve">(303)</w:t>
+            </w:r>
+            <w:r>
+              <w:t xml:space="preserve"> </w:t>
+            </w:r>
+            <w:r>
+              <w:t xml:space="preserve">844-⁠1350</w:t>
+            </w:r>
+          </w:p>
+          <w:p>
+            <w:pPr>
+              <w:spacing w:before="0" w:after="0" w:line="300" w:lineRule="exact"/>
+              <w:ind w:left="3600" w:firstLine="0"/>
+              <w:jc w:val="left"/>
+            </w:pPr>
+            <w:r>
+              <w:t xml:space="preserve">luke.hajek@usdoj.gov</w:t>
+            </w:r>
+          </w:p>
+          <w:p>
+            <w:pPr>
+              <w:spacing w:before="0" w:after="0" w:line="300" w:lineRule="exact"/>
+              <w:ind w:left="3600" w:firstLine="0"/>
+              <w:jc w:val="left"/>
+            </w:pPr>
+            <w:r>
+              <w:t xml:space="preserve">Counsel</w:t>
+            </w:r>
+            <w:r>
+              <w:t xml:space="preserve"> </w:t>
+            </w:r>
+            <w:r>
+              <w:t xml:space="preserve">for</w:t>
+            </w:r>
+            <w:r>
+              <w:t xml:space="preserve"> </w:t>
+            </w:r>
+            <w:r>
+              <w:t xml:space="preserve">Defendants</w:t>
+            </w:r>
+          </w:p>
+        </w:tc>
+      </w:tr>
+    </w:tbl>
     <w:sectPr>
-      <w:footerReference w:type="default" r:id="rIdFtrAkd"/>
+      <w:footerReference w:type="default" r:id="rIdXdPage"/>
       <w:pgSz w:w="12240" w:h="15840"/>
       <w:pgMar w:top="1440" w:right="1440" w:bottom="1440" w:left="1440" w:header="720" w:footer="420" w:gutter="0"/>
       <w:pgNumType w:fmt="decimal" w:start="1"/>
@@ -4956,23 +5281,9 @@
 <w:ftr xmlns:w="http://schemas.openxmlformats.org/wordprocessingml/2006/main" xmlns:r="http://schemas.openxmlformats.org/officeDocument/2006/relationships">
   <w:p>
     <w:pPr>
+      <w:spacing w:before="0" w:after="0" w:line="300" w:lineRule="exact"/>
       <w:jc w:val="center"/>
     </w:pPr>
-    <w:r>
-      <w:fldChar w:fldCharType="begin"/>
-    </w:r>
-    <w:r>
-      <w:instrText xml:space="preserve"> PAGE </w:instrText>
-    </w:r>
-    <w:r>
-      <w:fldChar w:fldCharType="separate"/>
-    </w:r>
-    <w:r>
-      <w:t>1</w:t>
-    </w:r>
-    <w:r>
-      <w:fldChar w:fldCharType="end"/>
-    </w:r>
   </w:p>
 </w:ftr>
 </file>
@@ -5198,10 +5509,22 @@
       <w:t xml:space="preserve">al.</w:t>
     </w:r>
     <w:r>
-      <w:t xml:space="preserve">, Case No. 3:25-cv</w:t>
-      <w:noBreakHyphen/>
-      <w:t xml:space="preserve">00038-SLG</w:t>
+      <w:t xml:space="preserve">, Case No. </w:t>
     </w:r>
+    <w:r>
+      <w:t xml:space="preserve">3:25-cv-⁠00038-SLG</w:t>
+    </w:r>
+  </w:p>
+</w:ftr>
+</file>
+
+<file path=word/ftr-own2.xml><?xml version="1.0" encoding="utf-8"?>
+<w:ftr xmlns:w="http://schemas.openxmlformats.org/wordprocessingml/2006/main" xmlns:r="http://schemas.openxmlformats.org/officeDocument/2006/relationships">
+  <w:p>
+    <w:pPr>
+      <w:spacing w:before="0" w:after="0" w:line="300" w:lineRule="exact"/>
+      <w:jc w:val="center"/>
+    </w:pPr>
   </w:p>
 </w:ftr>
 </file>
@@ -5507,7 +5830,7 @@
     <w:pPr>
       <w:keepNext/>
       <w:keepLines/>
-      <w:spacing w:before="600" w:after="300" w:line="300" w:lineRule="exact"/>
+      <w:spacing w:before="240" w:after="120" w:line="300" w:lineRule="exact"/>
       <w:ind w:firstLine="0"/>
       <w:jc w:val="center"/>
       <w:outlineLvl w:val="0"/>
@@ -5535,7 +5858,7 @@
     <w:pPr>
       <w:keepNext/>
       <w:keepLines/>
-      <w:spacing w:before="600" w:after="300" w:line="300" w:lineRule="exact"/>
+      <w:spacing w:before="240" w:after="120" w:line="300" w:lineRule="exact"/>
       <w:ind w:firstLine="0"/>
       <w:outlineLvl w:val="1"/>
     </w:pPr>
@@ -5561,7 +5884,7 @@
     <w:pPr>
       <w:keepNext/>
       <w:keepLines/>
-      <w:spacing w:before="600" w:after="300" w:line="300" w:lineRule="exact"/>
+      <w:spacing w:before="240" w:after="120" w:line="300" w:lineRule="exact"/>
       <w:ind w:firstLine="0"/>
       <w:outlineLvl w:val="2"/>
     </w:pPr>
@@ -5587,7 +5910,7 @@
     <w:pPr>
       <w:keepNext/>
       <w:keepLines/>
-      <w:spacing w:before="600" w:after="300" w:line="300" w:lineRule="exact"/>
+      <w:spacing w:before="240" w:after="120" w:line="300" w:lineRule="exact"/>
       <w:ind w:firstLine="0"/>
       <w:outlineLvl w:val="3"/>
     </w:pPr>
@@ -5614,7 +5937,7 @@
     <w:pPr>
       <w:keepNext/>
       <w:keepLines/>
-      <w:spacing w:before="600" w:after="300" w:line="300" w:lineRule="exact"/>
+      <w:spacing w:before="240" w:after="120" w:line="300" w:lineRule="exact"/>
       <w:ind w:firstLine="0"/>
       <w:outlineLvl w:val="4"/>
     </w:pPr>
@@ -5852,7 +6175,7 @@
     <w:unhideWhenUsed/>
     <w:qFormat/>
     <w:pPr>
-      <w:spacing w:before="300" w:after="300" w:line="300" w:lineRule="exact"/>
+      <w:spacing w:before="280" w:after="280" w:line="300" w:lineRule="exact"/>
       <w:ind w:firstLine="0" w:left="720" w:right="720"/>
     </w:pPr>
   </w:style>
@@ -5864,6 +6187,7 @@
     <w:unhideWhenUsed/>
     <w:qFormat/>
     <w:pPr>
+      <w:keepLines/>
       <w:spacing w:before="0" w:after="140" w:line="300" w:lineRule="exact"/>
     </w:pPr>
     <w:rPr>
@@ -5879,7 +6203,7 @@
     <w:unhideWhenUsed/>
     <w:qFormat/>
     <w:pPr>
-      <w:spacing w:before="300" w:after="300"/>
+      <w:spacing w:before="280" w:after="280"/>
       <w:ind w:firstLine="0" w:left="720" w:right="720"/>
     </w:pPr>
   </w:style>
@@ -6017,6 +6341,51 @@
       <w:widowControl w:val="0"/>
     </w:pPr>
   </w:style>
+  <w:style w:type="paragraph" w:customStyle="1" w:styleId="XdQuote">
+    <w:name w:val="Xd Quote"/>
+    <w:basedOn w:val="Normal"/>
+    <w:qFormat/>
+    <w:pPr>
+      <w:spacing w:before="0" w:after="0" w:line="300" w:lineRule="exact"/>
+      <w:ind w:left="720" w:right="720" w:firstLine="0"/>
+    </w:pPr>
+  </w:style>
+  <w:style w:type="paragraph" w:customStyle="1" w:styleId="XdQuoteFirst">
+    <w:name w:val="Xd Quote First"/>
+    <w:basedOn w:val="Normal"/>
+    <w:qFormat/>
+    <w:pPr>
+      <w:spacing w:before="300" w:after="0" w:line="300" w:lineRule="exact"/>
+      <w:ind w:left="720" w:right="720" w:firstLine="0"/>
+    </w:pPr>
+  </w:style>
+  <w:style w:type="paragraph" w:customStyle="1" w:styleId="XdQuoteLast">
+    <w:name w:val="Xd Quote Last"/>
+    <w:basedOn w:val="Normal"/>
+    <w:qFormat/>
+    <w:pPr>
+      <w:spacing w:before="0" w:after="300" w:line="300" w:lineRule="exact"/>
+      <w:ind w:left="720" w:right="720" w:firstLine="0"/>
+    </w:pPr>
+  </w:style>
+  <w:style w:type="paragraph" w:customStyle="1" w:styleId="XdQuoteOnly">
+    <w:name w:val="Xd Quote Only"/>
+    <w:basedOn w:val="Normal"/>
+    <w:qFormat/>
+    <w:pPr>
+      <w:spacing w:before="300" w:after="300" w:line="300" w:lineRule="exact"/>
+      <w:ind w:left="720" w:right="720" w:firstLine="0"/>
+    </w:pPr>
+  </w:style>
+  <w:style w:type="paragraph" w:customStyle="1" w:styleId="XdTail">
+    <w:name w:val="Xd Tail"/>
+    <w:basedOn w:val="Normal"/>
+    <w:qFormat/>
+    <w:pPr>
+      <w:spacing w:before="0" w:after="0" w:line="300" w:lineRule="exact"/>
+      <w:ind w:firstLine="0"/>
+    </w:pPr>
+  </w:style>
   <w:style w:type="paragraph" w:customStyle="1" w:styleId="BodyTextKeep">
     <w:name w:val="Body Text Keep"/>
     <w:basedOn w:val="BodyText"/>
@@ -6025,6 +6394,92 @@
       <w:keepNext/>
       <w:keepLines/>
     </w:pPr>
+  </w:style>
+  <w:style w:type="paragraph" w:customStyle="1" w:styleId="XdList1">
+    <w:name w:val="XdList 1"/>
+    <w:basedOn w:val="Normal"/>
+    <w:qFormat/>
+    <w:pPr>
+      <w:spacing w:before="0" w:after="0" w:line="600" w:lineRule="exact"/>
+      <w:ind w:left="720" w:hanging="720"/>
+    </w:pPr>
+  </w:style>
+  <w:style w:type="paragraph" w:customStyle="1" w:styleId="XdList2">
+    <w:name w:val="XdList 2"/>
+    <w:basedOn w:val="Normal"/>
+    <w:qFormat/>
+    <w:pPr>
+      <w:spacing w:before="0" w:after="0" w:line="600" w:lineRule="exact"/>
+      <w:ind w:left="1440" w:hanging="720"/>
+    </w:pPr>
+  </w:style>
+  <w:style w:type="paragraph" w:customStyle="1" w:styleId="XdList3">
+    <w:name w:val="XdList 3"/>
+    <w:basedOn w:val="Normal"/>
+    <w:qFormat/>
+    <w:pPr>
+      <w:spacing w:before="0" w:after="0" w:line="600" w:lineRule="exact"/>
+      <w:ind w:left="2160" w:hanging="720"/>
+    </w:pPr>
+  </w:style>
+  <w:style w:type="paragraph" w:customStyle="1" w:styleId="XdTailList1">
+    <w:name w:val="XdTailList 1"/>
+    <w:basedOn w:val="Normal"/>
+    <w:qFormat/>
+    <w:pPr>
+      <w:spacing w:before="0" w:after="0" w:line="300" w:lineRule="exact"/>
+      <w:ind w:left="720" w:hanging="720"/>
+    </w:pPr>
+  </w:style>
+  <w:style w:type="paragraph" w:customStyle="1" w:styleId="XdTailList2">
+    <w:name w:val="XdTailList 2"/>
+    <w:basedOn w:val="Normal"/>
+    <w:qFormat/>
+    <w:pPr>
+      <w:spacing w:before="0" w:after="0" w:line="300" w:lineRule="exact"/>
+      <w:ind w:left="1440" w:hanging="720"/>
+    </w:pPr>
+  </w:style>
+  <w:style w:type="paragraph" w:customStyle="1" w:styleId="XdTailList3">
+    <w:name w:val="XdTailList 3"/>
+    <w:basedOn w:val="Normal"/>
+    <w:qFormat/>
+    <w:pPr>
+      <w:spacing w:before="0" w:after="0" w:line="300" w:lineRule="exact"/>
+      <w:ind w:left="2160" w:hanging="720"/>
+    </w:pPr>
+  </w:style>
+  <w:style w:type="paragraph" w:customStyle="1" w:styleId="XdQuoteList1">
+    <w:name w:val="Xd Quote List 1"/>
+    <w:basedOn w:val="Normal"/>
+    <w:qFormat/>
+    <w:pPr>
+      <w:spacing w:before="0" w:after="0" w:line="300" w:lineRule="exact"/>
+      <w:ind w:left="1440" w:right="720" w:hanging="720"/>
+    </w:pPr>
+  </w:style>
+  <w:style w:type="paragraph" w:customStyle="1" w:styleId="XdQuoteList2">
+    <w:name w:val="Xd Quote List 2"/>
+    <w:basedOn w:val="Normal"/>
+    <w:qFormat/>
+    <w:pPr>
+      <w:spacing w:before="0" w:after="0" w:line="300" w:lineRule="exact"/>
+      <w:ind w:left="2160" w:right="720" w:hanging="720"/>
+    </w:pPr>
+  </w:style>
+  <w:style w:type="paragraph" w:customStyle="1" w:styleId="XdQuoteList3">
+    <w:name w:val="Xd Quote List 3"/>
+    <w:basedOn w:val="Normal"/>
+    <w:qFormat/>
+    <w:pPr>
+      <w:spacing w:before="0" w:after="0" w:line="300" w:lineRule="exact"/>
+      <w:ind w:left="2880" w:right="720" w:hanging="720"/>
+    </w:pPr>
+  </w:style>
+  <w:style w:type="paragraph" w:customStyle="1" w:styleId="XdQuoteOnly">
+    <w:name w:val="XdQuoteOnly"/>
+    <w:basedOn w:val="BodyText"/>
+    <w:qFormat/>
   </w:style>
   <w:style w:type="paragraph" w:customStyle="1" w:styleId="SourceCode">
     <w:name w:val="Source Code"/>
